--- a/SWARD/Exam preparation/Quality attributes defaults for systems.docx
+++ b/SWARD/Exam preparation/Quality attributes defaults for systems.docx
@@ -118,8 +118,20 @@
           <w:u w:val="single"/>
           <w:lang w:val="en-US"/>
         </w:rPr>
-        <w:t>Which qualities matter when?:</w:t>
-      </w:r>
+        <w:t xml:space="preserve">Which qualities matter </w:t>
+      </w:r>
+      <w:proofErr w:type="gramStart"/>
+      <w:r>
+        <w:rPr>
+          <w:b/>
+          <w:bCs/>
+          <w:color w:val="000000" w:themeColor="text1"/>
+          <w:u w:val="single"/>
+          <w:lang w:val="en-US"/>
+        </w:rPr>
+        <w:t>when?:</w:t>
+      </w:r>
+      <w:proofErr w:type="gramEnd"/>
     </w:p>
     <w:tbl>
       <w:tblPr>
@@ -1152,7 +1164,7 @@
           <w:color w:val="000000" w:themeColor="text1"/>
         </w:rPr>
         <w:pict w14:anchorId="07067BDF">
-          <v:rect id="_x0000_i1277" style="width:0;height:1.5pt" o:hralign="center" o:hrstd="t" o:hr="t" fillcolor="#a0a0a0" stroked="f"/>
+          <v:rect id="_x0000_i1025" style="width:0;height:1.5pt" o:hralign="center" o:hrstd="t" o:hr="t" fillcolor="#a0a0a0" stroked="f"/>
         </w:pict>
       </w:r>
     </w:p>
@@ -1495,7 +1507,7 @@
           <w:color w:val="000000" w:themeColor="text1"/>
         </w:rPr>
         <w:pict w14:anchorId="1ECABDD4">
-          <v:rect id="_x0000_i1278" style="width:0;height:1.5pt" o:hralign="center" o:hrstd="t" o:hr="t" fillcolor="#a0a0a0" stroked="f"/>
+          <v:rect id="_x0000_i1026" style="width:0;height:1.5pt" o:hralign="center" o:hrstd="t" o:hr="t" fillcolor="#a0a0a0" stroked="f"/>
         </w:pict>
       </w:r>
     </w:p>
@@ -1867,7 +1879,7 @@
           <w:color w:val="000000" w:themeColor="text1"/>
         </w:rPr>
         <w:pict w14:anchorId="62E1411C">
-          <v:rect id="_x0000_i1279" style="width:0;height:1.5pt" o:hralign="center" o:hrstd="t" o:hr="t" fillcolor="#a0a0a0" stroked="f"/>
+          <v:rect id="_x0000_i1027" style="width:0;height:1.5pt" o:hralign="center" o:hrstd="t" o:hr="t" fillcolor="#a0a0a0" stroked="f"/>
         </w:pict>
       </w:r>
     </w:p>
@@ -3312,12 +3324,570 @@
           <w:color w:val="000000" w:themeColor="text1"/>
         </w:rPr>
       </w:pPr>
-      <w:r>
-        <w:rPr>
-          <w:color w:val="000000" w:themeColor="text1"/>
-        </w:rPr>
-        <w:pict w14:anchorId="543D6C15">
-          <v:rect id="_x0000_i1187" style="width:0;height:1.5pt" o:hralign="center" o:hrstd="t" o:hr="t" fillcolor="#a0a0a0" stroked="f"/>
+    </w:p>
+    <w:p>
+      <w:pPr>
+        <w:rPr>
+          <w:b/>
+          <w:bCs/>
+          <w:color w:val="000000" w:themeColor="text1"/>
+        </w:rPr>
+      </w:pPr>
+      <w:r>
+        <w:rPr>
+          <w:b/>
+          <w:bCs/>
+          <w:color w:val="000000" w:themeColor="text1"/>
+        </w:rPr>
+        <w:t xml:space="preserve">Scenario 2 – </w:t>
+      </w:r>
+      <w:r>
+        <w:rPr>
+          <w:b/>
+          <w:bCs/>
+          <w:color w:val="000000" w:themeColor="text1"/>
+        </w:rPr>
+        <w:t>Resources consumption</w:t>
+      </w:r>
+    </w:p>
+    <w:p>
+      <w:pPr>
+        <w:numPr>
+          <w:ilvl w:val="0"/>
+          <w:numId w:val="2"/>
+        </w:numPr>
+        <w:rPr>
+          <w:color w:val="000000" w:themeColor="text1"/>
+        </w:rPr>
+      </w:pPr>
+      <w:r>
+        <w:rPr>
+          <w:b/>
+          <w:bCs/>
+          <w:color w:val="000000" w:themeColor="text1"/>
+        </w:rPr>
+        <w:t>Source:</w:t>
+      </w:r>
+      <w:r>
+        <w:rPr>
+          <w:color w:val="000000" w:themeColor="text1"/>
+        </w:rPr>
+        <w:t xml:space="preserve"> Multiple employees </w:t>
+      </w:r>
+    </w:p>
+    <w:p>
+      <w:pPr>
+        <w:numPr>
+          <w:ilvl w:val="0"/>
+          <w:numId w:val="2"/>
+        </w:numPr>
+        <w:rPr>
+          <w:color w:val="000000" w:themeColor="text1"/>
+        </w:rPr>
+      </w:pPr>
+      <w:r>
+        <w:rPr>
+          <w:b/>
+          <w:bCs/>
+          <w:color w:val="000000" w:themeColor="text1"/>
+        </w:rPr>
+        <w:t>Stimulus:</w:t>
+      </w:r>
+      <w:r>
+        <w:rPr>
+          <w:color w:val="000000" w:themeColor="text1"/>
+        </w:rPr>
+        <w:t xml:space="preserve"> 500 users place orders simultaneously </w:t>
+      </w:r>
+    </w:p>
+    <w:p>
+      <w:pPr>
+        <w:numPr>
+          <w:ilvl w:val="0"/>
+          <w:numId w:val="2"/>
+        </w:numPr>
+        <w:rPr>
+          <w:color w:val="000000" w:themeColor="text1"/>
+        </w:rPr>
+      </w:pPr>
+      <w:r>
+        <w:rPr>
+          <w:b/>
+          <w:bCs/>
+          <w:color w:val="000000" w:themeColor="text1"/>
+        </w:rPr>
+        <w:t>Environment:</w:t>
+      </w:r>
+      <w:r>
+        <w:rPr>
+          <w:color w:val="000000" w:themeColor="text1"/>
+        </w:rPr>
+        <w:t xml:space="preserve"> Lunch rush </w:t>
+      </w:r>
+    </w:p>
+    <w:p>
+      <w:pPr>
+        <w:numPr>
+          <w:ilvl w:val="0"/>
+          <w:numId w:val="2"/>
+        </w:numPr>
+        <w:rPr>
+          <w:color w:val="000000" w:themeColor="text1"/>
+        </w:rPr>
+      </w:pPr>
+      <w:r>
+        <w:rPr>
+          <w:b/>
+          <w:bCs/>
+          <w:color w:val="000000" w:themeColor="text1"/>
+        </w:rPr>
+        <w:t>Artifact:</w:t>
+      </w:r>
+      <w:r>
+        <w:rPr>
+          <w:color w:val="000000" w:themeColor="text1"/>
+        </w:rPr>
+        <w:t xml:space="preserve"> Web application </w:t>
+      </w:r>
+    </w:p>
+    <w:p>
+      <w:pPr>
+        <w:numPr>
+          <w:ilvl w:val="0"/>
+          <w:numId w:val="2"/>
+        </w:numPr>
+        <w:rPr>
+          <w:color w:val="000000" w:themeColor="text1"/>
+        </w:rPr>
+      </w:pPr>
+      <w:r>
+        <w:rPr>
+          <w:b/>
+          <w:bCs/>
+          <w:color w:val="000000" w:themeColor="text1"/>
+        </w:rPr>
+        <w:t>Response:</w:t>
+      </w:r>
+      <w:r>
+        <w:rPr>
+          <w:color w:val="000000" w:themeColor="text1"/>
+        </w:rPr>
+        <w:t xml:space="preserve"> Handles all requests without crashing </w:t>
+      </w:r>
+    </w:p>
+    <w:p>
+      <w:pPr>
+        <w:numPr>
+          <w:ilvl w:val="0"/>
+          <w:numId w:val="2"/>
+        </w:numPr>
+        <w:rPr>
+          <w:color w:val="000000" w:themeColor="text1"/>
+        </w:rPr>
+      </w:pPr>
+      <w:r>
+        <w:rPr>
+          <w:b/>
+          <w:bCs/>
+          <w:color w:val="000000" w:themeColor="text1"/>
+        </w:rPr>
+        <w:t>Response Measure:</w:t>
+      </w:r>
+      <w:r>
+        <w:rPr>
+          <w:color w:val="000000" w:themeColor="text1"/>
+        </w:rPr>
+        <w:t xml:space="preserve"> 95% of requests finish within </w:t>
+      </w:r>
+      <w:r>
+        <w:rPr>
+          <w:b/>
+          <w:bCs/>
+          <w:color w:val="000000" w:themeColor="text1"/>
+        </w:rPr>
+        <w:t>3 seconds</w:t>
+      </w:r>
+      <w:r>
+        <w:rPr>
+          <w:color w:val="000000" w:themeColor="text1"/>
+        </w:rPr>
+        <w:t xml:space="preserve">. </w:t>
+      </w:r>
+    </w:p>
+    <w:p>
+      <w:pPr>
+        <w:rPr>
+          <w:b/>
+          <w:bCs/>
+          <w:color w:val="000000" w:themeColor="text1"/>
+        </w:rPr>
+      </w:pPr>
+      <w:r>
+        <w:rPr>
+          <w:b/>
+          <w:bCs/>
+          <w:color w:val="000000" w:themeColor="text1"/>
+        </w:rPr>
+        <w:t>Scenario 3 – Resource Usage</w:t>
+      </w:r>
+    </w:p>
+    <w:p>
+      <w:pPr>
+        <w:numPr>
+          <w:ilvl w:val="0"/>
+          <w:numId w:val="3"/>
+        </w:numPr>
+        <w:rPr>
+          <w:color w:val="000000" w:themeColor="text1"/>
+        </w:rPr>
+      </w:pPr>
+      <w:r>
+        <w:rPr>
+          <w:b/>
+          <w:bCs/>
+          <w:color w:val="000000" w:themeColor="text1"/>
+        </w:rPr>
+        <w:t>Source:</w:t>
+      </w:r>
+      <w:r>
+        <w:rPr>
+          <w:color w:val="000000" w:themeColor="text1"/>
+        </w:rPr>
+        <w:t xml:space="preserve"> System </w:t>
+      </w:r>
+    </w:p>
+    <w:p>
+      <w:pPr>
+        <w:numPr>
+          <w:ilvl w:val="0"/>
+          <w:numId w:val="3"/>
+        </w:numPr>
+        <w:rPr>
+          <w:color w:val="000000" w:themeColor="text1"/>
+        </w:rPr>
+      </w:pPr>
+      <w:r>
+        <w:rPr>
+          <w:b/>
+          <w:bCs/>
+          <w:color w:val="000000" w:themeColor="text1"/>
+        </w:rPr>
+        <w:t>Stimulus:</w:t>
+      </w:r>
+      <w:r>
+        <w:rPr>
+          <w:color w:val="000000" w:themeColor="text1"/>
+        </w:rPr>
+        <w:t xml:space="preserve"> High workload </w:t>
+      </w:r>
+    </w:p>
+    <w:p>
+      <w:pPr>
+        <w:numPr>
+          <w:ilvl w:val="0"/>
+          <w:numId w:val="3"/>
+        </w:numPr>
+        <w:rPr>
+          <w:color w:val="000000" w:themeColor="text1"/>
+        </w:rPr>
+      </w:pPr>
+      <w:r>
+        <w:rPr>
+          <w:b/>
+          <w:bCs/>
+          <w:color w:val="000000" w:themeColor="text1"/>
+        </w:rPr>
+        <w:t>Environment:</w:t>
+      </w:r>
+      <w:r>
+        <w:rPr>
+          <w:color w:val="000000" w:themeColor="text1"/>
+        </w:rPr>
+        <w:t xml:space="preserve"> Peak hours </w:t>
+      </w:r>
+    </w:p>
+    <w:p>
+      <w:pPr>
+        <w:numPr>
+          <w:ilvl w:val="0"/>
+          <w:numId w:val="3"/>
+        </w:numPr>
+        <w:rPr>
+          <w:color w:val="000000" w:themeColor="text1"/>
+        </w:rPr>
+      </w:pPr>
+      <w:r>
+        <w:rPr>
+          <w:b/>
+          <w:bCs/>
+          <w:color w:val="000000" w:themeColor="text1"/>
+        </w:rPr>
+        <w:t>Artifact:</w:t>
+      </w:r>
+      <w:r>
+        <w:rPr>
+          <w:color w:val="000000" w:themeColor="text1"/>
+        </w:rPr>
+        <w:t xml:space="preserve"> Application server </w:t>
+      </w:r>
+    </w:p>
+    <w:p>
+      <w:pPr>
+        <w:numPr>
+          <w:ilvl w:val="0"/>
+          <w:numId w:val="3"/>
+        </w:numPr>
+        <w:rPr>
+          <w:color w:val="000000" w:themeColor="text1"/>
+        </w:rPr>
+      </w:pPr>
+      <w:r>
+        <w:rPr>
+          <w:b/>
+          <w:bCs/>
+          <w:color w:val="000000" w:themeColor="text1"/>
+        </w:rPr>
+        <w:t>Response:</w:t>
+      </w:r>
+      <w:r>
+        <w:rPr>
+          <w:color w:val="000000" w:themeColor="text1"/>
+        </w:rPr>
+        <w:t xml:space="preserve"> Uses resources efficiently </w:t>
+      </w:r>
+    </w:p>
+    <w:p>
+      <w:pPr>
+        <w:numPr>
+          <w:ilvl w:val="0"/>
+          <w:numId w:val="3"/>
+        </w:numPr>
+        <w:rPr>
+          <w:color w:val="000000" w:themeColor="text1"/>
+        </w:rPr>
+      </w:pPr>
+      <w:r>
+        <w:rPr>
+          <w:b/>
+          <w:bCs/>
+          <w:color w:val="000000" w:themeColor="text1"/>
+        </w:rPr>
+        <w:t>Response Measure:</w:t>
+      </w:r>
+      <w:r>
+        <w:rPr>
+          <w:color w:val="000000" w:themeColor="text1"/>
+        </w:rPr>
+        <w:t xml:space="preserve"> CPU usage remains below </w:t>
+      </w:r>
+      <w:r>
+        <w:rPr>
+          <w:b/>
+          <w:bCs/>
+          <w:color w:val="000000" w:themeColor="text1"/>
+        </w:rPr>
+        <w:t>80%</w:t>
+      </w:r>
+      <w:r>
+        <w:rPr>
+          <w:color w:val="000000" w:themeColor="text1"/>
+        </w:rPr>
+        <w:t xml:space="preserve">. </w:t>
+      </w:r>
+    </w:p>
+    <w:p>
+      <w:pPr>
+        <w:rPr>
+          <w:b/>
+          <w:bCs/>
+          <w:color w:val="000000" w:themeColor="text1"/>
+        </w:rPr>
+      </w:pPr>
+      <w:r>
+        <w:rPr>
+          <w:b/>
+          <w:bCs/>
+          <w:color w:val="000000" w:themeColor="text1"/>
+        </w:rPr>
+        <w:t>Scenario 4 – Capacity</w:t>
+      </w:r>
+    </w:p>
+    <w:p>
+      <w:pPr>
+        <w:numPr>
+          <w:ilvl w:val="0"/>
+          <w:numId w:val="4"/>
+        </w:numPr>
+        <w:rPr>
+          <w:color w:val="000000" w:themeColor="text1"/>
+        </w:rPr>
+      </w:pPr>
+      <w:r>
+        <w:rPr>
+          <w:b/>
+          <w:bCs/>
+          <w:color w:val="000000" w:themeColor="text1"/>
+        </w:rPr>
+        <w:t>Source:</w:t>
+      </w:r>
+      <w:r>
+        <w:rPr>
+          <w:color w:val="000000" w:themeColor="text1"/>
+        </w:rPr>
+        <w:t xml:space="preserve"> Employees </w:t>
+      </w:r>
+    </w:p>
+    <w:p>
+      <w:pPr>
+        <w:numPr>
+          <w:ilvl w:val="0"/>
+          <w:numId w:val="4"/>
+        </w:numPr>
+        <w:rPr>
+          <w:color w:val="000000" w:themeColor="text1"/>
+        </w:rPr>
+      </w:pPr>
+      <w:r>
+        <w:rPr>
+          <w:b/>
+          <w:bCs/>
+          <w:color w:val="000000" w:themeColor="text1"/>
+        </w:rPr>
+        <w:t>Stimulus:</w:t>
+      </w:r>
+      <w:r>
+        <w:rPr>
+          <w:color w:val="000000" w:themeColor="text1"/>
+        </w:rPr>
+        <w:t xml:space="preserve"> Increased daily usage </w:t>
+      </w:r>
+    </w:p>
+    <w:p>
+      <w:pPr>
+        <w:numPr>
+          <w:ilvl w:val="0"/>
+          <w:numId w:val="4"/>
+        </w:numPr>
+        <w:rPr>
+          <w:color w:val="000000" w:themeColor="text1"/>
+        </w:rPr>
+      </w:pPr>
+      <w:r>
+        <w:rPr>
+          <w:b/>
+          <w:bCs/>
+          <w:color w:val="000000" w:themeColor="text1"/>
+        </w:rPr>
+        <w:t>Environment:</w:t>
+      </w:r>
+      <w:r>
+        <w:rPr>
+          <w:color w:val="000000" w:themeColor="text1"/>
+        </w:rPr>
+        <w:t xml:space="preserve"> Business growth </w:t>
+      </w:r>
+    </w:p>
+    <w:p>
+      <w:pPr>
+        <w:numPr>
+          <w:ilvl w:val="0"/>
+          <w:numId w:val="4"/>
+        </w:numPr>
+        <w:rPr>
+          <w:color w:val="000000" w:themeColor="text1"/>
+        </w:rPr>
+      </w:pPr>
+      <w:r>
+        <w:rPr>
+          <w:b/>
+          <w:bCs/>
+          <w:color w:val="000000" w:themeColor="text1"/>
+        </w:rPr>
+        <w:t>Artifact:</w:t>
+      </w:r>
+      <w:r>
+        <w:rPr>
+          <w:color w:val="000000" w:themeColor="text1"/>
+        </w:rPr>
+        <w:t xml:space="preserve"> Database </w:t>
+      </w:r>
+    </w:p>
+    <w:p>
+      <w:pPr>
+        <w:numPr>
+          <w:ilvl w:val="0"/>
+          <w:numId w:val="4"/>
+        </w:numPr>
+        <w:rPr>
+          <w:color w:val="000000" w:themeColor="text1"/>
+        </w:rPr>
+      </w:pPr>
+      <w:r>
+        <w:rPr>
+          <w:b/>
+          <w:bCs/>
+          <w:color w:val="000000" w:themeColor="text1"/>
+        </w:rPr>
+        <w:t>Response:</w:t>
+      </w:r>
+      <w:r>
+        <w:rPr>
+          <w:color w:val="000000" w:themeColor="text1"/>
+        </w:rPr>
+        <w:t xml:space="preserve"> Supports increased demand </w:t>
+      </w:r>
+    </w:p>
+    <w:p>
+      <w:pPr>
+        <w:numPr>
+          <w:ilvl w:val="0"/>
+          <w:numId w:val="4"/>
+        </w:numPr>
+        <w:rPr>
+          <w:color w:val="000000" w:themeColor="text1"/>
+        </w:rPr>
+      </w:pPr>
+      <w:r>
+        <w:rPr>
+          <w:b/>
+          <w:bCs/>
+          <w:color w:val="000000" w:themeColor="text1"/>
+        </w:rPr>
+        <w:t>Response Measure:</w:t>
+      </w:r>
+      <w:r>
+        <w:rPr>
+          <w:color w:val="000000" w:themeColor="text1"/>
+        </w:rPr>
+        <w:t xml:space="preserve"> Handles </w:t>
+      </w:r>
+      <w:r>
+        <w:rPr>
+          <w:b/>
+          <w:bCs/>
+          <w:color w:val="000000" w:themeColor="text1"/>
+        </w:rPr>
+        <w:t>10,000 orders/day</w:t>
+      </w:r>
+      <w:r>
+        <w:rPr>
+          <w:color w:val="000000" w:themeColor="text1"/>
+        </w:rPr>
+        <w:t xml:space="preserve"> without degradation. </w:t>
+      </w:r>
+    </w:p>
+    <w:p>
+      <w:pPr>
+        <w:rPr>
+          <w:color w:val="000000" w:themeColor="text1"/>
+        </w:rPr>
+      </w:pPr>
+      <w:r>
+        <w:rPr>
+          <w:color w:val="000000" w:themeColor="text1"/>
+        </w:rPr>
+        <w:pict w14:anchorId="1225BFE8">
+          <v:rect id="_x0000_i1031" style="width:0;height:1.5pt" o:hralign="center" o:hrstd="t" o:hr="t" fillcolor="#a0a0a0" stroked="f"/>
         </w:pict>
       </w:r>
     </w:p>
@@ -3335,14 +3905,32 @@
           <w:bCs/>
           <w:color w:val="000000" w:themeColor="text1"/>
         </w:rPr>
-        <w:t>Scenario 2 – Peak Load</w:t>
-      </w:r>
-    </w:p>
-    <w:p>
-      <w:pPr>
-        <w:numPr>
-          <w:ilvl w:val="0"/>
-          <w:numId w:val="2"/>
+        <w:lastRenderedPageBreak/>
+        <w:t>2. Reliability</w:t>
+      </w:r>
+    </w:p>
+    <w:p>
+      <w:pPr>
+        <w:rPr>
+          <w:b/>
+          <w:bCs/>
+          <w:color w:val="000000" w:themeColor="text1"/>
+        </w:rPr>
+      </w:pPr>
+      <w:r>
+        <w:rPr>
+          <w:b/>
+          <w:bCs/>
+          <w:color w:val="000000" w:themeColor="text1"/>
+        </w:rPr>
+        <w:t>Scenario 1 – Server Failure</w:t>
+      </w:r>
+    </w:p>
+    <w:p>
+      <w:pPr>
+        <w:numPr>
+          <w:ilvl w:val="0"/>
+          <w:numId w:val="5"/>
         </w:numPr>
         <w:rPr>
           <w:color w:val="000000" w:themeColor="text1"/>
@@ -3360,14 +3948,14 @@
         <w:rPr>
           <w:color w:val="000000" w:themeColor="text1"/>
         </w:rPr>
-        <w:t xml:space="preserve"> Multiple employees </w:t>
-      </w:r>
-    </w:p>
-    <w:p>
-      <w:pPr>
-        <w:numPr>
-          <w:ilvl w:val="0"/>
-          <w:numId w:val="2"/>
+        <w:t xml:space="preserve"> Server </w:t>
+      </w:r>
+    </w:p>
+    <w:p>
+      <w:pPr>
+        <w:numPr>
+          <w:ilvl w:val="0"/>
+          <w:numId w:val="5"/>
         </w:numPr>
         <w:rPr>
           <w:color w:val="000000" w:themeColor="text1"/>
@@ -3385,14 +3973,14 @@
         <w:rPr>
           <w:color w:val="000000" w:themeColor="text1"/>
         </w:rPr>
-        <w:t xml:space="preserve"> 500 users place orders simultaneously </w:t>
-      </w:r>
-    </w:p>
-    <w:p>
-      <w:pPr>
-        <w:numPr>
-          <w:ilvl w:val="0"/>
-          <w:numId w:val="2"/>
+        <w:t xml:space="preserve"> Unexpected crash </w:t>
+      </w:r>
+    </w:p>
+    <w:p>
+      <w:pPr>
+        <w:numPr>
+          <w:ilvl w:val="0"/>
+          <w:numId w:val="5"/>
         </w:numPr>
         <w:rPr>
           <w:color w:val="000000" w:themeColor="text1"/>
@@ -3410,14 +3998,14 @@
         <w:rPr>
           <w:color w:val="000000" w:themeColor="text1"/>
         </w:rPr>
-        <w:t xml:space="preserve"> Lunch rush </w:t>
-      </w:r>
-    </w:p>
-    <w:p>
-      <w:pPr>
-        <w:numPr>
-          <w:ilvl w:val="0"/>
-          <w:numId w:val="2"/>
+        <w:t xml:space="preserve"> Business hours </w:t>
+      </w:r>
+    </w:p>
+    <w:p>
+      <w:pPr>
+        <w:numPr>
+          <w:ilvl w:val="0"/>
+          <w:numId w:val="5"/>
         </w:numPr>
         <w:rPr>
           <w:color w:val="000000" w:themeColor="text1"/>
@@ -3435,14 +4023,14 @@
         <w:rPr>
           <w:color w:val="000000" w:themeColor="text1"/>
         </w:rPr>
-        <w:t xml:space="preserve"> Web application </w:t>
-      </w:r>
-    </w:p>
-    <w:p>
-      <w:pPr>
-        <w:numPr>
-          <w:ilvl w:val="0"/>
-          <w:numId w:val="2"/>
+        <w:t xml:space="preserve"> Ordering system </w:t>
+      </w:r>
+    </w:p>
+    <w:p>
+      <w:pPr>
+        <w:numPr>
+          <w:ilvl w:val="0"/>
+          <w:numId w:val="5"/>
         </w:numPr>
         <w:rPr>
           <w:color w:val="000000" w:themeColor="text1"/>
@@ -3460,14 +4048,14 @@
         <w:rPr>
           <w:color w:val="000000" w:themeColor="text1"/>
         </w:rPr>
-        <w:t xml:space="preserve"> Handles all requests without crashing </w:t>
-      </w:r>
-    </w:p>
-    <w:p>
-      <w:pPr>
-        <w:numPr>
-          <w:ilvl w:val="0"/>
-          <w:numId w:val="2"/>
+        <w:t xml:space="preserve"> Restarts automatically </w:t>
+      </w:r>
+    </w:p>
+    <w:p>
+      <w:pPr>
+        <w:numPr>
+          <w:ilvl w:val="0"/>
+          <w:numId w:val="5"/>
         </w:numPr>
         <w:rPr>
           <w:color w:val="000000" w:themeColor="text1"/>
@@ -3485,15 +4073,15 @@
         <w:rPr>
           <w:color w:val="000000" w:themeColor="text1"/>
         </w:rPr>
-        <w:t xml:space="preserve"> 95% of requests finish within </w:t>
-      </w:r>
-      <w:r>
-        <w:rPr>
-          <w:b/>
-          <w:bCs/>
-          <w:color w:val="000000" w:themeColor="text1"/>
-        </w:rPr>
-        <w:t>3 seconds</w:t>
+        <w:t xml:space="preserve"> Service restored within </w:t>
+      </w:r>
+      <w:r>
+        <w:rPr>
+          <w:b/>
+          <w:bCs/>
+          <w:color w:val="000000" w:themeColor="text1"/>
+        </w:rPr>
+        <w:t>30 seconds</w:t>
       </w:r>
       <w:r>
         <w:rPr>
@@ -3512,8 +4100,8 @@
         <w:rPr>
           <w:color w:val="000000" w:themeColor="text1"/>
         </w:rPr>
-        <w:pict w14:anchorId="53685445">
-          <v:rect id="_x0000_i1188" style="width:0;height:1.5pt" o:hralign="center" o:hrstd="t" o:hr="t" fillcolor="#a0a0a0" stroked="f"/>
+        <w:pict w14:anchorId="4D3FD80F">
+          <v:rect id="_x0000_i1032" style="width:0;height:1.5pt" o:hralign="center" o:hrstd="t" o:hr="t" fillcolor="#a0a0a0" stroked="f"/>
         </w:pict>
       </w:r>
     </w:p>
@@ -3531,14 +4119,14 @@
           <w:bCs/>
           <w:color w:val="000000" w:themeColor="text1"/>
         </w:rPr>
-        <w:t>Scenario 3 – Resource Usage</w:t>
-      </w:r>
-    </w:p>
-    <w:p>
-      <w:pPr>
-        <w:numPr>
-          <w:ilvl w:val="0"/>
-          <w:numId w:val="3"/>
+        <w:t>Scenario 2 – Database Failure</w:t>
+      </w:r>
+    </w:p>
+    <w:p>
+      <w:pPr>
+        <w:numPr>
+          <w:ilvl w:val="0"/>
+          <w:numId w:val="6"/>
         </w:numPr>
         <w:rPr>
           <w:color w:val="000000" w:themeColor="text1"/>
@@ -3556,14 +4144,14 @@
         <w:rPr>
           <w:color w:val="000000" w:themeColor="text1"/>
         </w:rPr>
-        <w:t xml:space="preserve"> System </w:t>
-      </w:r>
-    </w:p>
-    <w:p>
-      <w:pPr>
-        <w:numPr>
-          <w:ilvl w:val="0"/>
-          <w:numId w:val="3"/>
+        <w:t xml:space="preserve"> Database </w:t>
+      </w:r>
+    </w:p>
+    <w:p>
+      <w:pPr>
+        <w:numPr>
+          <w:ilvl w:val="0"/>
+          <w:numId w:val="6"/>
         </w:numPr>
         <w:rPr>
           <w:color w:val="000000" w:themeColor="text1"/>
@@ -3581,14 +4169,14 @@
         <w:rPr>
           <w:color w:val="000000" w:themeColor="text1"/>
         </w:rPr>
-        <w:t xml:space="preserve"> High workload </w:t>
-      </w:r>
-    </w:p>
-    <w:p>
-      <w:pPr>
-        <w:numPr>
-          <w:ilvl w:val="0"/>
-          <w:numId w:val="3"/>
+        <w:t xml:space="preserve"> Connection lost </w:t>
+      </w:r>
+    </w:p>
+    <w:p>
+      <w:pPr>
+        <w:numPr>
+          <w:ilvl w:val="0"/>
+          <w:numId w:val="6"/>
         </w:numPr>
         <w:rPr>
           <w:color w:val="000000" w:themeColor="text1"/>
@@ -3606,14 +4194,14 @@
         <w:rPr>
           <w:color w:val="000000" w:themeColor="text1"/>
         </w:rPr>
-        <w:t xml:space="preserve"> Peak hours </w:t>
-      </w:r>
-    </w:p>
-    <w:p>
-      <w:pPr>
-        <w:numPr>
-          <w:ilvl w:val="0"/>
-          <w:numId w:val="3"/>
+        <w:t xml:space="preserve"> Active orders </w:t>
+      </w:r>
+    </w:p>
+    <w:p>
+      <w:pPr>
+        <w:numPr>
+          <w:ilvl w:val="0"/>
+          <w:numId w:val="6"/>
         </w:numPr>
         <w:rPr>
           <w:color w:val="000000" w:themeColor="text1"/>
@@ -3631,14 +4219,14 @@
         <w:rPr>
           <w:color w:val="000000" w:themeColor="text1"/>
         </w:rPr>
-        <w:t xml:space="preserve"> Application server </w:t>
-      </w:r>
-    </w:p>
-    <w:p>
-      <w:pPr>
-        <w:numPr>
-          <w:ilvl w:val="0"/>
-          <w:numId w:val="3"/>
+        <w:t xml:space="preserve"> Database layer </w:t>
+      </w:r>
+    </w:p>
+    <w:p>
+      <w:pPr>
+        <w:numPr>
+          <w:ilvl w:val="0"/>
+          <w:numId w:val="6"/>
         </w:numPr>
         <w:rPr>
           <w:color w:val="000000" w:themeColor="text1"/>
@@ -3656,14 +4244,14 @@
         <w:rPr>
           <w:color w:val="000000" w:themeColor="text1"/>
         </w:rPr>
-        <w:t xml:space="preserve"> Uses resources efficiently </w:t>
-      </w:r>
-    </w:p>
-    <w:p>
-      <w:pPr>
-        <w:numPr>
-          <w:ilvl w:val="0"/>
-          <w:numId w:val="3"/>
+        <w:t xml:space="preserve"> Restores connection and preserves data </w:t>
+      </w:r>
+    </w:p>
+    <w:p>
+      <w:pPr>
+        <w:numPr>
+          <w:ilvl w:val="0"/>
+          <w:numId w:val="6"/>
         </w:numPr>
         <w:rPr>
           <w:color w:val="000000" w:themeColor="text1"/>
@@ -3681,15 +4269,15 @@
         <w:rPr>
           <w:color w:val="000000" w:themeColor="text1"/>
         </w:rPr>
-        <w:t xml:space="preserve"> CPU usage remains below </w:t>
-      </w:r>
-      <w:r>
-        <w:rPr>
-          <w:b/>
-          <w:bCs/>
-          <w:color w:val="000000" w:themeColor="text1"/>
-        </w:rPr>
-        <w:t>80%</w:t>
+        <w:t xml:space="preserve"> </w:t>
+      </w:r>
+      <w:r>
+        <w:rPr>
+          <w:b/>
+          <w:bCs/>
+          <w:color w:val="000000" w:themeColor="text1"/>
+        </w:rPr>
+        <w:t>Zero lost orders</w:t>
       </w:r>
       <w:r>
         <w:rPr>
@@ -3708,8 +4296,8 @@
         <w:rPr>
           <w:color w:val="000000" w:themeColor="text1"/>
         </w:rPr>
-        <w:pict w14:anchorId="6475B175">
-          <v:rect id="_x0000_i1189" style="width:0;height:1.5pt" o:hralign="center" o:hrstd="t" o:hr="t" fillcolor="#a0a0a0" stroked="f"/>
+        <w:pict w14:anchorId="25509ACE">
+          <v:rect id="_x0000_i1033" style="width:0;height:1.5pt" o:hralign="center" o:hrstd="t" o:hr="t" fillcolor="#a0a0a0" stroked="f"/>
         </w:pict>
       </w:r>
     </w:p>
@@ -3727,14 +4315,14 @@
           <w:bCs/>
           <w:color w:val="000000" w:themeColor="text1"/>
         </w:rPr>
-        <w:t>Scenario 4 – Capacity</w:t>
-      </w:r>
-    </w:p>
-    <w:p>
-      <w:pPr>
-        <w:numPr>
-          <w:ilvl w:val="0"/>
-          <w:numId w:val="4"/>
+        <w:t>Scenario 3 – Network Failure</w:t>
+      </w:r>
+    </w:p>
+    <w:p>
+      <w:pPr>
+        <w:numPr>
+          <w:ilvl w:val="0"/>
+          <w:numId w:val="7"/>
         </w:numPr>
         <w:rPr>
           <w:color w:val="000000" w:themeColor="text1"/>
@@ -3752,14 +4340,14 @@
         <w:rPr>
           <w:color w:val="000000" w:themeColor="text1"/>
         </w:rPr>
-        <w:t xml:space="preserve"> Employees </w:t>
-      </w:r>
-    </w:p>
-    <w:p>
-      <w:pPr>
-        <w:numPr>
-          <w:ilvl w:val="0"/>
-          <w:numId w:val="4"/>
+        <w:t xml:space="preserve"> Network </w:t>
+      </w:r>
+    </w:p>
+    <w:p>
+      <w:pPr>
+        <w:numPr>
+          <w:ilvl w:val="0"/>
+          <w:numId w:val="7"/>
         </w:numPr>
         <w:rPr>
           <w:color w:val="000000" w:themeColor="text1"/>
@@ -3777,14 +4365,14 @@
         <w:rPr>
           <w:color w:val="000000" w:themeColor="text1"/>
         </w:rPr>
-        <w:t xml:space="preserve"> Increased daily usage </w:t>
-      </w:r>
-    </w:p>
-    <w:p>
-      <w:pPr>
-        <w:numPr>
-          <w:ilvl w:val="0"/>
-          <w:numId w:val="4"/>
+        <w:t xml:space="preserve"> Internet outage </w:t>
+      </w:r>
+    </w:p>
+    <w:p>
+      <w:pPr>
+        <w:numPr>
+          <w:ilvl w:val="0"/>
+          <w:numId w:val="7"/>
         </w:numPr>
         <w:rPr>
           <w:color w:val="000000" w:themeColor="text1"/>
@@ -3802,14 +4390,14 @@
         <w:rPr>
           <w:color w:val="000000" w:themeColor="text1"/>
         </w:rPr>
-        <w:t xml:space="preserve"> Business growth </w:t>
-      </w:r>
-    </w:p>
-    <w:p>
-      <w:pPr>
-        <w:numPr>
-          <w:ilvl w:val="0"/>
-          <w:numId w:val="4"/>
+        <w:t xml:space="preserve"> During ordering </w:t>
+      </w:r>
+    </w:p>
+    <w:p>
+      <w:pPr>
+        <w:numPr>
+          <w:ilvl w:val="0"/>
+          <w:numId w:val="7"/>
         </w:numPr>
         <w:rPr>
           <w:color w:val="000000" w:themeColor="text1"/>
@@ -3827,14 +4415,14 @@
         <w:rPr>
           <w:color w:val="000000" w:themeColor="text1"/>
         </w:rPr>
-        <w:t xml:space="preserve"> Database </w:t>
-      </w:r>
-    </w:p>
-    <w:p>
-      <w:pPr>
-        <w:numPr>
-          <w:ilvl w:val="0"/>
-          <w:numId w:val="4"/>
+        <w:t xml:space="preserve"> Client application </w:t>
+      </w:r>
+    </w:p>
+    <w:p>
+      <w:pPr>
+        <w:numPr>
+          <w:ilvl w:val="0"/>
+          <w:numId w:val="7"/>
         </w:numPr>
         <w:rPr>
           <w:color w:val="000000" w:themeColor="text1"/>
@@ -3852,14 +4440,1729 @@
         <w:rPr>
           <w:color w:val="000000" w:themeColor="text1"/>
         </w:rPr>
-        <w:t xml:space="preserve"> Supports increased demand </w:t>
-      </w:r>
-    </w:p>
-    <w:p>
-      <w:pPr>
-        <w:numPr>
-          <w:ilvl w:val="0"/>
-          <w:numId w:val="4"/>
+        <w:t xml:space="preserve"> Queues requests </w:t>
+      </w:r>
+    </w:p>
+    <w:p>
+      <w:pPr>
+        <w:numPr>
+          <w:ilvl w:val="0"/>
+          <w:numId w:val="7"/>
+        </w:numPr>
+        <w:rPr>
+          <w:color w:val="000000" w:themeColor="text1"/>
+        </w:rPr>
+      </w:pPr>
+      <w:r>
+        <w:rPr>
+          <w:b/>
+          <w:bCs/>
+          <w:color w:val="000000" w:themeColor="text1"/>
+        </w:rPr>
+        <w:t>Response Measure:</w:t>
+      </w:r>
+      <w:r>
+        <w:rPr>
+          <w:color w:val="000000" w:themeColor="text1"/>
+        </w:rPr>
+        <w:t xml:space="preserve"> Synchronizes all orders within </w:t>
+      </w:r>
+      <w:r>
+        <w:rPr>
+          <w:b/>
+          <w:bCs/>
+          <w:color w:val="000000" w:themeColor="text1"/>
+        </w:rPr>
+        <w:t>1 minute</w:t>
+      </w:r>
+      <w:r>
+        <w:rPr>
+          <w:color w:val="000000" w:themeColor="text1"/>
+        </w:rPr>
+        <w:t xml:space="preserve"> after reconnection. </w:t>
+      </w:r>
+    </w:p>
+    <w:p>
+      <w:pPr>
+        <w:rPr>
+          <w:color w:val="000000" w:themeColor="text1"/>
+        </w:rPr>
+      </w:pPr>
+      <w:r>
+        <w:rPr>
+          <w:color w:val="000000" w:themeColor="text1"/>
+        </w:rPr>
+        <w:pict w14:anchorId="204FA522">
+          <v:rect id="_x0000_i1034" style="width:0;height:1.5pt" o:hralign="center" o:hrstd="t" o:hr="t" fillcolor="#a0a0a0" stroked="f"/>
+        </w:pict>
+      </w:r>
+    </w:p>
+    <w:p>
+      <w:pPr>
+        <w:rPr>
+          <w:b/>
+          <w:bCs/>
+          <w:color w:val="000000" w:themeColor="text1"/>
+        </w:rPr>
+      </w:pPr>
+      <w:r>
+        <w:rPr>
+          <w:b/>
+          <w:bCs/>
+          <w:color w:val="000000" w:themeColor="text1"/>
+        </w:rPr>
+        <w:t>Scenario 4 – Availability</w:t>
+      </w:r>
+    </w:p>
+    <w:p>
+      <w:pPr>
+        <w:numPr>
+          <w:ilvl w:val="0"/>
+          <w:numId w:val="8"/>
+        </w:numPr>
+        <w:rPr>
+          <w:color w:val="000000" w:themeColor="text1"/>
+        </w:rPr>
+      </w:pPr>
+      <w:r>
+        <w:rPr>
+          <w:b/>
+          <w:bCs/>
+          <w:color w:val="000000" w:themeColor="text1"/>
+        </w:rPr>
+        <w:t>Source:</w:t>
+      </w:r>
+      <w:r>
+        <w:rPr>
+          <w:color w:val="000000" w:themeColor="text1"/>
+        </w:rPr>
+        <w:t xml:space="preserve"> Users </w:t>
+      </w:r>
+    </w:p>
+    <w:p>
+      <w:pPr>
+        <w:numPr>
+          <w:ilvl w:val="0"/>
+          <w:numId w:val="8"/>
+        </w:numPr>
+        <w:rPr>
+          <w:color w:val="000000" w:themeColor="text1"/>
+        </w:rPr>
+      </w:pPr>
+      <w:r>
+        <w:rPr>
+          <w:b/>
+          <w:bCs/>
+          <w:color w:val="000000" w:themeColor="text1"/>
+        </w:rPr>
+        <w:t>Stimulus:</w:t>
+      </w:r>
+      <w:r>
+        <w:rPr>
+          <w:color w:val="000000" w:themeColor="text1"/>
+        </w:rPr>
+        <w:t xml:space="preserve"> Daily usage </w:t>
+      </w:r>
+    </w:p>
+    <w:p>
+      <w:pPr>
+        <w:numPr>
+          <w:ilvl w:val="0"/>
+          <w:numId w:val="8"/>
+        </w:numPr>
+        <w:rPr>
+          <w:color w:val="000000" w:themeColor="text1"/>
+        </w:rPr>
+      </w:pPr>
+      <w:r>
+        <w:rPr>
+          <w:b/>
+          <w:bCs/>
+          <w:color w:val="000000" w:themeColor="text1"/>
+        </w:rPr>
+        <w:t>Environment:</w:t>
+      </w:r>
+      <w:r>
+        <w:rPr>
+          <w:color w:val="000000" w:themeColor="text1"/>
+        </w:rPr>
+        <w:t xml:space="preserve"> Normal operation </w:t>
+      </w:r>
+    </w:p>
+    <w:p>
+      <w:pPr>
+        <w:numPr>
+          <w:ilvl w:val="0"/>
+          <w:numId w:val="8"/>
+        </w:numPr>
+        <w:rPr>
+          <w:color w:val="000000" w:themeColor="text1"/>
+        </w:rPr>
+      </w:pPr>
+      <w:r>
+        <w:rPr>
+          <w:b/>
+          <w:bCs/>
+          <w:color w:val="000000" w:themeColor="text1"/>
+        </w:rPr>
+        <w:t>Artifact:</w:t>
+      </w:r>
+      <w:r>
+        <w:rPr>
+          <w:color w:val="000000" w:themeColor="text1"/>
+        </w:rPr>
+        <w:t xml:space="preserve"> Entire system </w:t>
+      </w:r>
+    </w:p>
+    <w:p>
+      <w:pPr>
+        <w:numPr>
+          <w:ilvl w:val="0"/>
+          <w:numId w:val="8"/>
+        </w:numPr>
+        <w:rPr>
+          <w:color w:val="000000" w:themeColor="text1"/>
+        </w:rPr>
+      </w:pPr>
+      <w:r>
+        <w:rPr>
+          <w:b/>
+          <w:bCs/>
+          <w:color w:val="000000" w:themeColor="text1"/>
+        </w:rPr>
+        <w:t>Response:</w:t>
+      </w:r>
+      <w:r>
+        <w:rPr>
+          <w:color w:val="000000" w:themeColor="text1"/>
+        </w:rPr>
+        <w:t xml:space="preserve"> Remains operational </w:t>
+      </w:r>
+    </w:p>
+    <w:p>
+      <w:pPr>
+        <w:numPr>
+          <w:ilvl w:val="0"/>
+          <w:numId w:val="8"/>
+        </w:numPr>
+        <w:rPr>
+          <w:color w:val="000000" w:themeColor="text1"/>
+        </w:rPr>
+      </w:pPr>
+      <w:r>
+        <w:rPr>
+          <w:b/>
+          <w:bCs/>
+          <w:color w:val="000000" w:themeColor="text1"/>
+        </w:rPr>
+        <w:t>Response Measure:</w:t>
+      </w:r>
+      <w:r>
+        <w:rPr>
+          <w:color w:val="000000" w:themeColor="text1"/>
+        </w:rPr>
+        <w:t xml:space="preserve"> </w:t>
+      </w:r>
+      <w:r>
+        <w:rPr>
+          <w:b/>
+          <w:bCs/>
+          <w:color w:val="000000" w:themeColor="text1"/>
+        </w:rPr>
+        <w:t>99.9% availability</w:t>
+      </w:r>
+      <w:r>
+        <w:rPr>
+          <w:color w:val="000000" w:themeColor="text1"/>
+        </w:rPr>
+        <w:t xml:space="preserve">. </w:t>
+      </w:r>
+    </w:p>
+    <w:p>
+      <w:pPr>
+        <w:rPr>
+          <w:b/>
+          <w:bCs/>
+          <w:color w:val="000000" w:themeColor="text1"/>
+        </w:rPr>
+      </w:pPr>
+      <w:r>
+        <w:rPr>
+          <w:b/>
+          <w:bCs/>
+          <w:color w:val="000000" w:themeColor="text1"/>
+        </w:rPr>
+        <w:lastRenderedPageBreak/>
+        <w:t>3. Security</w:t>
+      </w:r>
+    </w:p>
+    <w:p>
+      <w:pPr>
+        <w:rPr>
+          <w:b/>
+          <w:bCs/>
+          <w:color w:val="000000" w:themeColor="text1"/>
+        </w:rPr>
+      </w:pPr>
+      <w:r>
+        <w:rPr>
+          <w:b/>
+          <w:bCs/>
+          <w:color w:val="000000" w:themeColor="text1"/>
+        </w:rPr>
+        <w:t>Scenario 1 – Unauthorized Access</w:t>
+      </w:r>
+    </w:p>
+    <w:p>
+      <w:pPr>
+        <w:numPr>
+          <w:ilvl w:val="0"/>
+          <w:numId w:val="9"/>
+        </w:numPr>
+        <w:rPr>
+          <w:color w:val="000000" w:themeColor="text1"/>
+        </w:rPr>
+      </w:pPr>
+      <w:r>
+        <w:rPr>
+          <w:b/>
+          <w:bCs/>
+          <w:color w:val="000000" w:themeColor="text1"/>
+        </w:rPr>
+        <w:t>Source:</w:t>
+      </w:r>
+      <w:r>
+        <w:rPr>
+          <w:color w:val="000000" w:themeColor="text1"/>
+        </w:rPr>
+        <w:t xml:space="preserve"> Unauthorized user </w:t>
+      </w:r>
+    </w:p>
+    <w:p>
+      <w:pPr>
+        <w:numPr>
+          <w:ilvl w:val="0"/>
+          <w:numId w:val="9"/>
+        </w:numPr>
+        <w:rPr>
+          <w:color w:val="000000" w:themeColor="text1"/>
+        </w:rPr>
+      </w:pPr>
+      <w:r>
+        <w:rPr>
+          <w:b/>
+          <w:bCs/>
+          <w:color w:val="000000" w:themeColor="text1"/>
+        </w:rPr>
+        <w:t>Stimulus:</w:t>
+      </w:r>
+      <w:r>
+        <w:rPr>
+          <w:color w:val="000000" w:themeColor="text1"/>
+        </w:rPr>
+        <w:t xml:space="preserve"> Attempts login </w:t>
+      </w:r>
+    </w:p>
+    <w:p>
+      <w:pPr>
+        <w:numPr>
+          <w:ilvl w:val="0"/>
+          <w:numId w:val="9"/>
+        </w:numPr>
+        <w:rPr>
+          <w:color w:val="000000" w:themeColor="text1"/>
+        </w:rPr>
+      </w:pPr>
+      <w:r>
+        <w:rPr>
+          <w:b/>
+          <w:bCs/>
+          <w:color w:val="000000" w:themeColor="text1"/>
+        </w:rPr>
+        <w:t>Environment:</w:t>
+      </w:r>
+      <w:r>
+        <w:rPr>
+          <w:color w:val="000000" w:themeColor="text1"/>
+        </w:rPr>
+        <w:t xml:space="preserve"> Normal operation </w:t>
+      </w:r>
+    </w:p>
+    <w:p>
+      <w:pPr>
+        <w:numPr>
+          <w:ilvl w:val="0"/>
+          <w:numId w:val="9"/>
+        </w:numPr>
+        <w:rPr>
+          <w:color w:val="000000" w:themeColor="text1"/>
+        </w:rPr>
+      </w:pPr>
+      <w:r>
+        <w:rPr>
+          <w:b/>
+          <w:bCs/>
+          <w:color w:val="000000" w:themeColor="text1"/>
+        </w:rPr>
+        <w:t>Artifact:</w:t>
+      </w:r>
+      <w:r>
+        <w:rPr>
+          <w:color w:val="000000" w:themeColor="text1"/>
+        </w:rPr>
+        <w:t xml:space="preserve"> Authentication service </w:t>
+      </w:r>
+    </w:p>
+    <w:p>
+      <w:pPr>
+        <w:numPr>
+          <w:ilvl w:val="0"/>
+          <w:numId w:val="9"/>
+        </w:numPr>
+        <w:rPr>
+          <w:color w:val="000000" w:themeColor="text1"/>
+        </w:rPr>
+      </w:pPr>
+      <w:r>
+        <w:rPr>
+          <w:b/>
+          <w:bCs/>
+          <w:color w:val="000000" w:themeColor="text1"/>
+        </w:rPr>
+        <w:t>Response:</w:t>
+      </w:r>
+      <w:r>
+        <w:rPr>
+          <w:color w:val="000000" w:themeColor="text1"/>
+        </w:rPr>
+        <w:t xml:space="preserve"> Rejects request </w:t>
+      </w:r>
+    </w:p>
+    <w:p>
+      <w:pPr>
+        <w:numPr>
+          <w:ilvl w:val="0"/>
+          <w:numId w:val="9"/>
+        </w:numPr>
+        <w:rPr>
+          <w:color w:val="000000" w:themeColor="text1"/>
+        </w:rPr>
+      </w:pPr>
+      <w:r>
+        <w:rPr>
+          <w:b/>
+          <w:bCs/>
+          <w:color w:val="000000" w:themeColor="text1"/>
+        </w:rPr>
+        <w:t>Response Measure:</w:t>
+      </w:r>
+      <w:r>
+        <w:rPr>
+          <w:color w:val="000000" w:themeColor="text1"/>
+        </w:rPr>
+        <w:t xml:space="preserve"> Access denied and logged immediately. </w:t>
+      </w:r>
+    </w:p>
+    <w:p>
+      <w:pPr>
+        <w:rPr>
+          <w:color w:val="000000" w:themeColor="text1"/>
+        </w:rPr>
+      </w:pPr>
+      <w:r>
+        <w:rPr>
+          <w:color w:val="000000" w:themeColor="text1"/>
+        </w:rPr>
+        <w:pict w14:anchorId="5D1BABCC">
+          <v:rect id="_x0000_i1036" style="width:0;height:1.5pt" o:hralign="center" o:hrstd="t" o:hr="t" fillcolor="#a0a0a0" stroked="f"/>
+        </w:pict>
+      </w:r>
+    </w:p>
+    <w:p>
+      <w:pPr>
+        <w:rPr>
+          <w:b/>
+          <w:bCs/>
+          <w:color w:val="000000" w:themeColor="text1"/>
+        </w:rPr>
+      </w:pPr>
+      <w:r>
+        <w:rPr>
+          <w:b/>
+          <w:bCs/>
+          <w:color w:val="000000" w:themeColor="text1"/>
+        </w:rPr>
+        <w:t>Scenario 2 – Payment Protection</w:t>
+      </w:r>
+    </w:p>
+    <w:p>
+      <w:pPr>
+        <w:numPr>
+          <w:ilvl w:val="0"/>
+          <w:numId w:val="10"/>
+        </w:numPr>
+        <w:rPr>
+          <w:color w:val="000000" w:themeColor="text1"/>
+        </w:rPr>
+      </w:pPr>
+      <w:r>
+        <w:rPr>
+          <w:b/>
+          <w:bCs/>
+          <w:color w:val="000000" w:themeColor="text1"/>
+        </w:rPr>
+        <w:t>Source:</w:t>
+      </w:r>
+      <w:r>
+        <w:rPr>
+          <w:color w:val="000000" w:themeColor="text1"/>
+        </w:rPr>
+        <w:t xml:space="preserve"> Customer </w:t>
+      </w:r>
+    </w:p>
+    <w:p>
+      <w:pPr>
+        <w:numPr>
+          <w:ilvl w:val="0"/>
+          <w:numId w:val="10"/>
+        </w:numPr>
+        <w:rPr>
+          <w:color w:val="000000" w:themeColor="text1"/>
+        </w:rPr>
+      </w:pPr>
+      <w:r>
+        <w:rPr>
+          <w:b/>
+          <w:bCs/>
+          <w:color w:val="000000" w:themeColor="text1"/>
+        </w:rPr>
+        <w:t>Stimulus:</w:t>
+      </w:r>
+      <w:r>
+        <w:rPr>
+          <w:color w:val="000000" w:themeColor="text1"/>
+        </w:rPr>
+        <w:t xml:space="preserve"> Makes payment </w:t>
+      </w:r>
+    </w:p>
+    <w:p>
+      <w:pPr>
+        <w:numPr>
+          <w:ilvl w:val="0"/>
+          <w:numId w:val="10"/>
+        </w:numPr>
+        <w:rPr>
+          <w:color w:val="000000" w:themeColor="text1"/>
+        </w:rPr>
+      </w:pPr>
+      <w:r>
+        <w:rPr>
+          <w:b/>
+          <w:bCs/>
+          <w:color w:val="000000" w:themeColor="text1"/>
+        </w:rPr>
+        <w:t>Environment:</w:t>
+      </w:r>
+      <w:r>
+        <w:rPr>
+          <w:color w:val="000000" w:themeColor="text1"/>
+        </w:rPr>
+        <w:t xml:space="preserve"> Payment processing </w:t>
+      </w:r>
+    </w:p>
+    <w:p>
+      <w:pPr>
+        <w:numPr>
+          <w:ilvl w:val="0"/>
+          <w:numId w:val="10"/>
+        </w:numPr>
+        <w:rPr>
+          <w:color w:val="000000" w:themeColor="text1"/>
+        </w:rPr>
+      </w:pPr>
+      <w:r>
+        <w:rPr>
+          <w:b/>
+          <w:bCs/>
+          <w:color w:val="000000" w:themeColor="text1"/>
+        </w:rPr>
+        <w:t>Artifact:</w:t>
+      </w:r>
+      <w:r>
+        <w:rPr>
+          <w:color w:val="000000" w:themeColor="text1"/>
+        </w:rPr>
+        <w:t xml:space="preserve"> Payment service </w:t>
+      </w:r>
+    </w:p>
+    <w:p>
+      <w:pPr>
+        <w:numPr>
+          <w:ilvl w:val="0"/>
+          <w:numId w:val="10"/>
+        </w:numPr>
+        <w:rPr>
+          <w:color w:val="000000" w:themeColor="text1"/>
+        </w:rPr>
+      </w:pPr>
+      <w:r>
+        <w:rPr>
+          <w:b/>
+          <w:bCs/>
+          <w:color w:val="000000" w:themeColor="text1"/>
+        </w:rPr>
+        <w:t>Response:</w:t>
+      </w:r>
+      <w:r>
+        <w:rPr>
+          <w:color w:val="000000" w:themeColor="text1"/>
+        </w:rPr>
+        <w:t xml:space="preserve"> Encrypts sensitive information </w:t>
+      </w:r>
+    </w:p>
+    <w:p>
+      <w:pPr>
+        <w:numPr>
+          <w:ilvl w:val="0"/>
+          <w:numId w:val="10"/>
+        </w:numPr>
+        <w:rPr>
+          <w:color w:val="000000" w:themeColor="text1"/>
+        </w:rPr>
+      </w:pPr>
+      <w:r>
+        <w:rPr>
+          <w:b/>
+          <w:bCs/>
+          <w:color w:val="000000" w:themeColor="text1"/>
+        </w:rPr>
+        <w:t>Response Measure:</w:t>
+      </w:r>
+      <w:r>
+        <w:rPr>
+          <w:color w:val="000000" w:themeColor="text1"/>
+        </w:rPr>
+        <w:t xml:space="preserve"> 100% of payment data encrypted. </w:t>
+      </w:r>
+    </w:p>
+    <w:p>
+      <w:pPr>
+        <w:rPr>
+          <w:color w:val="000000" w:themeColor="text1"/>
+        </w:rPr>
+      </w:pPr>
+      <w:r>
+        <w:rPr>
+          <w:color w:val="000000" w:themeColor="text1"/>
+        </w:rPr>
+        <w:pict w14:anchorId="099A89FA">
+          <v:rect id="_x0000_i1037" style="width:0;height:1.5pt" o:hralign="center" o:hrstd="t" o:hr="t" fillcolor="#a0a0a0" stroked="f"/>
+        </w:pict>
+      </w:r>
+    </w:p>
+    <w:p>
+      <w:pPr>
+        <w:rPr>
+          <w:b/>
+          <w:bCs/>
+          <w:color w:val="000000" w:themeColor="text1"/>
+        </w:rPr>
+      </w:pPr>
+      <w:r>
+        <w:rPr>
+          <w:b/>
+          <w:bCs/>
+          <w:color w:val="000000" w:themeColor="text1"/>
+        </w:rPr>
+        <w:t>Scenario 3 – Data Integrity</w:t>
+      </w:r>
+    </w:p>
+    <w:p>
+      <w:pPr>
+        <w:numPr>
+          <w:ilvl w:val="0"/>
+          <w:numId w:val="11"/>
+        </w:numPr>
+        <w:rPr>
+          <w:color w:val="000000" w:themeColor="text1"/>
+        </w:rPr>
+      </w:pPr>
+      <w:r>
+        <w:rPr>
+          <w:b/>
+          <w:bCs/>
+          <w:color w:val="000000" w:themeColor="text1"/>
+        </w:rPr>
+        <w:t>Source:</w:t>
+      </w:r>
+      <w:r>
+        <w:rPr>
+          <w:color w:val="000000" w:themeColor="text1"/>
+        </w:rPr>
+        <w:t xml:space="preserve"> Malicious actor </w:t>
+      </w:r>
+    </w:p>
+    <w:p>
+      <w:pPr>
+        <w:numPr>
+          <w:ilvl w:val="0"/>
+          <w:numId w:val="11"/>
+        </w:numPr>
+        <w:rPr>
+          <w:color w:val="000000" w:themeColor="text1"/>
+        </w:rPr>
+      </w:pPr>
+      <w:r>
+        <w:rPr>
+          <w:b/>
+          <w:bCs/>
+          <w:color w:val="000000" w:themeColor="text1"/>
+        </w:rPr>
+        <w:t>Stimulus:</w:t>
+      </w:r>
+      <w:r>
+        <w:rPr>
+          <w:color w:val="000000" w:themeColor="text1"/>
+        </w:rPr>
+        <w:t xml:space="preserve"> Attempts to modify order details </w:t>
+      </w:r>
+    </w:p>
+    <w:p>
+      <w:pPr>
+        <w:numPr>
+          <w:ilvl w:val="0"/>
+          <w:numId w:val="11"/>
+        </w:numPr>
+        <w:rPr>
+          <w:color w:val="000000" w:themeColor="text1"/>
+        </w:rPr>
+      </w:pPr>
+      <w:r>
+        <w:rPr>
+          <w:b/>
+          <w:bCs/>
+          <w:color w:val="000000" w:themeColor="text1"/>
+        </w:rPr>
+        <w:t>Environment:</w:t>
+      </w:r>
+      <w:r>
+        <w:rPr>
+          <w:color w:val="000000" w:themeColor="text1"/>
+        </w:rPr>
+        <w:t xml:space="preserve"> During processing </w:t>
+      </w:r>
+    </w:p>
+    <w:p>
+      <w:pPr>
+        <w:numPr>
+          <w:ilvl w:val="0"/>
+          <w:numId w:val="11"/>
+        </w:numPr>
+        <w:rPr>
+          <w:color w:val="000000" w:themeColor="text1"/>
+        </w:rPr>
+      </w:pPr>
+      <w:r>
+        <w:rPr>
+          <w:b/>
+          <w:bCs/>
+          <w:color w:val="000000" w:themeColor="text1"/>
+        </w:rPr>
+        <w:t>Artifact:</w:t>
+      </w:r>
+      <w:r>
+        <w:rPr>
+          <w:color w:val="000000" w:themeColor="text1"/>
+        </w:rPr>
+        <w:t xml:space="preserve"> Order database </w:t>
+      </w:r>
+    </w:p>
+    <w:p>
+      <w:pPr>
+        <w:numPr>
+          <w:ilvl w:val="0"/>
+          <w:numId w:val="11"/>
+        </w:numPr>
+        <w:rPr>
+          <w:color w:val="000000" w:themeColor="text1"/>
+        </w:rPr>
+      </w:pPr>
+      <w:r>
+        <w:rPr>
+          <w:b/>
+          <w:bCs/>
+          <w:color w:val="000000" w:themeColor="text1"/>
+        </w:rPr>
+        <w:t>Response:</w:t>
+      </w:r>
+      <w:r>
+        <w:rPr>
+          <w:color w:val="000000" w:themeColor="text1"/>
+        </w:rPr>
+        <w:t xml:space="preserve"> Rejects unauthorized modification </w:t>
+      </w:r>
+    </w:p>
+    <w:p>
+      <w:pPr>
+        <w:numPr>
+          <w:ilvl w:val="0"/>
+          <w:numId w:val="11"/>
+        </w:numPr>
+        <w:rPr>
+          <w:color w:val="000000" w:themeColor="text1"/>
+        </w:rPr>
+      </w:pPr>
+      <w:r>
+        <w:rPr>
+          <w:b/>
+          <w:bCs/>
+          <w:color w:val="000000" w:themeColor="text1"/>
+        </w:rPr>
+        <w:t>Response Measure:</w:t>
+      </w:r>
+      <w:r>
+        <w:rPr>
+          <w:color w:val="000000" w:themeColor="text1"/>
+        </w:rPr>
+        <w:t xml:space="preserve"> No unauthorized changes occur. </w:t>
+      </w:r>
+    </w:p>
+    <w:p>
+      <w:pPr>
+        <w:rPr>
+          <w:color w:val="000000" w:themeColor="text1"/>
+        </w:rPr>
+      </w:pPr>
+      <w:r>
+        <w:rPr>
+          <w:color w:val="000000" w:themeColor="text1"/>
+        </w:rPr>
+        <w:pict w14:anchorId="08ABFFA2">
+          <v:rect id="_x0000_i1038" style="width:0;height:1.5pt" o:hralign="center" o:hrstd="t" o:hr="t" fillcolor="#a0a0a0" stroked="f"/>
+        </w:pict>
+      </w:r>
+    </w:p>
+    <w:p>
+      <w:pPr>
+        <w:rPr>
+          <w:b/>
+          <w:bCs/>
+          <w:color w:val="000000" w:themeColor="text1"/>
+        </w:rPr>
+      </w:pPr>
+      <w:r>
+        <w:rPr>
+          <w:b/>
+          <w:bCs/>
+          <w:color w:val="000000" w:themeColor="text1"/>
+        </w:rPr>
+        <w:t>Scenario 4 – Accountability</w:t>
+      </w:r>
+    </w:p>
+    <w:p>
+      <w:pPr>
+        <w:numPr>
+          <w:ilvl w:val="0"/>
+          <w:numId w:val="12"/>
+        </w:numPr>
+        <w:rPr>
+          <w:color w:val="000000" w:themeColor="text1"/>
+        </w:rPr>
+      </w:pPr>
+      <w:r>
+        <w:rPr>
+          <w:b/>
+          <w:bCs/>
+          <w:color w:val="000000" w:themeColor="text1"/>
+        </w:rPr>
+        <w:t>Source:</w:t>
+      </w:r>
+      <w:r>
+        <w:rPr>
+          <w:color w:val="000000" w:themeColor="text1"/>
+        </w:rPr>
+        <w:t xml:space="preserve"> Administrator </w:t>
+      </w:r>
+    </w:p>
+    <w:p>
+      <w:pPr>
+        <w:numPr>
+          <w:ilvl w:val="0"/>
+          <w:numId w:val="12"/>
+        </w:numPr>
+        <w:rPr>
+          <w:color w:val="000000" w:themeColor="text1"/>
+        </w:rPr>
+      </w:pPr>
+      <w:r>
+        <w:rPr>
+          <w:b/>
+          <w:bCs/>
+          <w:color w:val="000000" w:themeColor="text1"/>
+        </w:rPr>
+        <w:t>Stimulus:</w:t>
+      </w:r>
+      <w:r>
+        <w:rPr>
+          <w:color w:val="000000" w:themeColor="text1"/>
+        </w:rPr>
+        <w:t xml:space="preserve"> Reviews audit logs </w:t>
+      </w:r>
+    </w:p>
+    <w:p>
+      <w:pPr>
+        <w:numPr>
+          <w:ilvl w:val="0"/>
+          <w:numId w:val="12"/>
+        </w:numPr>
+        <w:rPr>
+          <w:color w:val="000000" w:themeColor="text1"/>
+        </w:rPr>
+      </w:pPr>
+      <w:r>
+        <w:rPr>
+          <w:b/>
+          <w:bCs/>
+          <w:color w:val="000000" w:themeColor="text1"/>
+        </w:rPr>
+        <w:t>Environment:</w:t>
+      </w:r>
+      <w:r>
+        <w:rPr>
+          <w:color w:val="000000" w:themeColor="text1"/>
+        </w:rPr>
+        <w:t xml:space="preserve"> Security audit </w:t>
+      </w:r>
+    </w:p>
+    <w:p>
+      <w:pPr>
+        <w:numPr>
+          <w:ilvl w:val="0"/>
+          <w:numId w:val="12"/>
+        </w:numPr>
+        <w:rPr>
+          <w:color w:val="000000" w:themeColor="text1"/>
+        </w:rPr>
+      </w:pPr>
+      <w:r>
+        <w:rPr>
+          <w:b/>
+          <w:bCs/>
+          <w:color w:val="000000" w:themeColor="text1"/>
+        </w:rPr>
+        <w:t>Artifact:</w:t>
+      </w:r>
+      <w:r>
+        <w:rPr>
+          <w:color w:val="000000" w:themeColor="text1"/>
+        </w:rPr>
+        <w:t xml:space="preserve"> Logging service </w:t>
+      </w:r>
+    </w:p>
+    <w:p>
+      <w:pPr>
+        <w:numPr>
+          <w:ilvl w:val="0"/>
+          <w:numId w:val="12"/>
+        </w:numPr>
+        <w:rPr>
+          <w:color w:val="000000" w:themeColor="text1"/>
+        </w:rPr>
+      </w:pPr>
+      <w:r>
+        <w:rPr>
+          <w:b/>
+          <w:bCs/>
+          <w:color w:val="000000" w:themeColor="text1"/>
+        </w:rPr>
+        <w:t>Response:</w:t>
+      </w:r>
+      <w:r>
+        <w:rPr>
+          <w:color w:val="000000" w:themeColor="text1"/>
+        </w:rPr>
+        <w:t xml:space="preserve"> Displays complete activity history </w:t>
+      </w:r>
+    </w:p>
+    <w:p>
+      <w:pPr>
+        <w:numPr>
+          <w:ilvl w:val="0"/>
+          <w:numId w:val="12"/>
+        </w:numPr>
+        <w:rPr>
+          <w:color w:val="000000" w:themeColor="text1"/>
+        </w:rPr>
+      </w:pPr>
+      <w:r>
+        <w:rPr>
+          <w:b/>
+          <w:bCs/>
+          <w:color w:val="000000" w:themeColor="text1"/>
+        </w:rPr>
+        <w:t>Response Measure:</w:t>
+      </w:r>
+      <w:r>
+        <w:rPr>
+          <w:color w:val="000000" w:themeColor="text1"/>
+        </w:rPr>
+        <w:t xml:space="preserve"> Every critical action is logged. </w:t>
+      </w:r>
+    </w:p>
+    <w:p>
+      <w:pPr>
+        <w:rPr>
+          <w:color w:val="000000" w:themeColor="text1"/>
+        </w:rPr>
+      </w:pPr>
+      <w:r>
+        <w:rPr>
+          <w:color w:val="000000" w:themeColor="text1"/>
+        </w:rPr>
+        <w:lastRenderedPageBreak/>
+        <w:pict w14:anchorId="497AAC17">
+          <v:rect id="_x0000_i1039" style="width:0;height:1.5pt" o:hralign="center" o:hrstd="t" o:hr="t" fillcolor="#a0a0a0" stroked="f"/>
+        </w:pict>
+      </w:r>
+    </w:p>
+    <w:p>
+      <w:pPr>
+        <w:rPr>
+          <w:b/>
+          <w:bCs/>
+          <w:color w:val="000000" w:themeColor="text1"/>
+        </w:rPr>
+      </w:pPr>
+      <w:r>
+        <w:rPr>
+          <w:b/>
+          <w:bCs/>
+          <w:color w:val="000000" w:themeColor="text1"/>
+        </w:rPr>
+        <w:t>4. Maintainability</w:t>
+      </w:r>
+    </w:p>
+    <w:p>
+      <w:pPr>
+        <w:rPr>
+          <w:b/>
+          <w:bCs/>
+          <w:color w:val="000000" w:themeColor="text1"/>
+        </w:rPr>
+      </w:pPr>
+      <w:r>
+        <w:rPr>
+          <w:b/>
+          <w:bCs/>
+          <w:color w:val="000000" w:themeColor="text1"/>
+        </w:rPr>
+        <w:t>Scenario 1 – New Feature</w:t>
+      </w:r>
+    </w:p>
+    <w:p>
+      <w:pPr>
+        <w:numPr>
+          <w:ilvl w:val="0"/>
+          <w:numId w:val="13"/>
+        </w:numPr>
+        <w:rPr>
+          <w:color w:val="000000" w:themeColor="text1"/>
+        </w:rPr>
+      </w:pPr>
+      <w:r>
+        <w:rPr>
+          <w:b/>
+          <w:bCs/>
+          <w:color w:val="000000" w:themeColor="text1"/>
+        </w:rPr>
+        <w:t>Source:</w:t>
+      </w:r>
+      <w:r>
+        <w:rPr>
+          <w:color w:val="000000" w:themeColor="text1"/>
+        </w:rPr>
+        <w:t xml:space="preserve"> Developer </w:t>
+      </w:r>
+    </w:p>
+    <w:p>
+      <w:pPr>
+        <w:numPr>
+          <w:ilvl w:val="0"/>
+          <w:numId w:val="13"/>
+        </w:numPr>
+        <w:rPr>
+          <w:color w:val="000000" w:themeColor="text1"/>
+        </w:rPr>
+      </w:pPr>
+      <w:r>
+        <w:rPr>
+          <w:b/>
+          <w:bCs/>
+          <w:color w:val="000000" w:themeColor="text1"/>
+        </w:rPr>
+        <w:t>Stimulus:</w:t>
+      </w:r>
+      <w:r>
+        <w:rPr>
+          <w:color w:val="000000" w:themeColor="text1"/>
+        </w:rPr>
+        <w:t xml:space="preserve"> Adds payment method </w:t>
+      </w:r>
+    </w:p>
+    <w:p>
+      <w:pPr>
+        <w:numPr>
+          <w:ilvl w:val="0"/>
+          <w:numId w:val="13"/>
+        </w:numPr>
+        <w:rPr>
+          <w:color w:val="000000" w:themeColor="text1"/>
+        </w:rPr>
+      </w:pPr>
+      <w:r>
+        <w:rPr>
+          <w:b/>
+          <w:bCs/>
+          <w:color w:val="000000" w:themeColor="text1"/>
+        </w:rPr>
+        <w:t>Environment:</w:t>
+      </w:r>
+      <w:r>
+        <w:rPr>
+          <w:color w:val="000000" w:themeColor="text1"/>
+        </w:rPr>
+        <w:t xml:space="preserve"> Software update </w:t>
+      </w:r>
+    </w:p>
+    <w:p>
+      <w:pPr>
+        <w:numPr>
+          <w:ilvl w:val="0"/>
+          <w:numId w:val="13"/>
+        </w:numPr>
+        <w:rPr>
+          <w:color w:val="000000" w:themeColor="text1"/>
+        </w:rPr>
+      </w:pPr>
+      <w:r>
+        <w:rPr>
+          <w:b/>
+          <w:bCs/>
+          <w:color w:val="000000" w:themeColor="text1"/>
+        </w:rPr>
+        <w:t>Artifact:</w:t>
+      </w:r>
+      <w:r>
+        <w:rPr>
+          <w:color w:val="000000" w:themeColor="text1"/>
+        </w:rPr>
+        <w:t xml:space="preserve"> Payment module </w:t>
+      </w:r>
+    </w:p>
+    <w:p>
+      <w:pPr>
+        <w:numPr>
+          <w:ilvl w:val="0"/>
+          <w:numId w:val="13"/>
+        </w:numPr>
+        <w:rPr>
+          <w:color w:val="000000" w:themeColor="text1"/>
+        </w:rPr>
+      </w:pPr>
+      <w:r>
+        <w:rPr>
+          <w:b/>
+          <w:bCs/>
+          <w:color w:val="000000" w:themeColor="text1"/>
+        </w:rPr>
+        <w:t>Response:</w:t>
+      </w:r>
+      <w:r>
+        <w:rPr>
+          <w:color w:val="000000" w:themeColor="text1"/>
+        </w:rPr>
+        <w:t xml:space="preserve"> Adds feature without affecting others </w:t>
+      </w:r>
+    </w:p>
+    <w:p>
+      <w:pPr>
+        <w:numPr>
+          <w:ilvl w:val="0"/>
+          <w:numId w:val="13"/>
+        </w:numPr>
+        <w:rPr>
+          <w:color w:val="000000" w:themeColor="text1"/>
+        </w:rPr>
+      </w:pPr>
+      <w:r>
+        <w:rPr>
+          <w:b/>
+          <w:bCs/>
+          <w:color w:val="000000" w:themeColor="text1"/>
+        </w:rPr>
+        <w:t>Response Measure:</w:t>
+      </w:r>
+      <w:r>
+        <w:rPr>
+          <w:color w:val="000000" w:themeColor="text1"/>
+        </w:rPr>
+        <w:t xml:space="preserve"> Completed within one sprint. </w:t>
+      </w:r>
+    </w:p>
+    <w:p>
+      <w:pPr>
+        <w:rPr>
+          <w:color w:val="000000" w:themeColor="text1"/>
+        </w:rPr>
+      </w:pPr>
+      <w:r>
+        <w:rPr>
+          <w:color w:val="000000" w:themeColor="text1"/>
+        </w:rPr>
+        <w:pict w14:anchorId="0228B7B7">
+          <v:rect id="_x0000_i1040" style="width:0;height:1.5pt" o:hralign="center" o:hrstd="t" o:hr="t" fillcolor="#a0a0a0" stroked="f"/>
+        </w:pict>
+      </w:r>
+    </w:p>
+    <w:p>
+      <w:pPr>
+        <w:rPr>
+          <w:b/>
+          <w:bCs/>
+          <w:color w:val="000000" w:themeColor="text1"/>
+        </w:rPr>
+      </w:pPr>
+      <w:r>
+        <w:rPr>
+          <w:b/>
+          <w:bCs/>
+          <w:color w:val="000000" w:themeColor="text1"/>
+        </w:rPr>
+        <w:t>Scenario 2 – Bug Fix</w:t>
+      </w:r>
+    </w:p>
+    <w:p>
+      <w:pPr>
+        <w:numPr>
+          <w:ilvl w:val="0"/>
+          <w:numId w:val="14"/>
+        </w:numPr>
+        <w:rPr>
+          <w:color w:val="000000" w:themeColor="text1"/>
+        </w:rPr>
+      </w:pPr>
+      <w:r>
+        <w:rPr>
+          <w:b/>
+          <w:bCs/>
+          <w:color w:val="000000" w:themeColor="text1"/>
+        </w:rPr>
+        <w:t>Source:</w:t>
+      </w:r>
+      <w:r>
+        <w:rPr>
+          <w:color w:val="000000" w:themeColor="text1"/>
+        </w:rPr>
+        <w:t xml:space="preserve"> Developer </w:t>
+      </w:r>
+    </w:p>
+    <w:p>
+      <w:pPr>
+        <w:numPr>
+          <w:ilvl w:val="0"/>
+          <w:numId w:val="14"/>
+        </w:numPr>
+        <w:rPr>
+          <w:color w:val="000000" w:themeColor="text1"/>
+        </w:rPr>
+      </w:pPr>
+      <w:r>
+        <w:rPr>
+          <w:b/>
+          <w:bCs/>
+          <w:color w:val="000000" w:themeColor="text1"/>
+        </w:rPr>
+        <w:t>Stimulus:</w:t>
+      </w:r>
+      <w:r>
+        <w:rPr>
+          <w:color w:val="000000" w:themeColor="text1"/>
+        </w:rPr>
+        <w:t xml:space="preserve"> Fixes reported bug </w:t>
+      </w:r>
+    </w:p>
+    <w:p>
+      <w:pPr>
+        <w:numPr>
+          <w:ilvl w:val="0"/>
+          <w:numId w:val="14"/>
+        </w:numPr>
+        <w:rPr>
+          <w:color w:val="000000" w:themeColor="text1"/>
+        </w:rPr>
+      </w:pPr>
+      <w:r>
+        <w:rPr>
+          <w:b/>
+          <w:bCs/>
+          <w:color w:val="000000" w:themeColor="text1"/>
+        </w:rPr>
+        <w:t>Environment:</w:t>
+      </w:r>
+      <w:r>
+        <w:rPr>
+          <w:color w:val="000000" w:themeColor="text1"/>
+        </w:rPr>
+        <w:t xml:space="preserve"> Maintenance </w:t>
+      </w:r>
+    </w:p>
+    <w:p>
+      <w:pPr>
+        <w:numPr>
+          <w:ilvl w:val="0"/>
+          <w:numId w:val="14"/>
+        </w:numPr>
+        <w:rPr>
+          <w:color w:val="000000" w:themeColor="text1"/>
+        </w:rPr>
+      </w:pPr>
+      <w:r>
+        <w:rPr>
+          <w:b/>
+          <w:bCs/>
+          <w:color w:val="000000" w:themeColor="text1"/>
+        </w:rPr>
+        <w:t>Artifact:</w:t>
+      </w:r>
+      <w:r>
+        <w:rPr>
+          <w:color w:val="000000" w:themeColor="text1"/>
+        </w:rPr>
+        <w:t xml:space="preserve"> Ordering service </w:t>
+      </w:r>
+    </w:p>
+    <w:p>
+      <w:pPr>
+        <w:numPr>
+          <w:ilvl w:val="0"/>
+          <w:numId w:val="14"/>
+        </w:numPr>
+        <w:rPr>
+          <w:color w:val="000000" w:themeColor="text1"/>
+        </w:rPr>
+      </w:pPr>
+      <w:r>
+        <w:rPr>
+          <w:b/>
+          <w:bCs/>
+          <w:color w:val="000000" w:themeColor="text1"/>
+        </w:rPr>
+        <w:t>Response:</w:t>
+      </w:r>
+      <w:r>
+        <w:rPr>
+          <w:color w:val="000000" w:themeColor="text1"/>
+        </w:rPr>
+        <w:t xml:space="preserve"> Corrects issue </w:t>
+      </w:r>
+    </w:p>
+    <w:p>
+      <w:pPr>
+        <w:numPr>
+          <w:ilvl w:val="0"/>
+          <w:numId w:val="14"/>
+        </w:numPr>
+        <w:rPr>
+          <w:color w:val="000000" w:themeColor="text1"/>
+        </w:rPr>
+      </w:pPr>
+      <w:r>
+        <w:rPr>
+          <w:b/>
+          <w:bCs/>
+          <w:color w:val="000000" w:themeColor="text1"/>
+        </w:rPr>
+        <w:t>Response Measure:</w:t>
+      </w:r>
+      <w:r>
+        <w:rPr>
+          <w:color w:val="000000" w:themeColor="text1"/>
+        </w:rPr>
+        <w:t xml:space="preserve"> Fix deployed within </w:t>
+      </w:r>
+      <w:r>
+        <w:rPr>
+          <w:b/>
+          <w:bCs/>
+          <w:color w:val="000000" w:themeColor="text1"/>
+        </w:rPr>
+        <w:t>24 hours</w:t>
+      </w:r>
+      <w:r>
+        <w:rPr>
+          <w:color w:val="000000" w:themeColor="text1"/>
+        </w:rPr>
+        <w:t xml:space="preserve">. </w:t>
+      </w:r>
+    </w:p>
+    <w:p>
+      <w:pPr>
+        <w:rPr>
+          <w:color w:val="000000" w:themeColor="text1"/>
+        </w:rPr>
+      </w:pPr>
+      <w:r>
+        <w:rPr>
+          <w:color w:val="000000" w:themeColor="text1"/>
+        </w:rPr>
+        <w:pict w14:anchorId="6F1C9449">
+          <v:rect id="_x0000_i1041" style="width:0;height:1.5pt" o:hralign="center" o:hrstd="t" o:hr="t" fillcolor="#a0a0a0" stroked="f"/>
+        </w:pict>
+      </w:r>
+    </w:p>
+    <w:p>
+      <w:pPr>
+        <w:rPr>
+          <w:b/>
+          <w:bCs/>
+          <w:color w:val="000000" w:themeColor="text1"/>
+        </w:rPr>
+      </w:pPr>
+      <w:r>
+        <w:rPr>
+          <w:b/>
+          <w:bCs/>
+          <w:color w:val="000000" w:themeColor="text1"/>
+        </w:rPr>
+        <w:t>Scenario 3 – Testing</w:t>
+      </w:r>
+    </w:p>
+    <w:p>
+      <w:pPr>
+        <w:numPr>
+          <w:ilvl w:val="0"/>
+          <w:numId w:val="15"/>
+        </w:numPr>
+        <w:rPr>
+          <w:color w:val="000000" w:themeColor="text1"/>
+        </w:rPr>
+      </w:pPr>
+      <w:r>
+        <w:rPr>
+          <w:b/>
+          <w:bCs/>
+          <w:color w:val="000000" w:themeColor="text1"/>
+        </w:rPr>
+        <w:t>Source:</w:t>
+      </w:r>
+      <w:r>
+        <w:rPr>
+          <w:color w:val="000000" w:themeColor="text1"/>
+        </w:rPr>
+        <w:t xml:space="preserve"> QA Engineer </w:t>
+      </w:r>
+    </w:p>
+    <w:p>
+      <w:pPr>
+        <w:numPr>
+          <w:ilvl w:val="0"/>
+          <w:numId w:val="15"/>
+        </w:numPr>
+        <w:rPr>
+          <w:color w:val="000000" w:themeColor="text1"/>
+        </w:rPr>
+      </w:pPr>
+      <w:r>
+        <w:rPr>
+          <w:b/>
+          <w:bCs/>
+          <w:color w:val="000000" w:themeColor="text1"/>
+        </w:rPr>
+        <w:t>Stimulus:</w:t>
+      </w:r>
+      <w:r>
+        <w:rPr>
+          <w:color w:val="000000" w:themeColor="text1"/>
+        </w:rPr>
+        <w:t xml:space="preserve"> Executes automated tests </w:t>
+      </w:r>
+    </w:p>
+    <w:p>
+      <w:pPr>
+        <w:numPr>
+          <w:ilvl w:val="0"/>
+          <w:numId w:val="15"/>
+        </w:numPr>
+        <w:rPr>
+          <w:color w:val="000000" w:themeColor="text1"/>
+        </w:rPr>
+      </w:pPr>
+      <w:r>
+        <w:rPr>
+          <w:b/>
+          <w:bCs/>
+          <w:color w:val="000000" w:themeColor="text1"/>
+        </w:rPr>
+        <w:t>Environment:</w:t>
+      </w:r>
+      <w:r>
+        <w:rPr>
+          <w:color w:val="000000" w:themeColor="text1"/>
+        </w:rPr>
+        <w:t xml:space="preserve"> Before deployment </w:t>
+      </w:r>
+    </w:p>
+    <w:p>
+      <w:pPr>
+        <w:numPr>
+          <w:ilvl w:val="0"/>
+          <w:numId w:val="15"/>
+        </w:numPr>
+        <w:rPr>
+          <w:color w:val="000000" w:themeColor="text1"/>
+        </w:rPr>
+      </w:pPr>
+      <w:r>
+        <w:rPr>
+          <w:b/>
+          <w:bCs/>
+          <w:color w:val="000000" w:themeColor="text1"/>
+        </w:rPr>
+        <w:t>Artifact:</w:t>
+      </w:r>
+      <w:r>
+        <w:rPr>
+          <w:color w:val="000000" w:themeColor="text1"/>
+        </w:rPr>
+        <w:t xml:space="preserve"> Entire application </w:t>
+      </w:r>
+    </w:p>
+    <w:p>
+      <w:pPr>
+        <w:numPr>
+          <w:ilvl w:val="0"/>
+          <w:numId w:val="15"/>
+        </w:numPr>
+        <w:rPr>
+          <w:color w:val="000000" w:themeColor="text1"/>
+        </w:rPr>
+      </w:pPr>
+      <w:r>
+        <w:rPr>
+          <w:b/>
+          <w:bCs/>
+          <w:color w:val="000000" w:themeColor="text1"/>
+        </w:rPr>
+        <w:t>Response:</w:t>
+      </w:r>
+      <w:r>
+        <w:rPr>
+          <w:color w:val="000000" w:themeColor="text1"/>
+        </w:rPr>
+        <w:t xml:space="preserve"> Runs tests successfully </w:t>
+      </w:r>
+    </w:p>
+    <w:p>
+      <w:pPr>
+        <w:numPr>
+          <w:ilvl w:val="0"/>
+          <w:numId w:val="15"/>
+        </w:numPr>
+        <w:rPr>
+          <w:color w:val="000000" w:themeColor="text1"/>
+        </w:rPr>
+      </w:pPr>
+      <w:r>
+        <w:rPr>
+          <w:b/>
+          <w:bCs/>
+          <w:color w:val="000000" w:themeColor="text1"/>
+        </w:rPr>
+        <w:t>Response Measure:</w:t>
+      </w:r>
+      <w:r>
+        <w:rPr>
+          <w:color w:val="000000" w:themeColor="text1"/>
+        </w:rPr>
+        <w:t xml:space="preserve"> </w:t>
+      </w:r>
+      <w:r>
+        <w:rPr>
+          <w:b/>
+          <w:bCs/>
+          <w:color w:val="000000" w:themeColor="text1"/>
+        </w:rPr>
+        <w:t>95% test coverage</w:t>
+      </w:r>
+      <w:r>
+        <w:rPr>
+          <w:color w:val="000000" w:themeColor="text1"/>
+        </w:rPr>
+        <w:t xml:space="preserve">. </w:t>
+      </w:r>
+    </w:p>
+    <w:p>
+      <w:pPr>
+        <w:rPr>
+          <w:color w:val="000000" w:themeColor="text1"/>
+        </w:rPr>
+      </w:pPr>
+      <w:r>
+        <w:rPr>
+          <w:color w:val="000000" w:themeColor="text1"/>
+        </w:rPr>
+        <w:pict w14:anchorId="3671A630">
+          <v:rect id="_x0000_i1042" style="width:0;height:1.5pt" o:hralign="center" o:hrstd="t" o:hr="t" fillcolor="#a0a0a0" stroked="f"/>
+        </w:pict>
+      </w:r>
+    </w:p>
+    <w:p>
+      <w:pPr>
+        <w:rPr>
+          <w:b/>
+          <w:bCs/>
+          <w:color w:val="000000" w:themeColor="text1"/>
+        </w:rPr>
+      </w:pPr>
+      <w:r>
+        <w:rPr>
+          <w:b/>
+          <w:bCs/>
+          <w:color w:val="000000" w:themeColor="text1"/>
+        </w:rPr>
+        <w:t>Scenario 4 – Module Replacement</w:t>
+      </w:r>
+    </w:p>
+    <w:p>
+      <w:pPr>
+        <w:numPr>
+          <w:ilvl w:val="0"/>
+          <w:numId w:val="16"/>
+        </w:numPr>
+        <w:rPr>
+          <w:color w:val="000000" w:themeColor="text1"/>
+        </w:rPr>
+      </w:pPr>
+      <w:r>
+        <w:rPr>
+          <w:b/>
+          <w:bCs/>
+          <w:color w:val="000000" w:themeColor="text1"/>
+        </w:rPr>
+        <w:t>Source:</w:t>
+      </w:r>
+      <w:r>
+        <w:rPr>
+          <w:color w:val="000000" w:themeColor="text1"/>
+        </w:rPr>
+        <w:t xml:space="preserve"> Developer </w:t>
+      </w:r>
+    </w:p>
+    <w:p>
+      <w:pPr>
+        <w:numPr>
+          <w:ilvl w:val="0"/>
+          <w:numId w:val="16"/>
+        </w:numPr>
+        <w:rPr>
+          <w:color w:val="000000" w:themeColor="text1"/>
+        </w:rPr>
+      </w:pPr>
+      <w:r>
+        <w:rPr>
+          <w:b/>
+          <w:bCs/>
+          <w:color w:val="000000" w:themeColor="text1"/>
+        </w:rPr>
+        <w:t>Stimulus:</w:t>
+      </w:r>
+      <w:r>
+        <w:rPr>
+          <w:color w:val="000000" w:themeColor="text1"/>
+        </w:rPr>
+        <w:t xml:space="preserve"> Replaces notification service </w:t>
+      </w:r>
+    </w:p>
+    <w:p>
+      <w:pPr>
+        <w:numPr>
+          <w:ilvl w:val="0"/>
+          <w:numId w:val="16"/>
+        </w:numPr>
+        <w:rPr>
+          <w:color w:val="000000" w:themeColor="text1"/>
+        </w:rPr>
+      </w:pPr>
+      <w:r>
+        <w:rPr>
+          <w:b/>
+          <w:bCs/>
+          <w:color w:val="000000" w:themeColor="text1"/>
+        </w:rPr>
+        <w:t>Environment:</w:t>
+      </w:r>
+      <w:r>
+        <w:rPr>
+          <w:color w:val="000000" w:themeColor="text1"/>
+        </w:rPr>
+        <w:t xml:space="preserve"> System upgrade </w:t>
+      </w:r>
+    </w:p>
+    <w:p>
+      <w:pPr>
+        <w:numPr>
+          <w:ilvl w:val="0"/>
+          <w:numId w:val="16"/>
+        </w:numPr>
+        <w:rPr>
+          <w:color w:val="000000" w:themeColor="text1"/>
+        </w:rPr>
+      </w:pPr>
+      <w:r>
+        <w:rPr>
+          <w:b/>
+          <w:bCs/>
+          <w:color w:val="000000" w:themeColor="text1"/>
+        </w:rPr>
+        <w:t>Artifact:</w:t>
+      </w:r>
+      <w:r>
+        <w:rPr>
+          <w:color w:val="000000" w:themeColor="text1"/>
+        </w:rPr>
+        <w:t xml:space="preserve"> Notification module </w:t>
+      </w:r>
+    </w:p>
+    <w:p>
+      <w:pPr>
+        <w:numPr>
+          <w:ilvl w:val="0"/>
+          <w:numId w:val="16"/>
+        </w:numPr>
+        <w:rPr>
+          <w:color w:val="000000" w:themeColor="text1"/>
+        </w:rPr>
+      </w:pPr>
+      <w:r>
+        <w:rPr>
+          <w:b/>
+          <w:bCs/>
+          <w:color w:val="000000" w:themeColor="text1"/>
+        </w:rPr>
+        <w:t>Response:</w:t>
+      </w:r>
+      <w:r>
+        <w:rPr>
+          <w:color w:val="000000" w:themeColor="text1"/>
+        </w:rPr>
+        <w:t xml:space="preserve"> Replaces component without affecting others </w:t>
+      </w:r>
+    </w:p>
+    <w:p>
+      <w:pPr>
+        <w:numPr>
+          <w:ilvl w:val="0"/>
+          <w:numId w:val="16"/>
         </w:numPr>
         <w:rPr>
           <w:color w:val="000000" w:themeColor="text1"/>
@@ -3878,35 +6181,21 @@
         <w:rPr>
           <w:color w:val="000000" w:themeColor="text1"/>
         </w:rPr>
-        <w:t xml:space="preserve"> Handles </w:t>
-      </w:r>
-      <w:r>
-        <w:rPr>
-          <w:b/>
-          <w:bCs/>
-          <w:color w:val="000000" w:themeColor="text1"/>
-        </w:rPr>
-        <w:t>10,000 orders/day</w:t>
-      </w:r>
-      <w:r>
-        <w:rPr>
-          <w:color w:val="000000" w:themeColor="text1"/>
-        </w:rPr>
-        <w:t xml:space="preserve"> without degradation. </w:t>
-      </w:r>
-    </w:p>
-    <w:p>
-      <w:pPr>
-        <w:rPr>
-          <w:color w:val="000000" w:themeColor="text1"/>
-        </w:rPr>
-      </w:pPr>
-      <w:r>
-        <w:rPr>
-          <w:color w:val="000000" w:themeColor="text1"/>
-        </w:rPr>
-        <w:pict w14:anchorId="1225BFE8">
-          <v:rect id="_x0000_i1190" style="width:0;height:1.5pt" o:hralign="center" o:hrstd="t" o:hr="t" fillcolor="#a0a0a0" stroked="f"/>
+        <w:t xml:space="preserve"> No regression failures. </w:t>
+      </w:r>
+    </w:p>
+    <w:p>
+      <w:pPr>
+        <w:rPr>
+          <w:color w:val="000000" w:themeColor="text1"/>
+        </w:rPr>
+      </w:pPr>
+      <w:r>
+        <w:rPr>
+          <w:color w:val="000000" w:themeColor="text1"/>
+        </w:rPr>
+        <w:pict w14:anchorId="41015EF9">
+          <v:rect id="_x0000_i1043" style="width:0;height:1.5pt" o:hralign="center" o:hrstd="t" o:hr="t" fillcolor="#a0a0a0" stroked="f"/>
         </w:pict>
       </w:r>
     </w:p>
@@ -3924,31 +6213,31 @@
           <w:bCs/>
           <w:color w:val="000000" w:themeColor="text1"/>
         </w:rPr>
-        <w:t>2. Reliability</w:t>
-      </w:r>
-    </w:p>
-    <w:p>
-      <w:pPr>
-        <w:rPr>
-          <w:b/>
-          <w:bCs/>
-          <w:color w:val="000000" w:themeColor="text1"/>
-        </w:rPr>
-      </w:pPr>
-      <w:r>
-        <w:rPr>
-          <w:b/>
-          <w:bCs/>
-          <w:color w:val="000000" w:themeColor="text1"/>
-        </w:rPr>
-        <w:t>Scenario 1 – Server Failure</w:t>
-      </w:r>
-    </w:p>
-    <w:p>
-      <w:pPr>
-        <w:numPr>
-          <w:ilvl w:val="0"/>
-          <w:numId w:val="5"/>
+        <w:t>5. Usability</w:t>
+      </w:r>
+    </w:p>
+    <w:p>
+      <w:pPr>
+        <w:rPr>
+          <w:b/>
+          <w:bCs/>
+          <w:color w:val="000000" w:themeColor="text1"/>
+        </w:rPr>
+      </w:pPr>
+      <w:r>
+        <w:rPr>
+          <w:b/>
+          <w:bCs/>
+          <w:color w:val="000000" w:themeColor="text1"/>
+        </w:rPr>
+        <w:t>Scenario 1 – First-Time User</w:t>
+      </w:r>
+    </w:p>
+    <w:p>
+      <w:pPr>
+        <w:numPr>
+          <w:ilvl w:val="0"/>
+          <w:numId w:val="17"/>
         </w:numPr>
         <w:rPr>
           <w:color w:val="000000" w:themeColor="text1"/>
@@ -3966,14 +6255,14 @@
         <w:rPr>
           <w:color w:val="000000" w:themeColor="text1"/>
         </w:rPr>
-        <w:t xml:space="preserve"> Server </w:t>
-      </w:r>
-    </w:p>
-    <w:p>
-      <w:pPr>
-        <w:numPr>
-          <w:ilvl w:val="0"/>
-          <w:numId w:val="5"/>
+        <w:t xml:space="preserve"> New employee </w:t>
+      </w:r>
+    </w:p>
+    <w:p>
+      <w:pPr>
+        <w:numPr>
+          <w:ilvl w:val="0"/>
+          <w:numId w:val="17"/>
         </w:numPr>
         <w:rPr>
           <w:color w:val="000000" w:themeColor="text1"/>
@@ -3991,14 +6280,14 @@
         <w:rPr>
           <w:color w:val="000000" w:themeColor="text1"/>
         </w:rPr>
-        <w:t xml:space="preserve"> Unexpected crash </w:t>
-      </w:r>
-    </w:p>
-    <w:p>
-      <w:pPr>
-        <w:numPr>
-          <w:ilvl w:val="0"/>
-          <w:numId w:val="5"/>
+        <w:t xml:space="preserve"> Places first order </w:t>
+      </w:r>
+    </w:p>
+    <w:p>
+      <w:pPr>
+        <w:numPr>
+          <w:ilvl w:val="0"/>
+          <w:numId w:val="17"/>
         </w:numPr>
         <w:rPr>
           <w:color w:val="000000" w:themeColor="text1"/>
@@ -4016,14 +6305,14 @@
         <w:rPr>
           <w:color w:val="000000" w:themeColor="text1"/>
         </w:rPr>
-        <w:t xml:space="preserve"> Business hours </w:t>
-      </w:r>
-    </w:p>
-    <w:p>
-      <w:pPr>
-        <w:numPr>
-          <w:ilvl w:val="0"/>
-          <w:numId w:val="5"/>
+        <w:t xml:space="preserve"> Normal operation </w:t>
+      </w:r>
+    </w:p>
+    <w:p>
+      <w:pPr>
+        <w:numPr>
+          <w:ilvl w:val="0"/>
+          <w:numId w:val="17"/>
         </w:numPr>
         <w:rPr>
           <w:color w:val="000000" w:themeColor="text1"/>
@@ -4041,14 +6330,14 @@
         <w:rPr>
           <w:color w:val="000000" w:themeColor="text1"/>
         </w:rPr>
-        <w:t xml:space="preserve"> Ordering system </w:t>
-      </w:r>
-    </w:p>
-    <w:p>
-      <w:pPr>
-        <w:numPr>
-          <w:ilvl w:val="0"/>
-          <w:numId w:val="5"/>
+        <w:t xml:space="preserve"> User interface </w:t>
+      </w:r>
+    </w:p>
+    <w:p>
+      <w:pPr>
+        <w:numPr>
+          <w:ilvl w:val="0"/>
+          <w:numId w:val="17"/>
         </w:numPr>
         <w:rPr>
           <w:color w:val="000000" w:themeColor="text1"/>
@@ -4066,14 +6355,14 @@
         <w:rPr>
           <w:color w:val="000000" w:themeColor="text1"/>
         </w:rPr>
-        <w:t xml:space="preserve"> Restarts automatically </w:t>
-      </w:r>
-    </w:p>
-    <w:p>
-      <w:pPr>
-        <w:numPr>
-          <w:ilvl w:val="0"/>
-          <w:numId w:val="5"/>
+        <w:t xml:space="preserve"> Completes task easily </w:t>
+      </w:r>
+    </w:p>
+    <w:p>
+      <w:pPr>
+        <w:numPr>
+          <w:ilvl w:val="0"/>
+          <w:numId w:val="17"/>
         </w:numPr>
         <w:rPr>
           <w:color w:val="000000" w:themeColor="text1"/>
@@ -4091,15 +6380,15 @@
         <w:rPr>
           <w:color w:val="000000" w:themeColor="text1"/>
         </w:rPr>
-        <w:t xml:space="preserve"> Service restored within </w:t>
-      </w:r>
-      <w:r>
-        <w:rPr>
-          <w:b/>
-          <w:bCs/>
-          <w:color w:val="000000" w:themeColor="text1"/>
-        </w:rPr>
-        <w:t>30 seconds</w:t>
+        <w:t xml:space="preserve"> Finishes within </w:t>
+      </w:r>
+      <w:r>
+        <w:rPr>
+          <w:b/>
+          <w:bCs/>
+          <w:color w:val="000000" w:themeColor="text1"/>
+        </w:rPr>
+        <w:t>3 minutes</w:t>
       </w:r>
       <w:r>
         <w:rPr>
@@ -4118,8 +6407,8 @@
         <w:rPr>
           <w:color w:val="000000" w:themeColor="text1"/>
         </w:rPr>
-        <w:pict w14:anchorId="4D3FD80F">
-          <v:rect id="_x0000_i1191" style="width:0;height:1.5pt" o:hralign="center" o:hrstd="t" o:hr="t" fillcolor="#a0a0a0" stroked="f"/>
+        <w:pict w14:anchorId="6CA540A2">
+          <v:rect id="_x0000_i1044" style="width:0;height:1.5pt" o:hralign="center" o:hrstd="t" o:hr="t" fillcolor="#a0a0a0" stroked="f"/>
         </w:pict>
       </w:r>
     </w:p>
@@ -4137,14 +6426,14 @@
           <w:bCs/>
           <w:color w:val="000000" w:themeColor="text1"/>
         </w:rPr>
-        <w:t>Scenario 2 – Database Failure</w:t>
-      </w:r>
-    </w:p>
-    <w:p>
-      <w:pPr>
-        <w:numPr>
-          <w:ilvl w:val="0"/>
-          <w:numId w:val="6"/>
+        <w:t>Scenario 2 – User Error</w:t>
+      </w:r>
+    </w:p>
+    <w:p>
+      <w:pPr>
+        <w:numPr>
+          <w:ilvl w:val="0"/>
+          <w:numId w:val="18"/>
         </w:numPr>
         <w:rPr>
           <w:color w:val="000000" w:themeColor="text1"/>
@@ -4162,14 +6451,14 @@
         <w:rPr>
           <w:color w:val="000000" w:themeColor="text1"/>
         </w:rPr>
-        <w:t xml:space="preserve"> Database </w:t>
-      </w:r>
-    </w:p>
-    <w:p>
-      <w:pPr>
-        <w:numPr>
-          <w:ilvl w:val="0"/>
-          <w:numId w:val="6"/>
+        <w:t xml:space="preserve"> Employee </w:t>
+      </w:r>
+    </w:p>
+    <w:p>
+      <w:pPr>
+        <w:numPr>
+          <w:ilvl w:val="0"/>
+          <w:numId w:val="18"/>
         </w:numPr>
         <w:rPr>
           <w:color w:val="000000" w:themeColor="text1"/>
@@ -4187,14 +6476,14 @@
         <w:rPr>
           <w:color w:val="000000" w:themeColor="text1"/>
         </w:rPr>
-        <w:t xml:space="preserve"> Connection lost </w:t>
-      </w:r>
-    </w:p>
-    <w:p>
-      <w:pPr>
-        <w:numPr>
-          <w:ilvl w:val="0"/>
-          <w:numId w:val="6"/>
+        <w:t xml:space="preserve"> Enters invalid quantity </w:t>
+      </w:r>
+    </w:p>
+    <w:p>
+      <w:pPr>
+        <w:numPr>
+          <w:ilvl w:val="0"/>
+          <w:numId w:val="18"/>
         </w:numPr>
         <w:rPr>
           <w:color w:val="000000" w:themeColor="text1"/>
@@ -4212,14 +6501,14 @@
         <w:rPr>
           <w:color w:val="000000" w:themeColor="text1"/>
         </w:rPr>
-        <w:t xml:space="preserve"> Active orders </w:t>
-      </w:r>
-    </w:p>
-    <w:p>
-      <w:pPr>
-        <w:numPr>
-          <w:ilvl w:val="0"/>
-          <w:numId w:val="6"/>
+        <w:t xml:space="preserve"> Ordering </w:t>
+      </w:r>
+    </w:p>
+    <w:p>
+      <w:pPr>
+        <w:numPr>
+          <w:ilvl w:val="0"/>
+          <w:numId w:val="18"/>
         </w:numPr>
         <w:rPr>
           <w:color w:val="000000" w:themeColor="text1"/>
@@ -4237,14 +6526,14 @@
         <w:rPr>
           <w:color w:val="000000" w:themeColor="text1"/>
         </w:rPr>
-        <w:t xml:space="preserve"> Database layer </w:t>
-      </w:r>
-    </w:p>
-    <w:p>
-      <w:pPr>
-        <w:numPr>
-          <w:ilvl w:val="0"/>
-          <w:numId w:val="6"/>
+        <w:t xml:space="preserve"> Input form </w:t>
+      </w:r>
+    </w:p>
+    <w:p>
+      <w:pPr>
+        <w:numPr>
+          <w:ilvl w:val="0"/>
+          <w:numId w:val="18"/>
         </w:numPr>
         <w:rPr>
           <w:color w:val="000000" w:themeColor="text1"/>
@@ -4262,14 +6551,14 @@
         <w:rPr>
           <w:color w:val="000000" w:themeColor="text1"/>
         </w:rPr>
-        <w:t xml:space="preserve"> Restores connection and preserves data </w:t>
-      </w:r>
-    </w:p>
-    <w:p>
-      <w:pPr>
-        <w:numPr>
-          <w:ilvl w:val="0"/>
-          <w:numId w:val="6"/>
+        <w:t xml:space="preserve"> Displays validation message </w:t>
+      </w:r>
+    </w:p>
+    <w:p>
+      <w:pPr>
+        <w:numPr>
+          <w:ilvl w:val="0"/>
+          <w:numId w:val="18"/>
         </w:numPr>
         <w:rPr>
           <w:color w:val="000000" w:themeColor="text1"/>
@@ -4287,35 +6576,21 @@
         <w:rPr>
           <w:color w:val="000000" w:themeColor="text1"/>
         </w:rPr>
-        <w:t xml:space="preserve"> </w:t>
-      </w:r>
-      <w:r>
-        <w:rPr>
-          <w:b/>
-          <w:bCs/>
-          <w:color w:val="000000" w:themeColor="text1"/>
-        </w:rPr>
-        <w:t>Zero lost orders</w:t>
-      </w:r>
-      <w:r>
-        <w:rPr>
-          <w:color w:val="000000" w:themeColor="text1"/>
-        </w:rPr>
-        <w:t xml:space="preserve">. </w:t>
-      </w:r>
-    </w:p>
-    <w:p>
-      <w:pPr>
-        <w:rPr>
-          <w:color w:val="000000" w:themeColor="text1"/>
-        </w:rPr>
-      </w:pPr>
-      <w:r>
-        <w:rPr>
-          <w:color w:val="000000" w:themeColor="text1"/>
-        </w:rPr>
-        <w:pict w14:anchorId="25509ACE">
-          <v:rect id="_x0000_i1192" style="width:0;height:1.5pt" o:hralign="center" o:hrstd="t" o:hr="t" fillcolor="#a0a0a0" stroked="f"/>
+        <w:t xml:space="preserve"> Error identified immediately. </w:t>
+      </w:r>
+    </w:p>
+    <w:p>
+      <w:pPr>
+        <w:rPr>
+          <w:color w:val="000000" w:themeColor="text1"/>
+        </w:rPr>
+      </w:pPr>
+      <w:r>
+        <w:rPr>
+          <w:color w:val="000000" w:themeColor="text1"/>
+        </w:rPr>
+        <w:pict w14:anchorId="1AAD8050">
+          <v:rect id="_x0000_i1045" style="width:0;height:1.5pt" o:hralign="center" o:hrstd="t" o:hr="t" fillcolor="#a0a0a0" stroked="f"/>
         </w:pict>
       </w:r>
     </w:p>
@@ -4333,14 +6608,14 @@
           <w:bCs/>
           <w:color w:val="000000" w:themeColor="text1"/>
         </w:rPr>
-        <w:t>Scenario 3 – Network Failure</w:t>
-      </w:r>
-    </w:p>
-    <w:p>
-      <w:pPr>
-        <w:numPr>
-          <w:ilvl w:val="0"/>
-          <w:numId w:val="7"/>
+        <w:t>Scenario 3 – Accessibility</w:t>
+      </w:r>
+    </w:p>
+    <w:p>
+      <w:pPr>
+        <w:numPr>
+          <w:ilvl w:val="0"/>
+          <w:numId w:val="19"/>
         </w:numPr>
         <w:rPr>
           <w:color w:val="000000" w:themeColor="text1"/>
@@ -4358,14 +6633,14 @@
         <w:rPr>
           <w:color w:val="000000" w:themeColor="text1"/>
         </w:rPr>
-        <w:t xml:space="preserve"> Network </w:t>
-      </w:r>
-    </w:p>
-    <w:p>
-      <w:pPr>
-        <w:numPr>
-          <w:ilvl w:val="0"/>
-          <w:numId w:val="7"/>
+        <w:t xml:space="preserve"> Visually impaired user </w:t>
+      </w:r>
+    </w:p>
+    <w:p>
+      <w:pPr>
+        <w:numPr>
+          <w:ilvl w:val="0"/>
+          <w:numId w:val="19"/>
         </w:numPr>
         <w:rPr>
           <w:color w:val="000000" w:themeColor="text1"/>
@@ -4383,14 +6658,14 @@
         <w:rPr>
           <w:color w:val="000000" w:themeColor="text1"/>
         </w:rPr>
-        <w:t xml:space="preserve"> Internet outage </w:t>
-      </w:r>
-    </w:p>
-    <w:p>
-      <w:pPr>
-        <w:numPr>
-          <w:ilvl w:val="0"/>
-          <w:numId w:val="7"/>
+        <w:t xml:space="preserve"> Uses screen reader </w:t>
+      </w:r>
+    </w:p>
+    <w:p>
+      <w:pPr>
+        <w:numPr>
+          <w:ilvl w:val="0"/>
+          <w:numId w:val="19"/>
         </w:numPr>
         <w:rPr>
           <w:color w:val="000000" w:themeColor="text1"/>
@@ -4408,14 +6683,14 @@
         <w:rPr>
           <w:color w:val="000000" w:themeColor="text1"/>
         </w:rPr>
-        <w:t xml:space="preserve"> During ordering </w:t>
-      </w:r>
-    </w:p>
-    <w:p>
-      <w:pPr>
-        <w:numPr>
-          <w:ilvl w:val="0"/>
-          <w:numId w:val="7"/>
+        <w:t xml:space="preserve"> Normal operation </w:t>
+      </w:r>
+    </w:p>
+    <w:p>
+      <w:pPr>
+        <w:numPr>
+          <w:ilvl w:val="0"/>
+          <w:numId w:val="19"/>
         </w:numPr>
         <w:rPr>
           <w:color w:val="000000" w:themeColor="text1"/>
@@ -4433,14 +6708,14 @@
         <w:rPr>
           <w:color w:val="000000" w:themeColor="text1"/>
         </w:rPr>
-        <w:t xml:space="preserve"> Client application </w:t>
-      </w:r>
-    </w:p>
-    <w:p>
-      <w:pPr>
-        <w:numPr>
-          <w:ilvl w:val="0"/>
-          <w:numId w:val="7"/>
+        <w:t xml:space="preserve"> Web interface </w:t>
+      </w:r>
+    </w:p>
+    <w:p>
+      <w:pPr>
+        <w:numPr>
+          <w:ilvl w:val="0"/>
+          <w:numId w:val="19"/>
         </w:numPr>
         <w:rPr>
           <w:color w:val="000000" w:themeColor="text1"/>
@@ -4458,14 +6733,14 @@
         <w:rPr>
           <w:color w:val="000000" w:themeColor="text1"/>
         </w:rPr>
-        <w:t xml:space="preserve"> Queues requests </w:t>
-      </w:r>
-    </w:p>
-    <w:p>
-      <w:pPr>
-        <w:numPr>
-          <w:ilvl w:val="0"/>
-          <w:numId w:val="7"/>
+        <w:t xml:space="preserve"> Screen reader correctly reads content </w:t>
+      </w:r>
+    </w:p>
+    <w:p>
+      <w:pPr>
+        <w:numPr>
+          <w:ilvl w:val="0"/>
+          <w:numId w:val="19"/>
         </w:numPr>
         <w:rPr>
           <w:color w:val="000000" w:themeColor="text1"/>
@@ -4483,35 +6758,21 @@
         <w:rPr>
           <w:color w:val="000000" w:themeColor="text1"/>
         </w:rPr>
-        <w:t xml:space="preserve"> Synchronizes all orders within </w:t>
-      </w:r>
-      <w:r>
-        <w:rPr>
-          <w:b/>
-          <w:bCs/>
-          <w:color w:val="000000" w:themeColor="text1"/>
-        </w:rPr>
-        <w:t>1 minute</w:t>
-      </w:r>
-      <w:r>
-        <w:rPr>
-          <w:color w:val="000000" w:themeColor="text1"/>
-        </w:rPr>
-        <w:t xml:space="preserve"> after reconnection. </w:t>
-      </w:r>
-    </w:p>
-    <w:p>
-      <w:pPr>
-        <w:rPr>
-          <w:color w:val="000000" w:themeColor="text1"/>
-        </w:rPr>
-      </w:pPr>
-      <w:r>
-        <w:rPr>
-          <w:color w:val="000000" w:themeColor="text1"/>
-        </w:rPr>
-        <w:pict w14:anchorId="204FA522">
-          <v:rect id="_x0000_i1193" style="width:0;height:1.5pt" o:hralign="center" o:hrstd="t" o:hr="t" fillcolor="#a0a0a0" stroked="f"/>
+        <w:t xml:space="preserve"> Meets WCAG guidelines. </w:t>
+      </w:r>
+    </w:p>
+    <w:p>
+      <w:pPr>
+        <w:rPr>
+          <w:color w:val="000000" w:themeColor="text1"/>
+        </w:rPr>
+      </w:pPr>
+      <w:r>
+        <w:rPr>
+          <w:color w:val="000000" w:themeColor="text1"/>
+        </w:rPr>
+        <w:pict w14:anchorId="0D20417A">
+          <v:rect id="_x0000_i1046" style="width:0;height:1.5pt" o:hralign="center" o:hrstd="t" o:hr="t" fillcolor="#a0a0a0" stroked="f"/>
         </w:pict>
       </w:r>
     </w:p>
@@ -4529,14 +6790,14 @@
           <w:bCs/>
           <w:color w:val="000000" w:themeColor="text1"/>
         </w:rPr>
-        <w:t>Scenario 4 – Availability</w:t>
-      </w:r>
-    </w:p>
-    <w:p>
-      <w:pPr>
-        <w:numPr>
-          <w:ilvl w:val="0"/>
-          <w:numId w:val="8"/>
+        <w:t>Scenario 4 – Learnability</w:t>
+      </w:r>
+    </w:p>
+    <w:p>
+      <w:pPr>
+        <w:numPr>
+          <w:ilvl w:val="0"/>
+          <w:numId w:val="20"/>
         </w:numPr>
         <w:rPr>
           <w:color w:val="000000" w:themeColor="text1"/>
@@ -4554,14 +6815,14 @@
         <w:rPr>
           <w:color w:val="000000" w:themeColor="text1"/>
         </w:rPr>
-        <w:t xml:space="preserve"> Users </w:t>
-      </w:r>
-    </w:p>
-    <w:p>
-      <w:pPr>
-        <w:numPr>
-          <w:ilvl w:val="0"/>
-          <w:numId w:val="8"/>
+        <w:t xml:space="preserve"> New employee </w:t>
+      </w:r>
+    </w:p>
+    <w:p>
+      <w:pPr>
+        <w:numPr>
+          <w:ilvl w:val="0"/>
+          <w:numId w:val="20"/>
         </w:numPr>
         <w:rPr>
           <w:color w:val="000000" w:themeColor="text1"/>
@@ -4579,14 +6840,14 @@
         <w:rPr>
           <w:color w:val="000000" w:themeColor="text1"/>
         </w:rPr>
-        <w:t xml:space="preserve"> Daily usage </w:t>
-      </w:r>
-    </w:p>
-    <w:p>
-      <w:pPr>
-        <w:numPr>
-          <w:ilvl w:val="0"/>
-          <w:numId w:val="8"/>
+        <w:t xml:space="preserve"> Uses system for first time </w:t>
+      </w:r>
+    </w:p>
+    <w:p>
+      <w:pPr>
+        <w:numPr>
+          <w:ilvl w:val="0"/>
+          <w:numId w:val="20"/>
         </w:numPr>
         <w:rPr>
           <w:color w:val="000000" w:themeColor="text1"/>
@@ -4604,14 +6865,14 @@
         <w:rPr>
           <w:color w:val="000000" w:themeColor="text1"/>
         </w:rPr>
-        <w:t xml:space="preserve"> Normal operation </w:t>
-      </w:r>
-    </w:p>
-    <w:p>
-      <w:pPr>
-        <w:numPr>
-          <w:ilvl w:val="0"/>
-          <w:numId w:val="8"/>
+        <w:t xml:space="preserve"> Training </w:t>
+      </w:r>
+    </w:p>
+    <w:p>
+      <w:pPr>
+        <w:numPr>
+          <w:ilvl w:val="0"/>
+          <w:numId w:val="20"/>
         </w:numPr>
         <w:rPr>
           <w:color w:val="000000" w:themeColor="text1"/>
@@ -4629,14 +6890,14 @@
         <w:rPr>
           <w:color w:val="000000" w:themeColor="text1"/>
         </w:rPr>
-        <w:t xml:space="preserve"> Entire system </w:t>
-      </w:r>
-    </w:p>
-    <w:p>
-      <w:pPr>
-        <w:numPr>
-          <w:ilvl w:val="0"/>
-          <w:numId w:val="8"/>
+        <w:t xml:space="preserve"> Ordering application </w:t>
+      </w:r>
+    </w:p>
+    <w:p>
+      <w:pPr>
+        <w:numPr>
+          <w:ilvl w:val="0"/>
+          <w:numId w:val="20"/>
         </w:numPr>
         <w:rPr>
           <w:color w:val="000000" w:themeColor="text1"/>
@@ -4655,14 +6916,14 @@
         <w:rPr>
           <w:color w:val="000000" w:themeColor="text1"/>
         </w:rPr>
-        <w:t xml:space="preserve"> Remains operational </w:t>
-      </w:r>
-    </w:p>
-    <w:p>
-      <w:pPr>
-        <w:numPr>
-          <w:ilvl w:val="0"/>
-          <w:numId w:val="8"/>
+        <w:t xml:space="preserve"> Learns navigation quickly </w:t>
+      </w:r>
+    </w:p>
+    <w:p>
+      <w:pPr>
+        <w:numPr>
+          <w:ilvl w:val="0"/>
+          <w:numId w:val="20"/>
         </w:numPr>
         <w:rPr>
           <w:color w:val="000000" w:themeColor="text1"/>
@@ -4680,15 +6941,396 @@
         <w:rPr>
           <w:color w:val="000000" w:themeColor="text1"/>
         </w:rPr>
-        <w:t xml:space="preserve"> </w:t>
-      </w:r>
-      <w:r>
-        <w:rPr>
-          <w:b/>
-          <w:bCs/>
-          <w:color w:val="000000" w:themeColor="text1"/>
-        </w:rPr>
-        <w:t>99.9% availability</w:t>
+        <w:t xml:space="preserve"> Performs all basic tasks without assistance. </w:t>
+      </w:r>
+    </w:p>
+    <w:p>
+      <w:pPr>
+        <w:rPr>
+          <w:color w:val="000000" w:themeColor="text1"/>
+        </w:rPr>
+      </w:pPr>
+      <w:r>
+        <w:rPr>
+          <w:color w:val="000000" w:themeColor="text1"/>
+        </w:rPr>
+        <w:pict w14:anchorId="297C9294">
+          <v:rect id="_x0000_i1047" style="width:0;height:1.5pt" o:hralign="center" o:hrstd="t" o:hr="t" fillcolor="#a0a0a0" stroked="f"/>
+        </w:pict>
+      </w:r>
+    </w:p>
+    <w:p>
+      <w:pPr>
+        <w:rPr>
+          <w:b/>
+          <w:bCs/>
+          <w:color w:val="000000" w:themeColor="text1"/>
+        </w:rPr>
+      </w:pPr>
+      <w:r>
+        <w:rPr>
+          <w:b/>
+          <w:bCs/>
+          <w:color w:val="000000" w:themeColor="text1"/>
+        </w:rPr>
+        <w:t>6. Compatibility</w:t>
+      </w:r>
+    </w:p>
+    <w:p>
+      <w:pPr>
+        <w:rPr>
+          <w:b/>
+          <w:bCs/>
+          <w:color w:val="000000" w:themeColor="text1"/>
+        </w:rPr>
+      </w:pPr>
+      <w:r>
+        <w:rPr>
+          <w:b/>
+          <w:bCs/>
+          <w:color w:val="000000" w:themeColor="text1"/>
+        </w:rPr>
+        <w:t>Scenario 1 – API Integration</w:t>
+      </w:r>
+    </w:p>
+    <w:p>
+      <w:pPr>
+        <w:numPr>
+          <w:ilvl w:val="0"/>
+          <w:numId w:val="21"/>
+        </w:numPr>
+        <w:rPr>
+          <w:color w:val="000000" w:themeColor="text1"/>
+        </w:rPr>
+      </w:pPr>
+      <w:r>
+        <w:rPr>
+          <w:b/>
+          <w:bCs/>
+          <w:color w:val="000000" w:themeColor="text1"/>
+        </w:rPr>
+        <w:t>Source:</w:t>
+      </w:r>
+      <w:r>
+        <w:rPr>
+          <w:color w:val="000000" w:themeColor="text1"/>
+        </w:rPr>
+        <w:t xml:space="preserve"> Restaurant POS </w:t>
+      </w:r>
+    </w:p>
+    <w:p>
+      <w:pPr>
+        <w:numPr>
+          <w:ilvl w:val="0"/>
+          <w:numId w:val="21"/>
+        </w:numPr>
+        <w:rPr>
+          <w:color w:val="000000" w:themeColor="text1"/>
+        </w:rPr>
+      </w:pPr>
+      <w:r>
+        <w:rPr>
+          <w:b/>
+          <w:bCs/>
+          <w:color w:val="000000" w:themeColor="text1"/>
+        </w:rPr>
+        <w:t>Stimulus:</w:t>
+      </w:r>
+      <w:r>
+        <w:rPr>
+          <w:color w:val="000000" w:themeColor="text1"/>
+        </w:rPr>
+        <w:t xml:space="preserve"> Requests orders </w:t>
+      </w:r>
+    </w:p>
+    <w:p>
+      <w:pPr>
+        <w:numPr>
+          <w:ilvl w:val="0"/>
+          <w:numId w:val="21"/>
+        </w:numPr>
+        <w:rPr>
+          <w:color w:val="000000" w:themeColor="text1"/>
+        </w:rPr>
+      </w:pPr>
+      <w:r>
+        <w:rPr>
+          <w:b/>
+          <w:bCs/>
+          <w:color w:val="000000" w:themeColor="text1"/>
+        </w:rPr>
+        <w:t>Environment:</w:t>
+      </w:r>
+      <w:r>
+        <w:rPr>
+          <w:color w:val="000000" w:themeColor="text1"/>
+        </w:rPr>
+        <w:t xml:space="preserve"> Normal operation </w:t>
+      </w:r>
+    </w:p>
+    <w:p>
+      <w:pPr>
+        <w:numPr>
+          <w:ilvl w:val="0"/>
+          <w:numId w:val="21"/>
+        </w:numPr>
+        <w:rPr>
+          <w:color w:val="000000" w:themeColor="text1"/>
+        </w:rPr>
+      </w:pPr>
+      <w:r>
+        <w:rPr>
+          <w:b/>
+          <w:bCs/>
+          <w:color w:val="000000" w:themeColor="text1"/>
+        </w:rPr>
+        <w:t>Artifact:</w:t>
+      </w:r>
+      <w:r>
+        <w:rPr>
+          <w:color w:val="000000" w:themeColor="text1"/>
+        </w:rPr>
+        <w:t xml:space="preserve"> REST API </w:t>
+      </w:r>
+    </w:p>
+    <w:p>
+      <w:pPr>
+        <w:numPr>
+          <w:ilvl w:val="0"/>
+          <w:numId w:val="21"/>
+        </w:numPr>
+        <w:rPr>
+          <w:color w:val="000000" w:themeColor="text1"/>
+        </w:rPr>
+      </w:pPr>
+      <w:r>
+        <w:rPr>
+          <w:b/>
+          <w:bCs/>
+          <w:color w:val="000000" w:themeColor="text1"/>
+        </w:rPr>
+        <w:t>Response:</w:t>
+      </w:r>
+      <w:r>
+        <w:rPr>
+          <w:color w:val="000000" w:themeColor="text1"/>
+        </w:rPr>
+        <w:t xml:space="preserve"> Exchanges data successfully </w:t>
+      </w:r>
+    </w:p>
+    <w:p>
+      <w:pPr>
+        <w:numPr>
+          <w:ilvl w:val="0"/>
+          <w:numId w:val="21"/>
+        </w:numPr>
+        <w:rPr>
+          <w:color w:val="000000" w:themeColor="text1"/>
+        </w:rPr>
+      </w:pPr>
+      <w:r>
+        <w:rPr>
+          <w:b/>
+          <w:bCs/>
+          <w:color w:val="000000" w:themeColor="text1"/>
+        </w:rPr>
+        <w:t>Response Measure:</w:t>
+      </w:r>
+      <w:r>
+        <w:rPr>
+          <w:color w:val="000000" w:themeColor="text1"/>
+        </w:rPr>
+        <w:t xml:space="preserve"> 100% successful data transfer. </w:t>
+      </w:r>
+    </w:p>
+    <w:p>
+      <w:pPr>
+        <w:rPr>
+          <w:color w:val="000000" w:themeColor="text1"/>
+        </w:rPr>
+      </w:pPr>
+      <w:r>
+        <w:rPr>
+          <w:color w:val="000000" w:themeColor="text1"/>
+        </w:rPr>
+        <w:pict w14:anchorId="2B100684">
+          <v:rect id="_x0000_i1048" style="width:0;height:1.5pt" o:hralign="center" o:hrstd="t" o:hr="t" fillcolor="#a0a0a0" stroked="f"/>
+        </w:pict>
+      </w:r>
+    </w:p>
+    <w:p>
+      <w:pPr>
+        <w:rPr>
+          <w:b/>
+          <w:bCs/>
+          <w:color w:val="000000" w:themeColor="text1"/>
+        </w:rPr>
+      </w:pPr>
+      <w:r>
+        <w:rPr>
+          <w:b/>
+          <w:bCs/>
+          <w:color w:val="000000" w:themeColor="text1"/>
+        </w:rPr>
+        <w:t>Scenario 2 – Payment Gateway</w:t>
+      </w:r>
+    </w:p>
+    <w:p>
+      <w:pPr>
+        <w:numPr>
+          <w:ilvl w:val="0"/>
+          <w:numId w:val="22"/>
+        </w:numPr>
+        <w:rPr>
+          <w:color w:val="000000" w:themeColor="text1"/>
+        </w:rPr>
+      </w:pPr>
+      <w:r>
+        <w:rPr>
+          <w:b/>
+          <w:bCs/>
+          <w:color w:val="000000" w:themeColor="text1"/>
+        </w:rPr>
+        <w:t>Source:</w:t>
+      </w:r>
+      <w:r>
+        <w:rPr>
+          <w:color w:val="000000" w:themeColor="text1"/>
+        </w:rPr>
+        <w:t xml:space="preserve"> Payment provider </w:t>
+      </w:r>
+    </w:p>
+    <w:p>
+      <w:pPr>
+        <w:numPr>
+          <w:ilvl w:val="0"/>
+          <w:numId w:val="22"/>
+        </w:numPr>
+        <w:rPr>
+          <w:color w:val="000000" w:themeColor="text1"/>
+        </w:rPr>
+      </w:pPr>
+      <w:r>
+        <w:rPr>
+          <w:b/>
+          <w:bCs/>
+          <w:color w:val="000000" w:themeColor="text1"/>
+        </w:rPr>
+        <w:t>Stimulus:</w:t>
+      </w:r>
+      <w:r>
+        <w:rPr>
+          <w:color w:val="000000" w:themeColor="text1"/>
+        </w:rPr>
+        <w:t xml:space="preserve"> Processes payment </w:t>
+      </w:r>
+    </w:p>
+    <w:p>
+      <w:pPr>
+        <w:numPr>
+          <w:ilvl w:val="0"/>
+          <w:numId w:val="22"/>
+        </w:numPr>
+        <w:rPr>
+          <w:color w:val="000000" w:themeColor="text1"/>
+        </w:rPr>
+      </w:pPr>
+      <w:r>
+        <w:rPr>
+          <w:b/>
+          <w:bCs/>
+          <w:color w:val="000000" w:themeColor="text1"/>
+        </w:rPr>
+        <w:t>Environment:</w:t>
+      </w:r>
+      <w:r>
+        <w:rPr>
+          <w:color w:val="000000" w:themeColor="text1"/>
+        </w:rPr>
+        <w:t xml:space="preserve"> Checkout </w:t>
+      </w:r>
+    </w:p>
+    <w:p>
+      <w:pPr>
+        <w:numPr>
+          <w:ilvl w:val="0"/>
+          <w:numId w:val="22"/>
+        </w:numPr>
+        <w:rPr>
+          <w:color w:val="000000" w:themeColor="text1"/>
+        </w:rPr>
+      </w:pPr>
+      <w:r>
+        <w:rPr>
+          <w:b/>
+          <w:bCs/>
+          <w:color w:val="000000" w:themeColor="text1"/>
+        </w:rPr>
+        <w:t>Artifact:</w:t>
+      </w:r>
+      <w:r>
+        <w:rPr>
+          <w:color w:val="000000" w:themeColor="text1"/>
+        </w:rPr>
+        <w:t xml:space="preserve"> Payment interface </w:t>
+      </w:r>
+    </w:p>
+    <w:p>
+      <w:pPr>
+        <w:numPr>
+          <w:ilvl w:val="0"/>
+          <w:numId w:val="22"/>
+        </w:numPr>
+        <w:rPr>
+          <w:color w:val="000000" w:themeColor="text1"/>
+        </w:rPr>
+      </w:pPr>
+      <w:r>
+        <w:rPr>
+          <w:b/>
+          <w:bCs/>
+          <w:color w:val="000000" w:themeColor="text1"/>
+        </w:rPr>
+        <w:t>Response:</w:t>
+      </w:r>
+      <w:r>
+        <w:rPr>
+          <w:color w:val="000000" w:themeColor="text1"/>
+        </w:rPr>
+        <w:t xml:space="preserve"> Communicates correctly </w:t>
+      </w:r>
+    </w:p>
+    <w:p>
+      <w:pPr>
+        <w:numPr>
+          <w:ilvl w:val="0"/>
+          <w:numId w:val="22"/>
+        </w:numPr>
+        <w:rPr>
+          <w:color w:val="000000" w:themeColor="text1"/>
+        </w:rPr>
+      </w:pPr>
+      <w:r>
+        <w:rPr>
+          <w:b/>
+          <w:bCs/>
+          <w:color w:val="000000" w:themeColor="text1"/>
+        </w:rPr>
+        <w:t>Response Measure:</w:t>
+      </w:r>
+      <w:r>
+        <w:rPr>
+          <w:color w:val="000000" w:themeColor="text1"/>
+        </w:rPr>
+        <w:t xml:space="preserve"> Payment completed within </w:t>
+      </w:r>
+      <w:r>
+        <w:rPr>
+          <w:b/>
+          <w:bCs/>
+          <w:color w:val="000000" w:themeColor="text1"/>
+        </w:rPr>
+        <w:t>5 seconds</w:t>
       </w:r>
       <w:r>
         <w:rPr>
@@ -4707,8 +7349,8 @@
         <w:rPr>
           <w:color w:val="000000" w:themeColor="text1"/>
         </w:rPr>
-        <w:pict w14:anchorId="2A7ECA17">
-          <v:rect id="_x0000_i1194" style="width:0;height:1.5pt" o:hralign="center" o:hrstd="t" o:hr="t" fillcolor="#a0a0a0" stroked="f"/>
+        <w:pict w14:anchorId="20D6CC1F">
+          <v:rect id="_x0000_i1049" style="width:0;height:1.5pt" o:hralign="center" o:hrstd="t" o:hr="t" fillcolor="#a0a0a0" stroked="f"/>
         </w:pict>
       </w:r>
     </w:p>
@@ -4726,31 +7368,14 @@
           <w:bCs/>
           <w:color w:val="000000" w:themeColor="text1"/>
         </w:rPr>
-        <w:t>3. Security</w:t>
-      </w:r>
-    </w:p>
-    <w:p>
-      <w:pPr>
-        <w:rPr>
-          <w:b/>
-          <w:bCs/>
-          <w:color w:val="000000" w:themeColor="text1"/>
-        </w:rPr>
-      </w:pPr>
-      <w:r>
-        <w:rPr>
-          <w:b/>
-          <w:bCs/>
-          <w:color w:val="000000" w:themeColor="text1"/>
-        </w:rPr>
-        <w:t>Scenario 1 – Unauthorized Access</w:t>
-      </w:r>
-    </w:p>
-    <w:p>
-      <w:pPr>
-        <w:numPr>
-          <w:ilvl w:val="0"/>
-          <w:numId w:val="9"/>
+        <w:t>Scenario 3 – Database</w:t>
+      </w:r>
+    </w:p>
+    <w:p>
+      <w:pPr>
+        <w:numPr>
+          <w:ilvl w:val="0"/>
+          <w:numId w:val="23"/>
         </w:numPr>
         <w:rPr>
           <w:color w:val="000000" w:themeColor="text1"/>
@@ -4768,14 +7393,14 @@
         <w:rPr>
           <w:color w:val="000000" w:themeColor="text1"/>
         </w:rPr>
-        <w:t xml:space="preserve"> Unauthorized user </w:t>
-      </w:r>
-    </w:p>
-    <w:p>
-      <w:pPr>
-        <w:numPr>
-          <w:ilvl w:val="0"/>
-          <w:numId w:val="9"/>
+        <w:t xml:space="preserve"> External reporting tool </w:t>
+      </w:r>
+    </w:p>
+    <w:p>
+      <w:pPr>
+        <w:numPr>
+          <w:ilvl w:val="0"/>
+          <w:numId w:val="23"/>
         </w:numPr>
         <w:rPr>
           <w:color w:val="000000" w:themeColor="text1"/>
@@ -4793,14 +7418,14 @@
         <w:rPr>
           <w:color w:val="000000" w:themeColor="text1"/>
         </w:rPr>
-        <w:t xml:space="preserve"> Attempts login </w:t>
-      </w:r>
-    </w:p>
-    <w:p>
-      <w:pPr>
-        <w:numPr>
-          <w:ilvl w:val="0"/>
-          <w:numId w:val="9"/>
+        <w:t xml:space="preserve"> Retrieves reports </w:t>
+      </w:r>
+    </w:p>
+    <w:p>
+      <w:pPr>
+        <w:numPr>
+          <w:ilvl w:val="0"/>
+          <w:numId w:val="23"/>
         </w:numPr>
         <w:rPr>
           <w:color w:val="000000" w:themeColor="text1"/>
@@ -4818,14 +7443,14 @@
         <w:rPr>
           <w:color w:val="000000" w:themeColor="text1"/>
         </w:rPr>
-        <w:t xml:space="preserve"> Normal operation </w:t>
-      </w:r>
-    </w:p>
-    <w:p>
-      <w:pPr>
-        <w:numPr>
-          <w:ilvl w:val="0"/>
-          <w:numId w:val="9"/>
+        <w:t xml:space="preserve"> Daily reporting </w:t>
+      </w:r>
+    </w:p>
+    <w:p>
+      <w:pPr>
+        <w:numPr>
+          <w:ilvl w:val="0"/>
+          <w:numId w:val="23"/>
         </w:numPr>
         <w:rPr>
           <w:color w:val="000000" w:themeColor="text1"/>
@@ -4843,14 +7468,14 @@
         <w:rPr>
           <w:color w:val="000000" w:themeColor="text1"/>
         </w:rPr>
-        <w:t xml:space="preserve"> Authentication service </w:t>
-      </w:r>
-    </w:p>
-    <w:p>
-      <w:pPr>
-        <w:numPr>
-          <w:ilvl w:val="0"/>
-          <w:numId w:val="9"/>
+        <w:t xml:space="preserve"> Database </w:t>
+      </w:r>
+    </w:p>
+    <w:p>
+      <w:pPr>
+        <w:numPr>
+          <w:ilvl w:val="0"/>
+          <w:numId w:val="23"/>
         </w:numPr>
         <w:rPr>
           <w:color w:val="000000" w:themeColor="text1"/>
@@ -4868,14 +7493,14 @@
         <w:rPr>
           <w:color w:val="000000" w:themeColor="text1"/>
         </w:rPr>
-        <w:t xml:space="preserve"> Rejects request </w:t>
-      </w:r>
-    </w:p>
-    <w:p>
-      <w:pPr>
-        <w:numPr>
-          <w:ilvl w:val="0"/>
-          <w:numId w:val="9"/>
+        <w:t xml:space="preserve"> Returns compatible data </w:t>
+      </w:r>
+    </w:p>
+    <w:p>
+      <w:pPr>
+        <w:numPr>
+          <w:ilvl w:val="0"/>
+          <w:numId w:val="23"/>
         </w:numPr>
         <w:rPr>
           <w:color w:val="000000" w:themeColor="text1"/>
@@ -4893,21 +7518,21 @@
         <w:rPr>
           <w:color w:val="000000" w:themeColor="text1"/>
         </w:rPr>
-        <w:t xml:space="preserve"> Access denied and logged immediately. </w:t>
-      </w:r>
-    </w:p>
-    <w:p>
-      <w:pPr>
-        <w:rPr>
-          <w:color w:val="000000" w:themeColor="text1"/>
-        </w:rPr>
-      </w:pPr>
-      <w:r>
-        <w:rPr>
-          <w:color w:val="000000" w:themeColor="text1"/>
-        </w:rPr>
-        <w:pict w14:anchorId="5D1BABCC">
-          <v:rect id="_x0000_i1195" style="width:0;height:1.5pt" o:hralign="center" o:hrstd="t" o:hr="t" fillcolor="#a0a0a0" stroked="f"/>
+        <w:t xml:space="preserve"> Reports generated successfully. </w:t>
+      </w:r>
+    </w:p>
+    <w:p>
+      <w:pPr>
+        <w:rPr>
+          <w:color w:val="000000" w:themeColor="text1"/>
+        </w:rPr>
+      </w:pPr>
+      <w:r>
+        <w:rPr>
+          <w:color w:val="000000" w:themeColor="text1"/>
+        </w:rPr>
+        <w:pict w14:anchorId="6B6196C1">
+          <v:rect id="_x0000_i1050" style="width:0;height:1.5pt" o:hralign="center" o:hrstd="t" o:hr="t" fillcolor="#a0a0a0" stroked="f"/>
         </w:pict>
       </w:r>
     </w:p>
@@ -4925,14 +7550,14 @@
           <w:bCs/>
           <w:color w:val="000000" w:themeColor="text1"/>
         </w:rPr>
-        <w:t>Scenario 2 – Payment Protection</w:t>
-      </w:r>
-    </w:p>
-    <w:p>
-      <w:pPr>
-        <w:numPr>
-          <w:ilvl w:val="0"/>
-          <w:numId w:val="10"/>
+        <w:t>Scenario 4 – Third-Party Service</w:t>
+      </w:r>
+    </w:p>
+    <w:p>
+      <w:pPr>
+        <w:numPr>
+          <w:ilvl w:val="0"/>
+          <w:numId w:val="24"/>
         </w:numPr>
         <w:rPr>
           <w:color w:val="000000" w:themeColor="text1"/>
@@ -4950,14 +7575,14 @@
         <w:rPr>
           <w:color w:val="000000" w:themeColor="text1"/>
         </w:rPr>
-        <w:t xml:space="preserve"> Customer </w:t>
-      </w:r>
-    </w:p>
-    <w:p>
-      <w:pPr>
-        <w:numPr>
-          <w:ilvl w:val="0"/>
-          <w:numId w:val="10"/>
+        <w:t xml:space="preserve"> Email service </w:t>
+      </w:r>
+    </w:p>
+    <w:p>
+      <w:pPr>
+        <w:numPr>
+          <w:ilvl w:val="0"/>
+          <w:numId w:val="24"/>
         </w:numPr>
         <w:rPr>
           <w:color w:val="000000" w:themeColor="text1"/>
@@ -4975,14 +7600,14 @@
         <w:rPr>
           <w:color w:val="000000" w:themeColor="text1"/>
         </w:rPr>
-        <w:t xml:space="preserve"> Makes payment </w:t>
-      </w:r>
-    </w:p>
-    <w:p>
-      <w:pPr>
-        <w:numPr>
-          <w:ilvl w:val="0"/>
-          <w:numId w:val="10"/>
+        <w:t xml:space="preserve"> Sends confirmation </w:t>
+      </w:r>
+    </w:p>
+    <w:p>
+      <w:pPr>
+        <w:numPr>
+          <w:ilvl w:val="0"/>
+          <w:numId w:val="24"/>
         </w:numPr>
         <w:rPr>
           <w:color w:val="000000" w:themeColor="text1"/>
@@ -5000,378 +7625,14 @@
         <w:rPr>
           <w:color w:val="000000" w:themeColor="text1"/>
         </w:rPr>
-        <w:t xml:space="preserve"> Payment processing </w:t>
-      </w:r>
-    </w:p>
-    <w:p>
-      <w:pPr>
-        <w:numPr>
-          <w:ilvl w:val="0"/>
-          <w:numId w:val="10"/>
-        </w:numPr>
-        <w:rPr>
-          <w:color w:val="000000" w:themeColor="text1"/>
-        </w:rPr>
-      </w:pPr>
-      <w:r>
-        <w:rPr>
-          <w:b/>
-          <w:bCs/>
-          <w:color w:val="000000" w:themeColor="text1"/>
-        </w:rPr>
-        <w:t>Artifact:</w:t>
-      </w:r>
-      <w:r>
-        <w:rPr>
-          <w:color w:val="000000" w:themeColor="text1"/>
-        </w:rPr>
-        <w:t xml:space="preserve"> Payment service </w:t>
-      </w:r>
-    </w:p>
-    <w:p>
-      <w:pPr>
-        <w:numPr>
-          <w:ilvl w:val="0"/>
-          <w:numId w:val="10"/>
-        </w:numPr>
-        <w:rPr>
-          <w:color w:val="000000" w:themeColor="text1"/>
-        </w:rPr>
-      </w:pPr>
-      <w:r>
-        <w:rPr>
-          <w:b/>
-          <w:bCs/>
-          <w:color w:val="000000" w:themeColor="text1"/>
-        </w:rPr>
-        <w:t>Response:</w:t>
-      </w:r>
-      <w:r>
-        <w:rPr>
-          <w:color w:val="000000" w:themeColor="text1"/>
-        </w:rPr>
-        <w:t xml:space="preserve"> Encrypts sensitive information </w:t>
-      </w:r>
-    </w:p>
-    <w:p>
-      <w:pPr>
-        <w:numPr>
-          <w:ilvl w:val="0"/>
-          <w:numId w:val="10"/>
-        </w:numPr>
-        <w:rPr>
-          <w:color w:val="000000" w:themeColor="text1"/>
-        </w:rPr>
-      </w:pPr>
-      <w:r>
-        <w:rPr>
-          <w:b/>
-          <w:bCs/>
-          <w:color w:val="000000" w:themeColor="text1"/>
-        </w:rPr>
-        <w:t>Response Measure:</w:t>
-      </w:r>
-      <w:r>
-        <w:rPr>
-          <w:color w:val="000000" w:themeColor="text1"/>
-        </w:rPr>
-        <w:t xml:space="preserve"> 100% of payment data encrypted. </w:t>
-      </w:r>
-    </w:p>
-    <w:p>
-      <w:pPr>
-        <w:rPr>
-          <w:color w:val="000000" w:themeColor="text1"/>
-        </w:rPr>
-      </w:pPr>
-      <w:r>
-        <w:rPr>
-          <w:color w:val="000000" w:themeColor="text1"/>
-        </w:rPr>
-        <w:pict w14:anchorId="099A89FA">
-          <v:rect id="_x0000_i1196" style="width:0;height:1.5pt" o:hralign="center" o:hrstd="t" o:hr="t" fillcolor="#a0a0a0" stroked="f"/>
-        </w:pict>
-      </w:r>
-    </w:p>
-    <w:p>
-      <w:pPr>
-        <w:rPr>
-          <w:b/>
-          <w:bCs/>
-          <w:color w:val="000000" w:themeColor="text1"/>
-        </w:rPr>
-      </w:pPr>
-      <w:r>
-        <w:rPr>
-          <w:b/>
-          <w:bCs/>
-          <w:color w:val="000000" w:themeColor="text1"/>
-        </w:rPr>
-        <w:t>Scenario 3 – Data Integrity</w:t>
-      </w:r>
-    </w:p>
-    <w:p>
-      <w:pPr>
-        <w:numPr>
-          <w:ilvl w:val="0"/>
-          <w:numId w:val="11"/>
-        </w:numPr>
-        <w:rPr>
-          <w:color w:val="000000" w:themeColor="text1"/>
-        </w:rPr>
-      </w:pPr>
-      <w:r>
-        <w:rPr>
-          <w:b/>
-          <w:bCs/>
-          <w:color w:val="000000" w:themeColor="text1"/>
-        </w:rPr>
-        <w:t>Source:</w:t>
-      </w:r>
-      <w:r>
-        <w:rPr>
-          <w:color w:val="000000" w:themeColor="text1"/>
-        </w:rPr>
-        <w:t xml:space="preserve"> Malicious actor </w:t>
-      </w:r>
-    </w:p>
-    <w:p>
-      <w:pPr>
-        <w:numPr>
-          <w:ilvl w:val="0"/>
-          <w:numId w:val="11"/>
-        </w:numPr>
-        <w:rPr>
-          <w:color w:val="000000" w:themeColor="text1"/>
-        </w:rPr>
-      </w:pPr>
-      <w:r>
-        <w:rPr>
-          <w:b/>
-          <w:bCs/>
-          <w:color w:val="000000" w:themeColor="text1"/>
-        </w:rPr>
-        <w:t>Stimulus:</w:t>
-      </w:r>
-      <w:r>
-        <w:rPr>
-          <w:color w:val="000000" w:themeColor="text1"/>
-        </w:rPr>
-        <w:t xml:space="preserve"> Attempts to modify order details </w:t>
-      </w:r>
-    </w:p>
-    <w:p>
-      <w:pPr>
-        <w:numPr>
-          <w:ilvl w:val="0"/>
-          <w:numId w:val="11"/>
-        </w:numPr>
-        <w:rPr>
-          <w:color w:val="000000" w:themeColor="text1"/>
-        </w:rPr>
-      </w:pPr>
-      <w:r>
-        <w:rPr>
-          <w:b/>
-          <w:bCs/>
-          <w:color w:val="000000" w:themeColor="text1"/>
-        </w:rPr>
-        <w:t>Environment:</w:t>
-      </w:r>
-      <w:r>
-        <w:rPr>
-          <w:color w:val="000000" w:themeColor="text1"/>
-        </w:rPr>
-        <w:t xml:space="preserve"> During processing </w:t>
-      </w:r>
-    </w:p>
-    <w:p>
-      <w:pPr>
-        <w:numPr>
-          <w:ilvl w:val="0"/>
-          <w:numId w:val="11"/>
-        </w:numPr>
-        <w:rPr>
-          <w:color w:val="000000" w:themeColor="text1"/>
-        </w:rPr>
-      </w:pPr>
-      <w:r>
-        <w:rPr>
-          <w:b/>
-          <w:bCs/>
-          <w:color w:val="000000" w:themeColor="text1"/>
-        </w:rPr>
-        <w:t>Artifact:</w:t>
-      </w:r>
-      <w:r>
-        <w:rPr>
-          <w:color w:val="000000" w:themeColor="text1"/>
-        </w:rPr>
-        <w:t xml:space="preserve"> Order database </w:t>
-      </w:r>
-    </w:p>
-    <w:p>
-      <w:pPr>
-        <w:numPr>
-          <w:ilvl w:val="0"/>
-          <w:numId w:val="11"/>
-        </w:numPr>
-        <w:rPr>
-          <w:color w:val="000000" w:themeColor="text1"/>
-        </w:rPr>
-      </w:pPr>
-      <w:r>
-        <w:rPr>
-          <w:b/>
-          <w:bCs/>
-          <w:color w:val="000000" w:themeColor="text1"/>
-        </w:rPr>
-        <w:t>Response:</w:t>
-      </w:r>
-      <w:r>
-        <w:rPr>
-          <w:color w:val="000000" w:themeColor="text1"/>
-        </w:rPr>
-        <w:t xml:space="preserve"> Rejects unauthorized modification </w:t>
-      </w:r>
-    </w:p>
-    <w:p>
-      <w:pPr>
-        <w:numPr>
-          <w:ilvl w:val="0"/>
-          <w:numId w:val="11"/>
-        </w:numPr>
-        <w:rPr>
-          <w:color w:val="000000" w:themeColor="text1"/>
-        </w:rPr>
-      </w:pPr>
-      <w:r>
-        <w:rPr>
-          <w:b/>
-          <w:bCs/>
-          <w:color w:val="000000" w:themeColor="text1"/>
-        </w:rPr>
-        <w:t>Response Measure:</w:t>
-      </w:r>
-      <w:r>
-        <w:rPr>
-          <w:color w:val="000000" w:themeColor="text1"/>
-        </w:rPr>
-        <w:t xml:space="preserve"> No unauthorized changes occur. </w:t>
-      </w:r>
-    </w:p>
-    <w:p>
-      <w:pPr>
-        <w:rPr>
-          <w:color w:val="000000" w:themeColor="text1"/>
-        </w:rPr>
-      </w:pPr>
-      <w:r>
-        <w:rPr>
-          <w:color w:val="000000" w:themeColor="text1"/>
-        </w:rPr>
-        <w:pict w14:anchorId="08ABFFA2">
-          <v:rect id="_x0000_i1197" style="width:0;height:1.5pt" o:hralign="center" o:hrstd="t" o:hr="t" fillcolor="#a0a0a0" stroked="f"/>
-        </w:pict>
-      </w:r>
-    </w:p>
-    <w:p>
-      <w:pPr>
-        <w:rPr>
-          <w:b/>
-          <w:bCs/>
-          <w:color w:val="000000" w:themeColor="text1"/>
-        </w:rPr>
-      </w:pPr>
-      <w:r>
-        <w:rPr>
-          <w:b/>
-          <w:bCs/>
-          <w:color w:val="000000" w:themeColor="text1"/>
-        </w:rPr>
-        <w:t>Scenario 4 – Accountability</w:t>
-      </w:r>
-    </w:p>
-    <w:p>
-      <w:pPr>
-        <w:numPr>
-          <w:ilvl w:val="0"/>
-          <w:numId w:val="12"/>
-        </w:numPr>
-        <w:rPr>
-          <w:color w:val="000000" w:themeColor="text1"/>
-        </w:rPr>
-      </w:pPr>
-      <w:r>
-        <w:rPr>
-          <w:b/>
-          <w:bCs/>
-          <w:color w:val="000000" w:themeColor="text1"/>
-        </w:rPr>
-        <w:t>Source:</w:t>
-      </w:r>
-      <w:r>
-        <w:rPr>
-          <w:color w:val="000000" w:themeColor="text1"/>
-        </w:rPr>
-        <w:t xml:space="preserve"> Administrator </w:t>
-      </w:r>
-    </w:p>
-    <w:p>
-      <w:pPr>
-        <w:numPr>
-          <w:ilvl w:val="0"/>
-          <w:numId w:val="12"/>
-        </w:numPr>
-        <w:rPr>
-          <w:color w:val="000000" w:themeColor="text1"/>
-        </w:rPr>
-      </w:pPr>
-      <w:r>
-        <w:rPr>
-          <w:b/>
-          <w:bCs/>
-          <w:color w:val="000000" w:themeColor="text1"/>
-        </w:rPr>
-        <w:t>Stimulus:</w:t>
-      </w:r>
-      <w:r>
-        <w:rPr>
-          <w:color w:val="000000" w:themeColor="text1"/>
-        </w:rPr>
-        <w:t xml:space="preserve"> Reviews audit logs </w:t>
-      </w:r>
-    </w:p>
-    <w:p>
-      <w:pPr>
-        <w:numPr>
-          <w:ilvl w:val="0"/>
-          <w:numId w:val="12"/>
-        </w:numPr>
-        <w:rPr>
-          <w:color w:val="000000" w:themeColor="text1"/>
-        </w:rPr>
-      </w:pPr>
-      <w:r>
-        <w:rPr>
-          <w:b/>
-          <w:bCs/>
-          <w:color w:val="000000" w:themeColor="text1"/>
-        </w:rPr>
-        <w:t>Environment:</w:t>
-      </w:r>
-      <w:r>
-        <w:rPr>
-          <w:color w:val="000000" w:themeColor="text1"/>
-        </w:rPr>
-        <w:t xml:space="preserve"> Security audit </w:t>
-      </w:r>
-    </w:p>
-    <w:p>
-      <w:pPr>
-        <w:numPr>
-          <w:ilvl w:val="0"/>
-          <w:numId w:val="12"/>
+        <w:t xml:space="preserve"> After order </w:t>
+      </w:r>
+    </w:p>
+    <w:p>
+      <w:pPr>
+        <w:numPr>
+          <w:ilvl w:val="0"/>
+          <w:numId w:val="24"/>
         </w:numPr>
         <w:rPr>
           <w:color w:val="000000" w:themeColor="text1"/>
@@ -5390,14 +7651,14 @@
         <w:rPr>
           <w:color w:val="000000" w:themeColor="text1"/>
         </w:rPr>
-        <w:t xml:space="preserve"> Logging service </w:t>
-      </w:r>
-    </w:p>
-    <w:p>
-      <w:pPr>
-        <w:numPr>
-          <w:ilvl w:val="0"/>
-          <w:numId w:val="12"/>
+        <w:t xml:space="preserve"> Notification service </w:t>
+      </w:r>
+    </w:p>
+    <w:p>
+      <w:pPr>
+        <w:numPr>
+          <w:ilvl w:val="0"/>
+          <w:numId w:val="24"/>
         </w:numPr>
         <w:rPr>
           <w:color w:val="000000" w:themeColor="text1"/>
@@ -5415,14 +7676,14 @@
         <w:rPr>
           <w:color w:val="000000" w:themeColor="text1"/>
         </w:rPr>
-        <w:t xml:space="preserve"> Displays complete activity history </w:t>
-      </w:r>
-    </w:p>
-    <w:p>
-      <w:pPr>
-        <w:numPr>
-          <w:ilvl w:val="0"/>
-          <w:numId w:val="12"/>
+        <w:t xml:space="preserve"> Delivers confirmation </w:t>
+      </w:r>
+    </w:p>
+    <w:p>
+      <w:pPr>
+        <w:numPr>
+          <w:ilvl w:val="0"/>
+          <w:numId w:val="24"/>
         </w:numPr>
         <w:rPr>
           <w:color w:val="000000" w:themeColor="text1"/>
@@ -5440,21 +7701,35 @@
         <w:rPr>
           <w:color w:val="000000" w:themeColor="text1"/>
         </w:rPr>
-        <w:t xml:space="preserve"> Every critical action is logged. </w:t>
-      </w:r>
-    </w:p>
-    <w:p>
-      <w:pPr>
-        <w:rPr>
-          <w:color w:val="000000" w:themeColor="text1"/>
-        </w:rPr>
-      </w:pPr>
-      <w:r>
-        <w:rPr>
-          <w:color w:val="000000" w:themeColor="text1"/>
-        </w:rPr>
-        <w:pict w14:anchorId="497AAC17">
-          <v:rect id="_x0000_i1198" style="width:0;height:1.5pt" o:hralign="center" o:hrstd="t" o:hr="t" fillcolor="#a0a0a0" stroked="f"/>
+        <w:t xml:space="preserve"> Email sent within </w:t>
+      </w:r>
+      <w:r>
+        <w:rPr>
+          <w:b/>
+          <w:bCs/>
+          <w:color w:val="000000" w:themeColor="text1"/>
+        </w:rPr>
+        <w:t>30 seconds</w:t>
+      </w:r>
+      <w:r>
+        <w:rPr>
+          <w:color w:val="000000" w:themeColor="text1"/>
+        </w:rPr>
+        <w:t xml:space="preserve">. </w:t>
+      </w:r>
+    </w:p>
+    <w:p>
+      <w:pPr>
+        <w:rPr>
+          <w:color w:val="000000" w:themeColor="text1"/>
+        </w:rPr>
+      </w:pPr>
+      <w:r>
+        <w:rPr>
+          <w:color w:val="000000" w:themeColor="text1"/>
+        </w:rPr>
+        <w:pict w14:anchorId="19E14D9F">
+          <v:rect id="_x0000_i1051" style="width:0;height:1.5pt" o:hralign="center" o:hrstd="t" o:hr="t" fillcolor="#a0a0a0" stroked="f"/>
         </w:pict>
       </w:r>
     </w:p>
@@ -5472,31 +7747,31 @@
           <w:bCs/>
           <w:color w:val="000000" w:themeColor="text1"/>
         </w:rPr>
-        <w:t>4. Maintainability</w:t>
-      </w:r>
-    </w:p>
-    <w:p>
-      <w:pPr>
-        <w:rPr>
-          <w:b/>
-          <w:bCs/>
-          <w:color w:val="000000" w:themeColor="text1"/>
-        </w:rPr>
-      </w:pPr>
-      <w:r>
-        <w:rPr>
-          <w:b/>
-          <w:bCs/>
-          <w:color w:val="000000" w:themeColor="text1"/>
-        </w:rPr>
-        <w:t>Scenario 1 – New Feature</w:t>
-      </w:r>
-    </w:p>
-    <w:p>
-      <w:pPr>
-        <w:numPr>
-          <w:ilvl w:val="0"/>
-          <w:numId w:val="13"/>
+        <w:t>7. Portability</w:t>
+      </w:r>
+    </w:p>
+    <w:p>
+      <w:pPr>
+        <w:rPr>
+          <w:b/>
+          <w:bCs/>
+          <w:color w:val="000000" w:themeColor="text1"/>
+        </w:rPr>
+      </w:pPr>
+      <w:r>
+        <w:rPr>
+          <w:b/>
+          <w:bCs/>
+          <w:color w:val="000000" w:themeColor="text1"/>
+        </w:rPr>
+        <w:t>Scenario 1 – Cloud Migration</w:t>
+      </w:r>
+    </w:p>
+    <w:p>
+      <w:pPr>
+        <w:numPr>
+          <w:ilvl w:val="0"/>
+          <w:numId w:val="25"/>
         </w:numPr>
         <w:rPr>
           <w:color w:val="000000" w:themeColor="text1"/>
@@ -5514,14 +7789,14 @@
         <w:rPr>
           <w:color w:val="000000" w:themeColor="text1"/>
         </w:rPr>
-        <w:t xml:space="preserve"> Developer </w:t>
-      </w:r>
-    </w:p>
-    <w:p>
-      <w:pPr>
-        <w:numPr>
-          <w:ilvl w:val="0"/>
-          <w:numId w:val="13"/>
+        <w:t xml:space="preserve"> Administrator </w:t>
+      </w:r>
+    </w:p>
+    <w:p>
+      <w:pPr>
+        <w:numPr>
+          <w:ilvl w:val="0"/>
+          <w:numId w:val="25"/>
         </w:numPr>
         <w:rPr>
           <w:color w:val="000000" w:themeColor="text1"/>
@@ -5539,14 +7814,14 @@
         <w:rPr>
           <w:color w:val="000000" w:themeColor="text1"/>
         </w:rPr>
-        <w:t xml:space="preserve"> Adds payment method </w:t>
-      </w:r>
-    </w:p>
-    <w:p>
-      <w:pPr>
-        <w:numPr>
-          <w:ilvl w:val="0"/>
-          <w:numId w:val="13"/>
+        <w:t xml:space="preserve"> Migrates application </w:t>
+      </w:r>
+    </w:p>
+    <w:p>
+      <w:pPr>
+        <w:numPr>
+          <w:ilvl w:val="0"/>
+          <w:numId w:val="25"/>
         </w:numPr>
         <w:rPr>
           <w:color w:val="000000" w:themeColor="text1"/>
@@ -5564,14 +7839,14 @@
         <w:rPr>
           <w:color w:val="000000" w:themeColor="text1"/>
         </w:rPr>
-        <w:t xml:space="preserve"> Software update </w:t>
-      </w:r>
-    </w:p>
-    <w:p>
-      <w:pPr>
-        <w:numPr>
-          <w:ilvl w:val="0"/>
-          <w:numId w:val="13"/>
+        <w:t xml:space="preserve"> Cloud deployment </w:t>
+      </w:r>
+    </w:p>
+    <w:p>
+      <w:pPr>
+        <w:numPr>
+          <w:ilvl w:val="0"/>
+          <w:numId w:val="25"/>
         </w:numPr>
         <w:rPr>
           <w:color w:val="000000" w:themeColor="text1"/>
@@ -5589,14 +7864,14 @@
         <w:rPr>
           <w:color w:val="000000" w:themeColor="text1"/>
         </w:rPr>
-        <w:t xml:space="preserve"> Payment module </w:t>
-      </w:r>
-    </w:p>
-    <w:p>
-      <w:pPr>
-        <w:numPr>
-          <w:ilvl w:val="0"/>
-          <w:numId w:val="13"/>
+        <w:t xml:space="preserve"> Web application </w:t>
+      </w:r>
+    </w:p>
+    <w:p>
+      <w:pPr>
+        <w:numPr>
+          <w:ilvl w:val="0"/>
+          <w:numId w:val="25"/>
         </w:numPr>
         <w:rPr>
           <w:color w:val="000000" w:themeColor="text1"/>
@@ -5614,14 +7889,14 @@
         <w:rPr>
           <w:color w:val="000000" w:themeColor="text1"/>
         </w:rPr>
-        <w:t xml:space="preserve"> Adds feature without affecting others </w:t>
-      </w:r>
-    </w:p>
-    <w:p>
-      <w:pPr>
-        <w:numPr>
-          <w:ilvl w:val="0"/>
-          <w:numId w:val="13"/>
+        <w:t xml:space="preserve"> Runs successfully </w:t>
+      </w:r>
+    </w:p>
+    <w:p>
+      <w:pPr>
+        <w:numPr>
+          <w:ilvl w:val="0"/>
+          <w:numId w:val="25"/>
         </w:numPr>
         <w:rPr>
           <w:color w:val="000000" w:themeColor="text1"/>
@@ -5639,21 +7914,21 @@
         <w:rPr>
           <w:color w:val="000000" w:themeColor="text1"/>
         </w:rPr>
-        <w:t xml:space="preserve"> Completed within one sprint. </w:t>
-      </w:r>
-    </w:p>
-    <w:p>
-      <w:pPr>
-        <w:rPr>
-          <w:color w:val="000000" w:themeColor="text1"/>
-        </w:rPr>
-      </w:pPr>
-      <w:r>
-        <w:rPr>
-          <w:color w:val="000000" w:themeColor="text1"/>
-        </w:rPr>
-        <w:pict w14:anchorId="0228B7B7">
-          <v:rect id="_x0000_i1199" style="width:0;height:1.5pt" o:hralign="center" o:hrstd="t" o:hr="t" fillcolor="#a0a0a0" stroked="f"/>
+        <w:t xml:space="preserve"> No code modifications required. </w:t>
+      </w:r>
+    </w:p>
+    <w:p>
+      <w:pPr>
+        <w:rPr>
+          <w:color w:val="000000" w:themeColor="text1"/>
+        </w:rPr>
+      </w:pPr>
+      <w:r>
+        <w:rPr>
+          <w:color w:val="000000" w:themeColor="text1"/>
+        </w:rPr>
+        <w:pict w14:anchorId="736B88A0">
+          <v:rect id="_x0000_i1052" style="width:0;height:1.5pt" o:hralign="center" o:hrstd="t" o:hr="t" fillcolor="#a0a0a0" stroked="f"/>
         </w:pict>
       </w:r>
     </w:p>
@@ -5671,14 +7946,14 @@
           <w:bCs/>
           <w:color w:val="000000" w:themeColor="text1"/>
         </w:rPr>
-        <w:t>Scenario 2 – Bug Fix</w:t>
-      </w:r>
-    </w:p>
-    <w:p>
-      <w:pPr>
-        <w:numPr>
-          <w:ilvl w:val="0"/>
-          <w:numId w:val="14"/>
+        <w:t>Scenario 2 – Browser Support</w:t>
+      </w:r>
+    </w:p>
+    <w:p>
+      <w:pPr>
+        <w:numPr>
+          <w:ilvl w:val="0"/>
+          <w:numId w:val="26"/>
         </w:numPr>
         <w:rPr>
           <w:color w:val="000000" w:themeColor="text1"/>
@@ -5696,14 +7971,14 @@
         <w:rPr>
           <w:color w:val="000000" w:themeColor="text1"/>
         </w:rPr>
-        <w:t xml:space="preserve"> Developer </w:t>
-      </w:r>
-    </w:p>
-    <w:p>
-      <w:pPr>
-        <w:numPr>
-          <w:ilvl w:val="0"/>
-          <w:numId w:val="14"/>
+        <w:t xml:space="preserve"> User </w:t>
+      </w:r>
+    </w:p>
+    <w:p>
+      <w:pPr>
+        <w:numPr>
+          <w:ilvl w:val="0"/>
+          <w:numId w:val="26"/>
         </w:numPr>
         <w:rPr>
           <w:color w:val="000000" w:themeColor="text1"/>
@@ -5721,14 +7996,14 @@
         <w:rPr>
           <w:color w:val="000000" w:themeColor="text1"/>
         </w:rPr>
-        <w:t xml:space="preserve"> Fixes reported bug </w:t>
-      </w:r>
-    </w:p>
-    <w:p>
-      <w:pPr>
-        <w:numPr>
-          <w:ilvl w:val="0"/>
-          <w:numId w:val="14"/>
+        <w:t xml:space="preserve"> Opens application in another browser </w:t>
+      </w:r>
+    </w:p>
+    <w:p>
+      <w:pPr>
+        <w:numPr>
+          <w:ilvl w:val="0"/>
+          <w:numId w:val="26"/>
         </w:numPr>
         <w:rPr>
           <w:color w:val="000000" w:themeColor="text1"/>
@@ -5746,14 +8021,14 @@
         <w:rPr>
           <w:color w:val="000000" w:themeColor="text1"/>
         </w:rPr>
-        <w:t xml:space="preserve"> Maintenance </w:t>
-      </w:r>
-    </w:p>
-    <w:p>
-      <w:pPr>
-        <w:numPr>
-          <w:ilvl w:val="0"/>
-          <w:numId w:val="14"/>
+        <w:t xml:space="preserve"> Normal operation </w:t>
+      </w:r>
+    </w:p>
+    <w:p>
+      <w:pPr>
+        <w:numPr>
+          <w:ilvl w:val="0"/>
+          <w:numId w:val="26"/>
         </w:numPr>
         <w:rPr>
           <w:color w:val="000000" w:themeColor="text1"/>
@@ -5771,14 +8046,14 @@
         <w:rPr>
           <w:color w:val="000000" w:themeColor="text1"/>
         </w:rPr>
-        <w:t xml:space="preserve"> Ordering service </w:t>
-      </w:r>
-    </w:p>
-    <w:p>
-      <w:pPr>
-        <w:numPr>
-          <w:ilvl w:val="0"/>
-          <w:numId w:val="14"/>
+        <w:t xml:space="preserve"> Frontend </w:t>
+      </w:r>
+    </w:p>
+    <w:p>
+      <w:pPr>
+        <w:numPr>
+          <w:ilvl w:val="0"/>
+          <w:numId w:val="26"/>
         </w:numPr>
         <w:rPr>
           <w:color w:val="000000" w:themeColor="text1"/>
@@ -5796,14 +8071,14 @@
         <w:rPr>
           <w:color w:val="000000" w:themeColor="text1"/>
         </w:rPr>
-        <w:t xml:space="preserve"> Corrects issue </w:t>
-      </w:r>
-    </w:p>
-    <w:p>
-      <w:pPr>
-        <w:numPr>
-          <w:ilvl w:val="0"/>
-          <w:numId w:val="14"/>
+        <w:t xml:space="preserve"> Functions correctly </w:t>
+      </w:r>
+    </w:p>
+    <w:p>
+      <w:pPr>
+        <w:numPr>
+          <w:ilvl w:val="0"/>
+          <w:numId w:val="26"/>
         </w:numPr>
         <w:rPr>
           <w:color w:val="000000" w:themeColor="text1"/>
@@ -5821,35 +8096,21 @@
         <w:rPr>
           <w:color w:val="000000" w:themeColor="text1"/>
         </w:rPr>
-        <w:t xml:space="preserve"> Fix deployed within </w:t>
-      </w:r>
-      <w:r>
-        <w:rPr>
-          <w:b/>
-          <w:bCs/>
-          <w:color w:val="000000" w:themeColor="text1"/>
-        </w:rPr>
-        <w:t>24 hours</w:t>
-      </w:r>
-      <w:r>
-        <w:rPr>
-          <w:color w:val="000000" w:themeColor="text1"/>
-        </w:rPr>
-        <w:t xml:space="preserve">. </w:t>
-      </w:r>
-    </w:p>
-    <w:p>
-      <w:pPr>
-        <w:rPr>
-          <w:color w:val="000000" w:themeColor="text1"/>
-        </w:rPr>
-      </w:pPr>
-      <w:r>
-        <w:rPr>
-          <w:color w:val="000000" w:themeColor="text1"/>
-        </w:rPr>
-        <w:pict w14:anchorId="6F1C9449">
-          <v:rect id="_x0000_i1200" style="width:0;height:1.5pt" o:hralign="center" o:hrstd="t" o:hr="t" fillcolor="#a0a0a0" stroked="f"/>
+        <w:t xml:space="preserve"> Works on Chrome, Firefox, Edge, and Safari. </w:t>
+      </w:r>
+    </w:p>
+    <w:p>
+      <w:pPr>
+        <w:rPr>
+          <w:color w:val="000000" w:themeColor="text1"/>
+        </w:rPr>
+      </w:pPr>
+      <w:r>
+        <w:rPr>
+          <w:color w:val="000000" w:themeColor="text1"/>
+        </w:rPr>
+        <w:pict w14:anchorId="7F656758">
+          <v:rect id="_x0000_i1053" style="width:0;height:1.5pt" o:hralign="center" o:hrstd="t" o:hr="t" fillcolor="#a0a0a0" stroked="f"/>
         </w:pict>
       </w:r>
     </w:p>
@@ -5867,14 +8128,14 @@
           <w:bCs/>
           <w:color w:val="000000" w:themeColor="text1"/>
         </w:rPr>
-        <w:t>Scenario 3 – Testing</w:t>
-      </w:r>
-    </w:p>
-    <w:p>
-      <w:pPr>
-        <w:numPr>
-          <w:ilvl w:val="0"/>
-          <w:numId w:val="15"/>
+        <w:t>Scenario 3 – Operating System</w:t>
+      </w:r>
+    </w:p>
+    <w:p>
+      <w:pPr>
+        <w:numPr>
+          <w:ilvl w:val="0"/>
+          <w:numId w:val="27"/>
         </w:numPr>
         <w:rPr>
           <w:color w:val="000000" w:themeColor="text1"/>
@@ -5892,14 +8153,14 @@
         <w:rPr>
           <w:color w:val="000000" w:themeColor="text1"/>
         </w:rPr>
-        <w:t xml:space="preserve"> QA Engineer </w:t>
-      </w:r>
-    </w:p>
-    <w:p>
-      <w:pPr>
-        <w:numPr>
-          <w:ilvl w:val="0"/>
-          <w:numId w:val="15"/>
+        <w:t xml:space="preserve"> Administrator </w:t>
+      </w:r>
+    </w:p>
+    <w:p>
+      <w:pPr>
+        <w:numPr>
+          <w:ilvl w:val="0"/>
+          <w:numId w:val="27"/>
         </w:numPr>
         <w:rPr>
           <w:color w:val="000000" w:themeColor="text1"/>
@@ -5917,14 +8178,14 @@
         <w:rPr>
           <w:color w:val="000000" w:themeColor="text1"/>
         </w:rPr>
-        <w:t xml:space="preserve"> Executes automated tests </w:t>
-      </w:r>
-    </w:p>
-    <w:p>
-      <w:pPr>
-        <w:numPr>
-          <w:ilvl w:val="0"/>
-          <w:numId w:val="15"/>
+        <w:t xml:space="preserve"> Deploys on Linux </w:t>
+      </w:r>
+    </w:p>
+    <w:p>
+      <w:pPr>
+        <w:numPr>
+          <w:ilvl w:val="0"/>
+          <w:numId w:val="27"/>
         </w:numPr>
         <w:rPr>
           <w:color w:val="000000" w:themeColor="text1"/>
@@ -5942,14 +8203,14 @@
         <w:rPr>
           <w:color w:val="000000" w:themeColor="text1"/>
         </w:rPr>
-        <w:t xml:space="preserve"> Before deployment </w:t>
-      </w:r>
-    </w:p>
-    <w:p>
-      <w:pPr>
-        <w:numPr>
-          <w:ilvl w:val="0"/>
-          <w:numId w:val="15"/>
+        <w:t xml:space="preserve"> Production </w:t>
+      </w:r>
+    </w:p>
+    <w:p>
+      <w:pPr>
+        <w:numPr>
+          <w:ilvl w:val="0"/>
+          <w:numId w:val="27"/>
         </w:numPr>
         <w:rPr>
           <w:color w:val="000000" w:themeColor="text1"/>
@@ -5967,14 +8228,14 @@
         <w:rPr>
           <w:color w:val="000000" w:themeColor="text1"/>
         </w:rPr>
-        <w:t xml:space="preserve"> Entire application </w:t>
-      </w:r>
-    </w:p>
-    <w:p>
-      <w:pPr>
-        <w:numPr>
-          <w:ilvl w:val="0"/>
-          <w:numId w:val="15"/>
+        <w:t xml:space="preserve"> Backend </w:t>
+      </w:r>
+    </w:p>
+    <w:p>
+      <w:pPr>
+        <w:numPr>
+          <w:ilvl w:val="0"/>
+          <w:numId w:val="27"/>
         </w:numPr>
         <w:rPr>
           <w:color w:val="000000" w:themeColor="text1"/>
@@ -5992,14 +8253,14 @@
         <w:rPr>
           <w:color w:val="000000" w:themeColor="text1"/>
         </w:rPr>
-        <w:t xml:space="preserve"> Runs tests successfully </w:t>
-      </w:r>
-    </w:p>
-    <w:p>
-      <w:pPr>
-        <w:numPr>
-          <w:ilvl w:val="0"/>
-          <w:numId w:val="15"/>
+        <w:t xml:space="preserve"> Operates normally </w:t>
+      </w:r>
+    </w:p>
+    <w:p>
+      <w:pPr>
+        <w:numPr>
+          <w:ilvl w:val="0"/>
+          <w:numId w:val="27"/>
         </w:numPr>
         <w:rPr>
           <w:color w:val="000000" w:themeColor="text1"/>
@@ -6017,35 +8278,21 @@
         <w:rPr>
           <w:color w:val="000000" w:themeColor="text1"/>
         </w:rPr>
-        <w:t xml:space="preserve"> </w:t>
-      </w:r>
-      <w:r>
-        <w:rPr>
-          <w:b/>
-          <w:bCs/>
-          <w:color w:val="000000" w:themeColor="text1"/>
-        </w:rPr>
-        <w:t>95% test coverage</w:t>
-      </w:r>
-      <w:r>
-        <w:rPr>
-          <w:color w:val="000000" w:themeColor="text1"/>
-        </w:rPr>
-        <w:t xml:space="preserve">. </w:t>
-      </w:r>
-    </w:p>
-    <w:p>
-      <w:pPr>
-        <w:rPr>
-          <w:color w:val="000000" w:themeColor="text1"/>
-        </w:rPr>
-      </w:pPr>
-      <w:r>
-        <w:rPr>
-          <w:color w:val="000000" w:themeColor="text1"/>
-        </w:rPr>
-        <w:pict w14:anchorId="3671A630">
-          <v:rect id="_x0000_i1201" style="width:0;height:1.5pt" o:hralign="center" o:hrstd="t" o:hr="t" fillcolor="#a0a0a0" stroked="f"/>
+        <w:t xml:space="preserve"> Deployment completed successfully. </w:t>
+      </w:r>
+    </w:p>
+    <w:p>
+      <w:pPr>
+        <w:rPr>
+          <w:color w:val="000000" w:themeColor="text1"/>
+        </w:rPr>
+      </w:pPr>
+      <w:r>
+        <w:rPr>
+          <w:color w:val="000000" w:themeColor="text1"/>
+        </w:rPr>
+        <w:pict w14:anchorId="703A99AB">
+          <v:rect id="_x0000_i1054" style="width:0;height:1.5pt" o:hralign="center" o:hrstd="t" o:hr="t" fillcolor="#a0a0a0" stroked="f"/>
         </w:pict>
       </w:r>
     </w:p>
@@ -6063,14 +8310,14 @@
           <w:bCs/>
           <w:color w:val="000000" w:themeColor="text1"/>
         </w:rPr>
-        <w:t>Scenario 4 – Module Replacement</w:t>
-      </w:r>
-    </w:p>
-    <w:p>
-      <w:pPr>
-        <w:numPr>
-          <w:ilvl w:val="0"/>
-          <w:numId w:val="16"/>
+        <w:t>Scenario 4 – Containerization</w:t>
+      </w:r>
+    </w:p>
+    <w:p>
+      <w:pPr>
+        <w:numPr>
+          <w:ilvl w:val="0"/>
+          <w:numId w:val="28"/>
         </w:numPr>
         <w:rPr>
           <w:color w:val="000000" w:themeColor="text1"/>
@@ -6088,14 +8335,14 @@
         <w:rPr>
           <w:color w:val="000000" w:themeColor="text1"/>
         </w:rPr>
-        <w:t xml:space="preserve"> Developer </w:t>
-      </w:r>
-    </w:p>
-    <w:p>
-      <w:pPr>
-        <w:numPr>
-          <w:ilvl w:val="0"/>
-          <w:numId w:val="16"/>
+        <w:t xml:space="preserve"> DevOps engineer </w:t>
+      </w:r>
+    </w:p>
+    <w:p>
+      <w:pPr>
+        <w:numPr>
+          <w:ilvl w:val="0"/>
+          <w:numId w:val="28"/>
         </w:numPr>
         <w:rPr>
           <w:color w:val="000000" w:themeColor="text1"/>
@@ -6113,14 +8360,14 @@
         <w:rPr>
           <w:color w:val="000000" w:themeColor="text1"/>
         </w:rPr>
-        <w:t xml:space="preserve"> Replaces notification service </w:t>
-      </w:r>
-    </w:p>
-    <w:p>
-      <w:pPr>
-        <w:numPr>
-          <w:ilvl w:val="0"/>
-          <w:numId w:val="16"/>
+        <w:t xml:space="preserve"> Deploys with Docker </w:t>
+      </w:r>
+    </w:p>
+    <w:p>
+      <w:pPr>
+        <w:numPr>
+          <w:ilvl w:val="0"/>
+          <w:numId w:val="28"/>
         </w:numPr>
         <w:rPr>
           <w:color w:val="000000" w:themeColor="text1"/>
@@ -6139,14 +8386,14 @@
         <w:rPr>
           <w:color w:val="000000" w:themeColor="text1"/>
         </w:rPr>
-        <w:t xml:space="preserve"> System upgrade </w:t>
-      </w:r>
-    </w:p>
-    <w:p>
-      <w:pPr>
-        <w:numPr>
-          <w:ilvl w:val="0"/>
-          <w:numId w:val="16"/>
+        <w:t xml:space="preserve"> CI/CD pipeline </w:t>
+      </w:r>
+    </w:p>
+    <w:p>
+      <w:pPr>
+        <w:numPr>
+          <w:ilvl w:val="0"/>
+          <w:numId w:val="28"/>
         </w:numPr>
         <w:rPr>
           <w:color w:val="000000" w:themeColor="text1"/>
@@ -6164,14 +8411,14 @@
         <w:rPr>
           <w:color w:val="000000" w:themeColor="text1"/>
         </w:rPr>
-        <w:t xml:space="preserve"> Notification module </w:t>
-      </w:r>
-    </w:p>
-    <w:p>
-      <w:pPr>
-        <w:numPr>
-          <w:ilvl w:val="0"/>
-          <w:numId w:val="16"/>
+        <w:t xml:space="preserve"> Application </w:t>
+      </w:r>
+    </w:p>
+    <w:p>
+      <w:pPr>
+        <w:numPr>
+          <w:ilvl w:val="0"/>
+          <w:numId w:val="28"/>
         </w:numPr>
         <w:rPr>
           <w:color w:val="000000" w:themeColor="text1"/>
@@ -6189,14 +8436,14 @@
         <w:rPr>
           <w:color w:val="000000" w:themeColor="text1"/>
         </w:rPr>
-        <w:t xml:space="preserve"> Replaces component without affecting others </w:t>
-      </w:r>
-    </w:p>
-    <w:p>
-      <w:pPr>
-        <w:numPr>
-          <w:ilvl w:val="0"/>
-          <w:numId w:val="16"/>
+        <w:t xml:space="preserve"> Starts successfully </w:t>
+      </w:r>
+    </w:p>
+    <w:p>
+      <w:pPr>
+        <w:numPr>
+          <w:ilvl w:val="0"/>
+          <w:numId w:val="28"/>
         </w:numPr>
         <w:rPr>
           <w:color w:val="000000" w:themeColor="text1"/>
@@ -6214,2286 +8461,6 @@
         <w:rPr>
           <w:color w:val="000000" w:themeColor="text1"/>
         </w:rPr>
-        <w:t xml:space="preserve"> No regression failures. </w:t>
-      </w:r>
-    </w:p>
-    <w:p>
-      <w:pPr>
-        <w:rPr>
-          <w:color w:val="000000" w:themeColor="text1"/>
-        </w:rPr>
-      </w:pPr>
-      <w:r>
-        <w:rPr>
-          <w:color w:val="000000" w:themeColor="text1"/>
-        </w:rPr>
-        <w:pict w14:anchorId="41015EF9">
-          <v:rect id="_x0000_i1202" style="width:0;height:1.5pt" o:hralign="center" o:hrstd="t" o:hr="t" fillcolor="#a0a0a0" stroked="f"/>
-        </w:pict>
-      </w:r>
-    </w:p>
-    <w:p>
-      <w:pPr>
-        <w:rPr>
-          <w:b/>
-          <w:bCs/>
-          <w:color w:val="000000" w:themeColor="text1"/>
-        </w:rPr>
-      </w:pPr>
-      <w:r>
-        <w:rPr>
-          <w:b/>
-          <w:bCs/>
-          <w:color w:val="000000" w:themeColor="text1"/>
-        </w:rPr>
-        <w:t>5. Usability</w:t>
-      </w:r>
-    </w:p>
-    <w:p>
-      <w:pPr>
-        <w:rPr>
-          <w:b/>
-          <w:bCs/>
-          <w:color w:val="000000" w:themeColor="text1"/>
-        </w:rPr>
-      </w:pPr>
-      <w:r>
-        <w:rPr>
-          <w:b/>
-          <w:bCs/>
-          <w:color w:val="000000" w:themeColor="text1"/>
-        </w:rPr>
-        <w:t>Scenario 1 – First-Time User</w:t>
-      </w:r>
-    </w:p>
-    <w:p>
-      <w:pPr>
-        <w:numPr>
-          <w:ilvl w:val="0"/>
-          <w:numId w:val="17"/>
-        </w:numPr>
-        <w:rPr>
-          <w:color w:val="000000" w:themeColor="text1"/>
-        </w:rPr>
-      </w:pPr>
-      <w:r>
-        <w:rPr>
-          <w:b/>
-          <w:bCs/>
-          <w:color w:val="000000" w:themeColor="text1"/>
-        </w:rPr>
-        <w:t>Source:</w:t>
-      </w:r>
-      <w:r>
-        <w:rPr>
-          <w:color w:val="000000" w:themeColor="text1"/>
-        </w:rPr>
-        <w:t xml:space="preserve"> New employee </w:t>
-      </w:r>
-    </w:p>
-    <w:p>
-      <w:pPr>
-        <w:numPr>
-          <w:ilvl w:val="0"/>
-          <w:numId w:val="17"/>
-        </w:numPr>
-        <w:rPr>
-          <w:color w:val="000000" w:themeColor="text1"/>
-        </w:rPr>
-      </w:pPr>
-      <w:r>
-        <w:rPr>
-          <w:b/>
-          <w:bCs/>
-          <w:color w:val="000000" w:themeColor="text1"/>
-        </w:rPr>
-        <w:t>Stimulus:</w:t>
-      </w:r>
-      <w:r>
-        <w:rPr>
-          <w:color w:val="000000" w:themeColor="text1"/>
-        </w:rPr>
-        <w:t xml:space="preserve"> Places first order </w:t>
-      </w:r>
-    </w:p>
-    <w:p>
-      <w:pPr>
-        <w:numPr>
-          <w:ilvl w:val="0"/>
-          <w:numId w:val="17"/>
-        </w:numPr>
-        <w:rPr>
-          <w:color w:val="000000" w:themeColor="text1"/>
-        </w:rPr>
-      </w:pPr>
-      <w:r>
-        <w:rPr>
-          <w:b/>
-          <w:bCs/>
-          <w:color w:val="000000" w:themeColor="text1"/>
-        </w:rPr>
-        <w:t>Environment:</w:t>
-      </w:r>
-      <w:r>
-        <w:rPr>
-          <w:color w:val="000000" w:themeColor="text1"/>
-        </w:rPr>
-        <w:t xml:space="preserve"> Normal operation </w:t>
-      </w:r>
-    </w:p>
-    <w:p>
-      <w:pPr>
-        <w:numPr>
-          <w:ilvl w:val="0"/>
-          <w:numId w:val="17"/>
-        </w:numPr>
-        <w:rPr>
-          <w:color w:val="000000" w:themeColor="text1"/>
-        </w:rPr>
-      </w:pPr>
-      <w:r>
-        <w:rPr>
-          <w:b/>
-          <w:bCs/>
-          <w:color w:val="000000" w:themeColor="text1"/>
-        </w:rPr>
-        <w:t>Artifact:</w:t>
-      </w:r>
-      <w:r>
-        <w:rPr>
-          <w:color w:val="000000" w:themeColor="text1"/>
-        </w:rPr>
-        <w:t xml:space="preserve"> User interface </w:t>
-      </w:r>
-    </w:p>
-    <w:p>
-      <w:pPr>
-        <w:numPr>
-          <w:ilvl w:val="0"/>
-          <w:numId w:val="17"/>
-        </w:numPr>
-        <w:rPr>
-          <w:color w:val="000000" w:themeColor="text1"/>
-        </w:rPr>
-      </w:pPr>
-      <w:r>
-        <w:rPr>
-          <w:b/>
-          <w:bCs/>
-          <w:color w:val="000000" w:themeColor="text1"/>
-        </w:rPr>
-        <w:t>Response:</w:t>
-      </w:r>
-      <w:r>
-        <w:rPr>
-          <w:color w:val="000000" w:themeColor="text1"/>
-        </w:rPr>
-        <w:t xml:space="preserve"> Completes task easily </w:t>
-      </w:r>
-    </w:p>
-    <w:p>
-      <w:pPr>
-        <w:numPr>
-          <w:ilvl w:val="0"/>
-          <w:numId w:val="17"/>
-        </w:numPr>
-        <w:rPr>
-          <w:color w:val="000000" w:themeColor="text1"/>
-        </w:rPr>
-      </w:pPr>
-      <w:r>
-        <w:rPr>
-          <w:b/>
-          <w:bCs/>
-          <w:color w:val="000000" w:themeColor="text1"/>
-        </w:rPr>
-        <w:t>Response Measure:</w:t>
-      </w:r>
-      <w:r>
-        <w:rPr>
-          <w:color w:val="000000" w:themeColor="text1"/>
-        </w:rPr>
-        <w:t xml:space="preserve"> Finishes within </w:t>
-      </w:r>
-      <w:r>
-        <w:rPr>
-          <w:b/>
-          <w:bCs/>
-          <w:color w:val="000000" w:themeColor="text1"/>
-        </w:rPr>
-        <w:t>3 minutes</w:t>
-      </w:r>
-      <w:r>
-        <w:rPr>
-          <w:color w:val="000000" w:themeColor="text1"/>
-        </w:rPr>
-        <w:t xml:space="preserve">. </w:t>
-      </w:r>
-    </w:p>
-    <w:p>
-      <w:pPr>
-        <w:rPr>
-          <w:color w:val="000000" w:themeColor="text1"/>
-        </w:rPr>
-      </w:pPr>
-      <w:r>
-        <w:rPr>
-          <w:color w:val="000000" w:themeColor="text1"/>
-        </w:rPr>
-        <w:pict w14:anchorId="6CA540A2">
-          <v:rect id="_x0000_i1203" style="width:0;height:1.5pt" o:hralign="center" o:hrstd="t" o:hr="t" fillcolor="#a0a0a0" stroked="f"/>
-        </w:pict>
-      </w:r>
-    </w:p>
-    <w:p>
-      <w:pPr>
-        <w:rPr>
-          <w:b/>
-          <w:bCs/>
-          <w:color w:val="000000" w:themeColor="text1"/>
-        </w:rPr>
-      </w:pPr>
-      <w:r>
-        <w:rPr>
-          <w:b/>
-          <w:bCs/>
-          <w:color w:val="000000" w:themeColor="text1"/>
-        </w:rPr>
-        <w:t>Scenario 2 – User Error</w:t>
-      </w:r>
-    </w:p>
-    <w:p>
-      <w:pPr>
-        <w:numPr>
-          <w:ilvl w:val="0"/>
-          <w:numId w:val="18"/>
-        </w:numPr>
-        <w:rPr>
-          <w:color w:val="000000" w:themeColor="text1"/>
-        </w:rPr>
-      </w:pPr>
-      <w:r>
-        <w:rPr>
-          <w:b/>
-          <w:bCs/>
-          <w:color w:val="000000" w:themeColor="text1"/>
-        </w:rPr>
-        <w:t>Source:</w:t>
-      </w:r>
-      <w:r>
-        <w:rPr>
-          <w:color w:val="000000" w:themeColor="text1"/>
-        </w:rPr>
-        <w:t xml:space="preserve"> Employee </w:t>
-      </w:r>
-    </w:p>
-    <w:p>
-      <w:pPr>
-        <w:numPr>
-          <w:ilvl w:val="0"/>
-          <w:numId w:val="18"/>
-        </w:numPr>
-        <w:rPr>
-          <w:color w:val="000000" w:themeColor="text1"/>
-        </w:rPr>
-      </w:pPr>
-      <w:r>
-        <w:rPr>
-          <w:b/>
-          <w:bCs/>
-          <w:color w:val="000000" w:themeColor="text1"/>
-        </w:rPr>
-        <w:t>Stimulus:</w:t>
-      </w:r>
-      <w:r>
-        <w:rPr>
-          <w:color w:val="000000" w:themeColor="text1"/>
-        </w:rPr>
-        <w:t xml:space="preserve"> Enters invalid quantity </w:t>
-      </w:r>
-    </w:p>
-    <w:p>
-      <w:pPr>
-        <w:numPr>
-          <w:ilvl w:val="0"/>
-          <w:numId w:val="18"/>
-        </w:numPr>
-        <w:rPr>
-          <w:color w:val="000000" w:themeColor="text1"/>
-        </w:rPr>
-      </w:pPr>
-      <w:r>
-        <w:rPr>
-          <w:b/>
-          <w:bCs/>
-          <w:color w:val="000000" w:themeColor="text1"/>
-        </w:rPr>
-        <w:t>Environment:</w:t>
-      </w:r>
-      <w:r>
-        <w:rPr>
-          <w:color w:val="000000" w:themeColor="text1"/>
-        </w:rPr>
-        <w:t xml:space="preserve"> Ordering </w:t>
-      </w:r>
-    </w:p>
-    <w:p>
-      <w:pPr>
-        <w:numPr>
-          <w:ilvl w:val="0"/>
-          <w:numId w:val="18"/>
-        </w:numPr>
-        <w:rPr>
-          <w:color w:val="000000" w:themeColor="text1"/>
-        </w:rPr>
-      </w:pPr>
-      <w:r>
-        <w:rPr>
-          <w:b/>
-          <w:bCs/>
-          <w:color w:val="000000" w:themeColor="text1"/>
-        </w:rPr>
-        <w:t>Artifact:</w:t>
-      </w:r>
-      <w:r>
-        <w:rPr>
-          <w:color w:val="000000" w:themeColor="text1"/>
-        </w:rPr>
-        <w:t xml:space="preserve"> Input form </w:t>
-      </w:r>
-    </w:p>
-    <w:p>
-      <w:pPr>
-        <w:numPr>
-          <w:ilvl w:val="0"/>
-          <w:numId w:val="18"/>
-        </w:numPr>
-        <w:rPr>
-          <w:color w:val="000000" w:themeColor="text1"/>
-        </w:rPr>
-      </w:pPr>
-      <w:r>
-        <w:rPr>
-          <w:b/>
-          <w:bCs/>
-          <w:color w:val="000000" w:themeColor="text1"/>
-        </w:rPr>
-        <w:t>Response:</w:t>
-      </w:r>
-      <w:r>
-        <w:rPr>
-          <w:color w:val="000000" w:themeColor="text1"/>
-        </w:rPr>
-        <w:t xml:space="preserve"> Displays validation message </w:t>
-      </w:r>
-    </w:p>
-    <w:p>
-      <w:pPr>
-        <w:numPr>
-          <w:ilvl w:val="0"/>
-          <w:numId w:val="18"/>
-        </w:numPr>
-        <w:rPr>
-          <w:color w:val="000000" w:themeColor="text1"/>
-        </w:rPr>
-      </w:pPr>
-      <w:r>
-        <w:rPr>
-          <w:b/>
-          <w:bCs/>
-          <w:color w:val="000000" w:themeColor="text1"/>
-        </w:rPr>
-        <w:t>Response Measure:</w:t>
-      </w:r>
-      <w:r>
-        <w:rPr>
-          <w:color w:val="000000" w:themeColor="text1"/>
-        </w:rPr>
-        <w:t xml:space="preserve"> Error identified immediately. </w:t>
-      </w:r>
-    </w:p>
-    <w:p>
-      <w:pPr>
-        <w:rPr>
-          <w:color w:val="000000" w:themeColor="text1"/>
-        </w:rPr>
-      </w:pPr>
-      <w:r>
-        <w:rPr>
-          <w:color w:val="000000" w:themeColor="text1"/>
-        </w:rPr>
-        <w:pict w14:anchorId="1AAD8050">
-          <v:rect id="_x0000_i1204" style="width:0;height:1.5pt" o:hralign="center" o:hrstd="t" o:hr="t" fillcolor="#a0a0a0" stroked="f"/>
-        </w:pict>
-      </w:r>
-    </w:p>
-    <w:p>
-      <w:pPr>
-        <w:rPr>
-          <w:b/>
-          <w:bCs/>
-          <w:color w:val="000000" w:themeColor="text1"/>
-        </w:rPr>
-      </w:pPr>
-      <w:r>
-        <w:rPr>
-          <w:b/>
-          <w:bCs/>
-          <w:color w:val="000000" w:themeColor="text1"/>
-        </w:rPr>
-        <w:t>Scenario 3 – Accessibility</w:t>
-      </w:r>
-    </w:p>
-    <w:p>
-      <w:pPr>
-        <w:numPr>
-          <w:ilvl w:val="0"/>
-          <w:numId w:val="19"/>
-        </w:numPr>
-        <w:rPr>
-          <w:color w:val="000000" w:themeColor="text1"/>
-        </w:rPr>
-      </w:pPr>
-      <w:r>
-        <w:rPr>
-          <w:b/>
-          <w:bCs/>
-          <w:color w:val="000000" w:themeColor="text1"/>
-        </w:rPr>
-        <w:t>Source:</w:t>
-      </w:r>
-      <w:r>
-        <w:rPr>
-          <w:color w:val="000000" w:themeColor="text1"/>
-        </w:rPr>
-        <w:t xml:space="preserve"> Visually impaired user </w:t>
-      </w:r>
-    </w:p>
-    <w:p>
-      <w:pPr>
-        <w:numPr>
-          <w:ilvl w:val="0"/>
-          <w:numId w:val="19"/>
-        </w:numPr>
-        <w:rPr>
-          <w:color w:val="000000" w:themeColor="text1"/>
-        </w:rPr>
-      </w:pPr>
-      <w:r>
-        <w:rPr>
-          <w:b/>
-          <w:bCs/>
-          <w:color w:val="000000" w:themeColor="text1"/>
-        </w:rPr>
-        <w:t>Stimulus:</w:t>
-      </w:r>
-      <w:r>
-        <w:rPr>
-          <w:color w:val="000000" w:themeColor="text1"/>
-        </w:rPr>
-        <w:t xml:space="preserve"> Uses screen reader </w:t>
-      </w:r>
-    </w:p>
-    <w:p>
-      <w:pPr>
-        <w:numPr>
-          <w:ilvl w:val="0"/>
-          <w:numId w:val="19"/>
-        </w:numPr>
-        <w:rPr>
-          <w:color w:val="000000" w:themeColor="text1"/>
-        </w:rPr>
-      </w:pPr>
-      <w:r>
-        <w:rPr>
-          <w:b/>
-          <w:bCs/>
-          <w:color w:val="000000" w:themeColor="text1"/>
-        </w:rPr>
-        <w:t>Environment:</w:t>
-      </w:r>
-      <w:r>
-        <w:rPr>
-          <w:color w:val="000000" w:themeColor="text1"/>
-        </w:rPr>
-        <w:t xml:space="preserve"> Normal operation </w:t>
-      </w:r>
-    </w:p>
-    <w:p>
-      <w:pPr>
-        <w:numPr>
-          <w:ilvl w:val="0"/>
-          <w:numId w:val="19"/>
-        </w:numPr>
-        <w:rPr>
-          <w:color w:val="000000" w:themeColor="text1"/>
-        </w:rPr>
-      </w:pPr>
-      <w:r>
-        <w:rPr>
-          <w:b/>
-          <w:bCs/>
-          <w:color w:val="000000" w:themeColor="text1"/>
-        </w:rPr>
-        <w:t>Artifact:</w:t>
-      </w:r>
-      <w:r>
-        <w:rPr>
-          <w:color w:val="000000" w:themeColor="text1"/>
-        </w:rPr>
-        <w:t xml:space="preserve"> Web interface </w:t>
-      </w:r>
-    </w:p>
-    <w:p>
-      <w:pPr>
-        <w:numPr>
-          <w:ilvl w:val="0"/>
-          <w:numId w:val="19"/>
-        </w:numPr>
-        <w:rPr>
-          <w:color w:val="000000" w:themeColor="text1"/>
-        </w:rPr>
-      </w:pPr>
-      <w:r>
-        <w:rPr>
-          <w:b/>
-          <w:bCs/>
-          <w:color w:val="000000" w:themeColor="text1"/>
-        </w:rPr>
-        <w:t>Response:</w:t>
-      </w:r>
-      <w:r>
-        <w:rPr>
-          <w:color w:val="000000" w:themeColor="text1"/>
-        </w:rPr>
-        <w:t xml:space="preserve"> Screen reader correctly reads content </w:t>
-      </w:r>
-    </w:p>
-    <w:p>
-      <w:pPr>
-        <w:numPr>
-          <w:ilvl w:val="0"/>
-          <w:numId w:val="19"/>
-        </w:numPr>
-        <w:rPr>
-          <w:color w:val="000000" w:themeColor="text1"/>
-        </w:rPr>
-      </w:pPr>
-      <w:r>
-        <w:rPr>
-          <w:b/>
-          <w:bCs/>
-          <w:color w:val="000000" w:themeColor="text1"/>
-        </w:rPr>
-        <w:t>Response Measure:</w:t>
-      </w:r>
-      <w:r>
-        <w:rPr>
-          <w:color w:val="000000" w:themeColor="text1"/>
-        </w:rPr>
-        <w:t xml:space="preserve"> Meets WCAG guidelines. </w:t>
-      </w:r>
-    </w:p>
-    <w:p>
-      <w:pPr>
-        <w:rPr>
-          <w:color w:val="000000" w:themeColor="text1"/>
-        </w:rPr>
-      </w:pPr>
-      <w:r>
-        <w:rPr>
-          <w:color w:val="000000" w:themeColor="text1"/>
-        </w:rPr>
-        <w:pict w14:anchorId="0D20417A">
-          <v:rect id="_x0000_i1205" style="width:0;height:1.5pt" o:hralign="center" o:hrstd="t" o:hr="t" fillcolor="#a0a0a0" stroked="f"/>
-        </w:pict>
-      </w:r>
-    </w:p>
-    <w:p>
-      <w:pPr>
-        <w:rPr>
-          <w:b/>
-          <w:bCs/>
-          <w:color w:val="000000" w:themeColor="text1"/>
-        </w:rPr>
-      </w:pPr>
-      <w:r>
-        <w:rPr>
-          <w:b/>
-          <w:bCs/>
-          <w:color w:val="000000" w:themeColor="text1"/>
-        </w:rPr>
-        <w:t>Scenario 4 – Learnability</w:t>
-      </w:r>
-    </w:p>
-    <w:p>
-      <w:pPr>
-        <w:numPr>
-          <w:ilvl w:val="0"/>
-          <w:numId w:val="20"/>
-        </w:numPr>
-        <w:rPr>
-          <w:color w:val="000000" w:themeColor="text1"/>
-        </w:rPr>
-      </w:pPr>
-      <w:r>
-        <w:rPr>
-          <w:b/>
-          <w:bCs/>
-          <w:color w:val="000000" w:themeColor="text1"/>
-        </w:rPr>
-        <w:t>Source:</w:t>
-      </w:r>
-      <w:r>
-        <w:rPr>
-          <w:color w:val="000000" w:themeColor="text1"/>
-        </w:rPr>
-        <w:t xml:space="preserve"> New employee </w:t>
-      </w:r>
-    </w:p>
-    <w:p>
-      <w:pPr>
-        <w:numPr>
-          <w:ilvl w:val="0"/>
-          <w:numId w:val="20"/>
-        </w:numPr>
-        <w:rPr>
-          <w:color w:val="000000" w:themeColor="text1"/>
-        </w:rPr>
-      </w:pPr>
-      <w:r>
-        <w:rPr>
-          <w:b/>
-          <w:bCs/>
-          <w:color w:val="000000" w:themeColor="text1"/>
-        </w:rPr>
-        <w:lastRenderedPageBreak/>
-        <w:t>Stimulus:</w:t>
-      </w:r>
-      <w:r>
-        <w:rPr>
-          <w:color w:val="000000" w:themeColor="text1"/>
-        </w:rPr>
-        <w:t xml:space="preserve"> Uses system for first time </w:t>
-      </w:r>
-    </w:p>
-    <w:p>
-      <w:pPr>
-        <w:numPr>
-          <w:ilvl w:val="0"/>
-          <w:numId w:val="20"/>
-        </w:numPr>
-        <w:rPr>
-          <w:color w:val="000000" w:themeColor="text1"/>
-        </w:rPr>
-      </w:pPr>
-      <w:r>
-        <w:rPr>
-          <w:b/>
-          <w:bCs/>
-          <w:color w:val="000000" w:themeColor="text1"/>
-        </w:rPr>
-        <w:t>Environment:</w:t>
-      </w:r>
-      <w:r>
-        <w:rPr>
-          <w:color w:val="000000" w:themeColor="text1"/>
-        </w:rPr>
-        <w:t xml:space="preserve"> Training </w:t>
-      </w:r>
-    </w:p>
-    <w:p>
-      <w:pPr>
-        <w:numPr>
-          <w:ilvl w:val="0"/>
-          <w:numId w:val="20"/>
-        </w:numPr>
-        <w:rPr>
-          <w:color w:val="000000" w:themeColor="text1"/>
-        </w:rPr>
-      </w:pPr>
-      <w:r>
-        <w:rPr>
-          <w:b/>
-          <w:bCs/>
-          <w:color w:val="000000" w:themeColor="text1"/>
-        </w:rPr>
-        <w:t>Artifact:</w:t>
-      </w:r>
-      <w:r>
-        <w:rPr>
-          <w:color w:val="000000" w:themeColor="text1"/>
-        </w:rPr>
-        <w:t xml:space="preserve"> Ordering application </w:t>
-      </w:r>
-    </w:p>
-    <w:p>
-      <w:pPr>
-        <w:numPr>
-          <w:ilvl w:val="0"/>
-          <w:numId w:val="20"/>
-        </w:numPr>
-        <w:rPr>
-          <w:color w:val="000000" w:themeColor="text1"/>
-        </w:rPr>
-      </w:pPr>
-      <w:r>
-        <w:rPr>
-          <w:b/>
-          <w:bCs/>
-          <w:color w:val="000000" w:themeColor="text1"/>
-        </w:rPr>
-        <w:t>Response:</w:t>
-      </w:r>
-      <w:r>
-        <w:rPr>
-          <w:color w:val="000000" w:themeColor="text1"/>
-        </w:rPr>
-        <w:t xml:space="preserve"> Learns navigation quickly </w:t>
-      </w:r>
-    </w:p>
-    <w:p>
-      <w:pPr>
-        <w:numPr>
-          <w:ilvl w:val="0"/>
-          <w:numId w:val="20"/>
-        </w:numPr>
-        <w:rPr>
-          <w:color w:val="000000" w:themeColor="text1"/>
-        </w:rPr>
-      </w:pPr>
-      <w:r>
-        <w:rPr>
-          <w:b/>
-          <w:bCs/>
-          <w:color w:val="000000" w:themeColor="text1"/>
-        </w:rPr>
-        <w:t>Response Measure:</w:t>
-      </w:r>
-      <w:r>
-        <w:rPr>
-          <w:color w:val="000000" w:themeColor="text1"/>
-        </w:rPr>
-        <w:t xml:space="preserve"> Performs all basic tasks without assistance. </w:t>
-      </w:r>
-    </w:p>
-    <w:p>
-      <w:pPr>
-        <w:rPr>
-          <w:color w:val="000000" w:themeColor="text1"/>
-        </w:rPr>
-      </w:pPr>
-      <w:r>
-        <w:rPr>
-          <w:color w:val="000000" w:themeColor="text1"/>
-        </w:rPr>
-        <w:pict w14:anchorId="297C9294">
-          <v:rect id="_x0000_i1206" style="width:0;height:1.5pt" o:hralign="center" o:hrstd="t" o:hr="t" fillcolor="#a0a0a0" stroked="f"/>
-        </w:pict>
-      </w:r>
-    </w:p>
-    <w:p>
-      <w:pPr>
-        <w:rPr>
-          <w:b/>
-          <w:bCs/>
-          <w:color w:val="000000" w:themeColor="text1"/>
-        </w:rPr>
-      </w:pPr>
-      <w:r>
-        <w:rPr>
-          <w:b/>
-          <w:bCs/>
-          <w:color w:val="000000" w:themeColor="text1"/>
-        </w:rPr>
-        <w:t>6. Compatibility</w:t>
-      </w:r>
-    </w:p>
-    <w:p>
-      <w:pPr>
-        <w:rPr>
-          <w:b/>
-          <w:bCs/>
-          <w:color w:val="000000" w:themeColor="text1"/>
-        </w:rPr>
-      </w:pPr>
-      <w:r>
-        <w:rPr>
-          <w:b/>
-          <w:bCs/>
-          <w:color w:val="000000" w:themeColor="text1"/>
-        </w:rPr>
-        <w:t>Scenario 1 – API Integration</w:t>
-      </w:r>
-    </w:p>
-    <w:p>
-      <w:pPr>
-        <w:numPr>
-          <w:ilvl w:val="0"/>
-          <w:numId w:val="21"/>
-        </w:numPr>
-        <w:rPr>
-          <w:color w:val="000000" w:themeColor="text1"/>
-        </w:rPr>
-      </w:pPr>
-      <w:r>
-        <w:rPr>
-          <w:b/>
-          <w:bCs/>
-          <w:color w:val="000000" w:themeColor="text1"/>
-        </w:rPr>
-        <w:t>Source:</w:t>
-      </w:r>
-      <w:r>
-        <w:rPr>
-          <w:color w:val="000000" w:themeColor="text1"/>
-        </w:rPr>
-        <w:t xml:space="preserve"> Restaurant POS </w:t>
-      </w:r>
-    </w:p>
-    <w:p>
-      <w:pPr>
-        <w:numPr>
-          <w:ilvl w:val="0"/>
-          <w:numId w:val="21"/>
-        </w:numPr>
-        <w:rPr>
-          <w:color w:val="000000" w:themeColor="text1"/>
-        </w:rPr>
-      </w:pPr>
-      <w:r>
-        <w:rPr>
-          <w:b/>
-          <w:bCs/>
-          <w:color w:val="000000" w:themeColor="text1"/>
-        </w:rPr>
-        <w:t>Stimulus:</w:t>
-      </w:r>
-      <w:r>
-        <w:rPr>
-          <w:color w:val="000000" w:themeColor="text1"/>
-        </w:rPr>
-        <w:t xml:space="preserve"> Requests orders </w:t>
-      </w:r>
-    </w:p>
-    <w:p>
-      <w:pPr>
-        <w:numPr>
-          <w:ilvl w:val="0"/>
-          <w:numId w:val="21"/>
-        </w:numPr>
-        <w:rPr>
-          <w:color w:val="000000" w:themeColor="text1"/>
-        </w:rPr>
-      </w:pPr>
-      <w:r>
-        <w:rPr>
-          <w:b/>
-          <w:bCs/>
-          <w:color w:val="000000" w:themeColor="text1"/>
-        </w:rPr>
-        <w:t>Environment:</w:t>
-      </w:r>
-      <w:r>
-        <w:rPr>
-          <w:color w:val="000000" w:themeColor="text1"/>
-        </w:rPr>
-        <w:t xml:space="preserve"> Normal operation </w:t>
-      </w:r>
-    </w:p>
-    <w:p>
-      <w:pPr>
-        <w:numPr>
-          <w:ilvl w:val="0"/>
-          <w:numId w:val="21"/>
-        </w:numPr>
-        <w:rPr>
-          <w:color w:val="000000" w:themeColor="text1"/>
-        </w:rPr>
-      </w:pPr>
-      <w:r>
-        <w:rPr>
-          <w:b/>
-          <w:bCs/>
-          <w:color w:val="000000" w:themeColor="text1"/>
-        </w:rPr>
-        <w:t>Artifact:</w:t>
-      </w:r>
-      <w:r>
-        <w:rPr>
-          <w:color w:val="000000" w:themeColor="text1"/>
-        </w:rPr>
-        <w:t xml:space="preserve"> REST API </w:t>
-      </w:r>
-    </w:p>
-    <w:p>
-      <w:pPr>
-        <w:numPr>
-          <w:ilvl w:val="0"/>
-          <w:numId w:val="21"/>
-        </w:numPr>
-        <w:rPr>
-          <w:color w:val="000000" w:themeColor="text1"/>
-        </w:rPr>
-      </w:pPr>
-      <w:r>
-        <w:rPr>
-          <w:b/>
-          <w:bCs/>
-          <w:color w:val="000000" w:themeColor="text1"/>
-        </w:rPr>
-        <w:t>Response:</w:t>
-      </w:r>
-      <w:r>
-        <w:rPr>
-          <w:color w:val="000000" w:themeColor="text1"/>
-        </w:rPr>
-        <w:t xml:space="preserve"> Exchanges data successfully </w:t>
-      </w:r>
-    </w:p>
-    <w:p>
-      <w:pPr>
-        <w:numPr>
-          <w:ilvl w:val="0"/>
-          <w:numId w:val="21"/>
-        </w:numPr>
-        <w:rPr>
-          <w:color w:val="000000" w:themeColor="text1"/>
-        </w:rPr>
-      </w:pPr>
-      <w:r>
-        <w:rPr>
-          <w:b/>
-          <w:bCs/>
-          <w:color w:val="000000" w:themeColor="text1"/>
-        </w:rPr>
-        <w:t>Response Measure:</w:t>
-      </w:r>
-      <w:r>
-        <w:rPr>
-          <w:color w:val="000000" w:themeColor="text1"/>
-        </w:rPr>
-        <w:t xml:space="preserve"> 100% successful data transfer. </w:t>
-      </w:r>
-    </w:p>
-    <w:p>
-      <w:pPr>
-        <w:rPr>
-          <w:color w:val="000000" w:themeColor="text1"/>
-        </w:rPr>
-      </w:pPr>
-      <w:r>
-        <w:rPr>
-          <w:color w:val="000000" w:themeColor="text1"/>
-        </w:rPr>
-        <w:pict w14:anchorId="2B100684">
-          <v:rect id="_x0000_i1207" style="width:0;height:1.5pt" o:hralign="center" o:hrstd="t" o:hr="t" fillcolor="#a0a0a0" stroked="f"/>
-        </w:pict>
-      </w:r>
-    </w:p>
-    <w:p>
-      <w:pPr>
-        <w:rPr>
-          <w:b/>
-          <w:bCs/>
-          <w:color w:val="000000" w:themeColor="text1"/>
-        </w:rPr>
-      </w:pPr>
-      <w:r>
-        <w:rPr>
-          <w:b/>
-          <w:bCs/>
-          <w:color w:val="000000" w:themeColor="text1"/>
-        </w:rPr>
-        <w:t>Scenario 2 – Payment Gateway</w:t>
-      </w:r>
-    </w:p>
-    <w:p>
-      <w:pPr>
-        <w:numPr>
-          <w:ilvl w:val="0"/>
-          <w:numId w:val="22"/>
-        </w:numPr>
-        <w:rPr>
-          <w:color w:val="000000" w:themeColor="text1"/>
-        </w:rPr>
-      </w:pPr>
-      <w:r>
-        <w:rPr>
-          <w:b/>
-          <w:bCs/>
-          <w:color w:val="000000" w:themeColor="text1"/>
-        </w:rPr>
-        <w:t>Source:</w:t>
-      </w:r>
-      <w:r>
-        <w:rPr>
-          <w:color w:val="000000" w:themeColor="text1"/>
-        </w:rPr>
-        <w:t xml:space="preserve"> Payment provider </w:t>
-      </w:r>
-    </w:p>
-    <w:p>
-      <w:pPr>
-        <w:numPr>
-          <w:ilvl w:val="0"/>
-          <w:numId w:val="22"/>
-        </w:numPr>
-        <w:rPr>
-          <w:color w:val="000000" w:themeColor="text1"/>
-        </w:rPr>
-      </w:pPr>
-      <w:r>
-        <w:rPr>
-          <w:b/>
-          <w:bCs/>
-          <w:color w:val="000000" w:themeColor="text1"/>
-        </w:rPr>
-        <w:t>Stimulus:</w:t>
-      </w:r>
-      <w:r>
-        <w:rPr>
-          <w:color w:val="000000" w:themeColor="text1"/>
-        </w:rPr>
-        <w:t xml:space="preserve"> Processes payment </w:t>
-      </w:r>
-    </w:p>
-    <w:p>
-      <w:pPr>
-        <w:numPr>
-          <w:ilvl w:val="0"/>
-          <w:numId w:val="22"/>
-        </w:numPr>
-        <w:rPr>
-          <w:color w:val="000000" w:themeColor="text1"/>
-        </w:rPr>
-      </w:pPr>
-      <w:r>
-        <w:rPr>
-          <w:b/>
-          <w:bCs/>
-          <w:color w:val="000000" w:themeColor="text1"/>
-        </w:rPr>
-        <w:t>Environment:</w:t>
-      </w:r>
-      <w:r>
-        <w:rPr>
-          <w:color w:val="000000" w:themeColor="text1"/>
-        </w:rPr>
-        <w:t xml:space="preserve"> Checkout </w:t>
-      </w:r>
-    </w:p>
-    <w:p>
-      <w:pPr>
-        <w:numPr>
-          <w:ilvl w:val="0"/>
-          <w:numId w:val="22"/>
-        </w:numPr>
-        <w:rPr>
-          <w:color w:val="000000" w:themeColor="text1"/>
-        </w:rPr>
-      </w:pPr>
-      <w:r>
-        <w:rPr>
-          <w:b/>
-          <w:bCs/>
-          <w:color w:val="000000" w:themeColor="text1"/>
-        </w:rPr>
-        <w:t>Artifact:</w:t>
-      </w:r>
-      <w:r>
-        <w:rPr>
-          <w:color w:val="000000" w:themeColor="text1"/>
-        </w:rPr>
-        <w:t xml:space="preserve"> Payment interface </w:t>
-      </w:r>
-    </w:p>
-    <w:p>
-      <w:pPr>
-        <w:numPr>
-          <w:ilvl w:val="0"/>
-          <w:numId w:val="22"/>
-        </w:numPr>
-        <w:rPr>
-          <w:color w:val="000000" w:themeColor="text1"/>
-        </w:rPr>
-      </w:pPr>
-      <w:r>
-        <w:rPr>
-          <w:b/>
-          <w:bCs/>
-          <w:color w:val="000000" w:themeColor="text1"/>
-        </w:rPr>
-        <w:t>Response:</w:t>
-      </w:r>
-      <w:r>
-        <w:rPr>
-          <w:color w:val="000000" w:themeColor="text1"/>
-        </w:rPr>
-        <w:t xml:space="preserve"> Communicates correctly </w:t>
-      </w:r>
-    </w:p>
-    <w:p>
-      <w:pPr>
-        <w:numPr>
-          <w:ilvl w:val="0"/>
-          <w:numId w:val="22"/>
-        </w:numPr>
-        <w:rPr>
-          <w:color w:val="000000" w:themeColor="text1"/>
-        </w:rPr>
-      </w:pPr>
-      <w:r>
-        <w:rPr>
-          <w:b/>
-          <w:bCs/>
-          <w:color w:val="000000" w:themeColor="text1"/>
-        </w:rPr>
-        <w:t>Response Measure:</w:t>
-      </w:r>
-      <w:r>
-        <w:rPr>
-          <w:color w:val="000000" w:themeColor="text1"/>
-        </w:rPr>
-        <w:t xml:space="preserve"> Payment completed within </w:t>
-      </w:r>
-      <w:r>
-        <w:rPr>
-          <w:b/>
-          <w:bCs/>
-          <w:color w:val="000000" w:themeColor="text1"/>
-        </w:rPr>
-        <w:t>5 seconds</w:t>
-      </w:r>
-      <w:r>
-        <w:rPr>
-          <w:color w:val="000000" w:themeColor="text1"/>
-        </w:rPr>
-        <w:t xml:space="preserve">. </w:t>
-      </w:r>
-    </w:p>
-    <w:p>
-      <w:pPr>
-        <w:rPr>
-          <w:color w:val="000000" w:themeColor="text1"/>
-        </w:rPr>
-      </w:pPr>
-      <w:r>
-        <w:rPr>
-          <w:color w:val="000000" w:themeColor="text1"/>
-        </w:rPr>
-        <w:pict w14:anchorId="20D6CC1F">
-          <v:rect id="_x0000_i1208" style="width:0;height:1.5pt" o:hralign="center" o:hrstd="t" o:hr="t" fillcolor="#a0a0a0" stroked="f"/>
-        </w:pict>
-      </w:r>
-    </w:p>
-    <w:p>
-      <w:pPr>
-        <w:rPr>
-          <w:b/>
-          <w:bCs/>
-          <w:color w:val="000000" w:themeColor="text1"/>
-        </w:rPr>
-      </w:pPr>
-      <w:r>
-        <w:rPr>
-          <w:b/>
-          <w:bCs/>
-          <w:color w:val="000000" w:themeColor="text1"/>
-        </w:rPr>
-        <w:t>Scenario 3 – Database</w:t>
-      </w:r>
-    </w:p>
-    <w:p>
-      <w:pPr>
-        <w:numPr>
-          <w:ilvl w:val="0"/>
-          <w:numId w:val="23"/>
-        </w:numPr>
-        <w:rPr>
-          <w:color w:val="000000" w:themeColor="text1"/>
-        </w:rPr>
-      </w:pPr>
-      <w:r>
-        <w:rPr>
-          <w:b/>
-          <w:bCs/>
-          <w:color w:val="000000" w:themeColor="text1"/>
-        </w:rPr>
-        <w:t>Source:</w:t>
-      </w:r>
-      <w:r>
-        <w:rPr>
-          <w:color w:val="000000" w:themeColor="text1"/>
-        </w:rPr>
-        <w:t xml:space="preserve"> External reporting tool </w:t>
-      </w:r>
-    </w:p>
-    <w:p>
-      <w:pPr>
-        <w:numPr>
-          <w:ilvl w:val="0"/>
-          <w:numId w:val="23"/>
-        </w:numPr>
-        <w:rPr>
-          <w:color w:val="000000" w:themeColor="text1"/>
-        </w:rPr>
-      </w:pPr>
-      <w:r>
-        <w:rPr>
-          <w:b/>
-          <w:bCs/>
-          <w:color w:val="000000" w:themeColor="text1"/>
-        </w:rPr>
-        <w:t>Stimulus:</w:t>
-      </w:r>
-      <w:r>
-        <w:rPr>
-          <w:color w:val="000000" w:themeColor="text1"/>
-        </w:rPr>
-        <w:t xml:space="preserve"> Retrieves reports </w:t>
-      </w:r>
-    </w:p>
-    <w:p>
-      <w:pPr>
-        <w:numPr>
-          <w:ilvl w:val="0"/>
-          <w:numId w:val="23"/>
-        </w:numPr>
-        <w:rPr>
-          <w:color w:val="000000" w:themeColor="text1"/>
-        </w:rPr>
-      </w:pPr>
-      <w:r>
-        <w:rPr>
-          <w:b/>
-          <w:bCs/>
-          <w:color w:val="000000" w:themeColor="text1"/>
-        </w:rPr>
-        <w:t>Environment:</w:t>
-      </w:r>
-      <w:r>
-        <w:rPr>
-          <w:color w:val="000000" w:themeColor="text1"/>
-        </w:rPr>
-        <w:t xml:space="preserve"> Daily reporting </w:t>
-      </w:r>
-    </w:p>
-    <w:p>
-      <w:pPr>
-        <w:numPr>
-          <w:ilvl w:val="0"/>
-          <w:numId w:val="23"/>
-        </w:numPr>
-        <w:rPr>
-          <w:color w:val="000000" w:themeColor="text1"/>
-        </w:rPr>
-      </w:pPr>
-      <w:r>
-        <w:rPr>
-          <w:b/>
-          <w:bCs/>
-          <w:color w:val="000000" w:themeColor="text1"/>
-        </w:rPr>
-        <w:t>Artifact:</w:t>
-      </w:r>
-      <w:r>
-        <w:rPr>
-          <w:color w:val="000000" w:themeColor="text1"/>
-        </w:rPr>
-        <w:t xml:space="preserve"> Database </w:t>
-      </w:r>
-    </w:p>
-    <w:p>
-      <w:pPr>
-        <w:numPr>
-          <w:ilvl w:val="0"/>
-          <w:numId w:val="23"/>
-        </w:numPr>
-        <w:rPr>
-          <w:color w:val="000000" w:themeColor="text1"/>
-        </w:rPr>
-      </w:pPr>
-      <w:r>
-        <w:rPr>
-          <w:b/>
-          <w:bCs/>
-          <w:color w:val="000000" w:themeColor="text1"/>
-        </w:rPr>
-        <w:t>Response:</w:t>
-      </w:r>
-      <w:r>
-        <w:rPr>
-          <w:color w:val="000000" w:themeColor="text1"/>
-        </w:rPr>
-        <w:t xml:space="preserve"> Returns compatible data </w:t>
-      </w:r>
-    </w:p>
-    <w:p>
-      <w:pPr>
-        <w:numPr>
-          <w:ilvl w:val="0"/>
-          <w:numId w:val="23"/>
-        </w:numPr>
-        <w:rPr>
-          <w:color w:val="000000" w:themeColor="text1"/>
-        </w:rPr>
-      </w:pPr>
-      <w:r>
-        <w:rPr>
-          <w:b/>
-          <w:bCs/>
-          <w:color w:val="000000" w:themeColor="text1"/>
-        </w:rPr>
-        <w:t>Response Measure:</w:t>
-      </w:r>
-      <w:r>
-        <w:rPr>
-          <w:color w:val="000000" w:themeColor="text1"/>
-        </w:rPr>
-        <w:t xml:space="preserve"> Reports generated successfully. </w:t>
-      </w:r>
-    </w:p>
-    <w:p>
-      <w:pPr>
-        <w:rPr>
-          <w:color w:val="000000" w:themeColor="text1"/>
-        </w:rPr>
-      </w:pPr>
-      <w:r>
-        <w:rPr>
-          <w:color w:val="000000" w:themeColor="text1"/>
-        </w:rPr>
-        <w:pict w14:anchorId="6B6196C1">
-          <v:rect id="_x0000_i1209" style="width:0;height:1.5pt" o:hralign="center" o:hrstd="t" o:hr="t" fillcolor="#a0a0a0" stroked="f"/>
-        </w:pict>
-      </w:r>
-    </w:p>
-    <w:p>
-      <w:pPr>
-        <w:rPr>
-          <w:b/>
-          <w:bCs/>
-          <w:color w:val="000000" w:themeColor="text1"/>
-        </w:rPr>
-      </w:pPr>
-      <w:r>
-        <w:rPr>
-          <w:b/>
-          <w:bCs/>
-          <w:color w:val="000000" w:themeColor="text1"/>
-        </w:rPr>
-        <w:t>Scenario 4 – Third-Party Service</w:t>
-      </w:r>
-    </w:p>
-    <w:p>
-      <w:pPr>
-        <w:numPr>
-          <w:ilvl w:val="0"/>
-          <w:numId w:val="24"/>
-        </w:numPr>
-        <w:rPr>
-          <w:color w:val="000000" w:themeColor="text1"/>
-        </w:rPr>
-      </w:pPr>
-      <w:r>
-        <w:rPr>
-          <w:b/>
-          <w:bCs/>
-          <w:color w:val="000000" w:themeColor="text1"/>
-        </w:rPr>
-        <w:lastRenderedPageBreak/>
-        <w:t>Source:</w:t>
-      </w:r>
-      <w:r>
-        <w:rPr>
-          <w:color w:val="000000" w:themeColor="text1"/>
-        </w:rPr>
-        <w:t xml:space="preserve"> Email service </w:t>
-      </w:r>
-    </w:p>
-    <w:p>
-      <w:pPr>
-        <w:numPr>
-          <w:ilvl w:val="0"/>
-          <w:numId w:val="24"/>
-        </w:numPr>
-        <w:rPr>
-          <w:color w:val="000000" w:themeColor="text1"/>
-        </w:rPr>
-      </w:pPr>
-      <w:r>
-        <w:rPr>
-          <w:b/>
-          <w:bCs/>
-          <w:color w:val="000000" w:themeColor="text1"/>
-        </w:rPr>
-        <w:t>Stimulus:</w:t>
-      </w:r>
-      <w:r>
-        <w:rPr>
-          <w:color w:val="000000" w:themeColor="text1"/>
-        </w:rPr>
-        <w:t xml:space="preserve"> Sends confirmation </w:t>
-      </w:r>
-    </w:p>
-    <w:p>
-      <w:pPr>
-        <w:numPr>
-          <w:ilvl w:val="0"/>
-          <w:numId w:val="24"/>
-        </w:numPr>
-        <w:rPr>
-          <w:color w:val="000000" w:themeColor="text1"/>
-        </w:rPr>
-      </w:pPr>
-      <w:r>
-        <w:rPr>
-          <w:b/>
-          <w:bCs/>
-          <w:color w:val="000000" w:themeColor="text1"/>
-        </w:rPr>
-        <w:t>Environment:</w:t>
-      </w:r>
-      <w:r>
-        <w:rPr>
-          <w:color w:val="000000" w:themeColor="text1"/>
-        </w:rPr>
-        <w:t xml:space="preserve"> After order </w:t>
-      </w:r>
-    </w:p>
-    <w:p>
-      <w:pPr>
-        <w:numPr>
-          <w:ilvl w:val="0"/>
-          <w:numId w:val="24"/>
-        </w:numPr>
-        <w:rPr>
-          <w:color w:val="000000" w:themeColor="text1"/>
-        </w:rPr>
-      </w:pPr>
-      <w:r>
-        <w:rPr>
-          <w:b/>
-          <w:bCs/>
-          <w:color w:val="000000" w:themeColor="text1"/>
-        </w:rPr>
-        <w:t>Artifact:</w:t>
-      </w:r>
-      <w:r>
-        <w:rPr>
-          <w:color w:val="000000" w:themeColor="text1"/>
-        </w:rPr>
-        <w:t xml:space="preserve"> Notification service </w:t>
-      </w:r>
-    </w:p>
-    <w:p>
-      <w:pPr>
-        <w:numPr>
-          <w:ilvl w:val="0"/>
-          <w:numId w:val="24"/>
-        </w:numPr>
-        <w:rPr>
-          <w:color w:val="000000" w:themeColor="text1"/>
-        </w:rPr>
-      </w:pPr>
-      <w:r>
-        <w:rPr>
-          <w:b/>
-          <w:bCs/>
-          <w:color w:val="000000" w:themeColor="text1"/>
-        </w:rPr>
-        <w:t>Response:</w:t>
-      </w:r>
-      <w:r>
-        <w:rPr>
-          <w:color w:val="000000" w:themeColor="text1"/>
-        </w:rPr>
-        <w:t xml:space="preserve"> Delivers confirmation </w:t>
-      </w:r>
-    </w:p>
-    <w:p>
-      <w:pPr>
-        <w:numPr>
-          <w:ilvl w:val="0"/>
-          <w:numId w:val="24"/>
-        </w:numPr>
-        <w:rPr>
-          <w:color w:val="000000" w:themeColor="text1"/>
-        </w:rPr>
-      </w:pPr>
-      <w:r>
-        <w:rPr>
-          <w:b/>
-          <w:bCs/>
-          <w:color w:val="000000" w:themeColor="text1"/>
-        </w:rPr>
-        <w:t>Response Measure:</w:t>
-      </w:r>
-      <w:r>
-        <w:rPr>
-          <w:color w:val="000000" w:themeColor="text1"/>
-        </w:rPr>
-        <w:t xml:space="preserve"> Email sent within </w:t>
-      </w:r>
-      <w:r>
-        <w:rPr>
-          <w:b/>
-          <w:bCs/>
-          <w:color w:val="000000" w:themeColor="text1"/>
-        </w:rPr>
-        <w:t>30 seconds</w:t>
-      </w:r>
-      <w:r>
-        <w:rPr>
-          <w:color w:val="000000" w:themeColor="text1"/>
-        </w:rPr>
-        <w:t xml:space="preserve">. </w:t>
-      </w:r>
-    </w:p>
-    <w:p>
-      <w:pPr>
-        <w:rPr>
-          <w:color w:val="000000" w:themeColor="text1"/>
-        </w:rPr>
-      </w:pPr>
-      <w:r>
-        <w:rPr>
-          <w:color w:val="000000" w:themeColor="text1"/>
-        </w:rPr>
-        <w:pict w14:anchorId="19E14D9F">
-          <v:rect id="_x0000_i1210" style="width:0;height:1.5pt" o:hralign="center" o:hrstd="t" o:hr="t" fillcolor="#a0a0a0" stroked="f"/>
-        </w:pict>
-      </w:r>
-    </w:p>
-    <w:p>
-      <w:pPr>
-        <w:rPr>
-          <w:b/>
-          <w:bCs/>
-          <w:color w:val="000000" w:themeColor="text1"/>
-        </w:rPr>
-      </w:pPr>
-      <w:r>
-        <w:rPr>
-          <w:b/>
-          <w:bCs/>
-          <w:color w:val="000000" w:themeColor="text1"/>
-        </w:rPr>
-        <w:t>7. Portability</w:t>
-      </w:r>
-    </w:p>
-    <w:p>
-      <w:pPr>
-        <w:rPr>
-          <w:b/>
-          <w:bCs/>
-          <w:color w:val="000000" w:themeColor="text1"/>
-        </w:rPr>
-      </w:pPr>
-      <w:r>
-        <w:rPr>
-          <w:b/>
-          <w:bCs/>
-          <w:color w:val="000000" w:themeColor="text1"/>
-        </w:rPr>
-        <w:t>Scenario 1 – Cloud Migration</w:t>
-      </w:r>
-    </w:p>
-    <w:p>
-      <w:pPr>
-        <w:numPr>
-          <w:ilvl w:val="0"/>
-          <w:numId w:val="25"/>
-        </w:numPr>
-        <w:rPr>
-          <w:color w:val="000000" w:themeColor="text1"/>
-        </w:rPr>
-      </w:pPr>
-      <w:r>
-        <w:rPr>
-          <w:b/>
-          <w:bCs/>
-          <w:color w:val="000000" w:themeColor="text1"/>
-        </w:rPr>
-        <w:t>Source:</w:t>
-      </w:r>
-      <w:r>
-        <w:rPr>
-          <w:color w:val="000000" w:themeColor="text1"/>
-        </w:rPr>
-        <w:t xml:space="preserve"> Administrator </w:t>
-      </w:r>
-    </w:p>
-    <w:p>
-      <w:pPr>
-        <w:numPr>
-          <w:ilvl w:val="0"/>
-          <w:numId w:val="25"/>
-        </w:numPr>
-        <w:rPr>
-          <w:color w:val="000000" w:themeColor="text1"/>
-        </w:rPr>
-      </w:pPr>
-      <w:r>
-        <w:rPr>
-          <w:b/>
-          <w:bCs/>
-          <w:color w:val="000000" w:themeColor="text1"/>
-        </w:rPr>
-        <w:t>Stimulus:</w:t>
-      </w:r>
-      <w:r>
-        <w:rPr>
-          <w:color w:val="000000" w:themeColor="text1"/>
-        </w:rPr>
-        <w:t xml:space="preserve"> Migrates application </w:t>
-      </w:r>
-    </w:p>
-    <w:p>
-      <w:pPr>
-        <w:numPr>
-          <w:ilvl w:val="0"/>
-          <w:numId w:val="25"/>
-        </w:numPr>
-        <w:rPr>
-          <w:color w:val="000000" w:themeColor="text1"/>
-        </w:rPr>
-      </w:pPr>
-      <w:r>
-        <w:rPr>
-          <w:b/>
-          <w:bCs/>
-          <w:color w:val="000000" w:themeColor="text1"/>
-        </w:rPr>
-        <w:t>Environment:</w:t>
-      </w:r>
-      <w:r>
-        <w:rPr>
-          <w:color w:val="000000" w:themeColor="text1"/>
-        </w:rPr>
-        <w:t xml:space="preserve"> Cloud deployment </w:t>
-      </w:r>
-    </w:p>
-    <w:p>
-      <w:pPr>
-        <w:numPr>
-          <w:ilvl w:val="0"/>
-          <w:numId w:val="25"/>
-        </w:numPr>
-        <w:rPr>
-          <w:color w:val="000000" w:themeColor="text1"/>
-        </w:rPr>
-      </w:pPr>
-      <w:r>
-        <w:rPr>
-          <w:b/>
-          <w:bCs/>
-          <w:color w:val="000000" w:themeColor="text1"/>
-        </w:rPr>
-        <w:t>Artifact:</w:t>
-      </w:r>
-      <w:r>
-        <w:rPr>
-          <w:color w:val="000000" w:themeColor="text1"/>
-        </w:rPr>
-        <w:t xml:space="preserve"> Web application </w:t>
-      </w:r>
-    </w:p>
-    <w:p>
-      <w:pPr>
-        <w:numPr>
-          <w:ilvl w:val="0"/>
-          <w:numId w:val="25"/>
-        </w:numPr>
-        <w:rPr>
-          <w:color w:val="000000" w:themeColor="text1"/>
-        </w:rPr>
-      </w:pPr>
-      <w:r>
-        <w:rPr>
-          <w:b/>
-          <w:bCs/>
-          <w:color w:val="000000" w:themeColor="text1"/>
-        </w:rPr>
-        <w:t>Response:</w:t>
-      </w:r>
-      <w:r>
-        <w:rPr>
-          <w:color w:val="000000" w:themeColor="text1"/>
-        </w:rPr>
-        <w:t xml:space="preserve"> Runs successfully </w:t>
-      </w:r>
-    </w:p>
-    <w:p>
-      <w:pPr>
-        <w:numPr>
-          <w:ilvl w:val="0"/>
-          <w:numId w:val="25"/>
-        </w:numPr>
-        <w:rPr>
-          <w:color w:val="000000" w:themeColor="text1"/>
-        </w:rPr>
-      </w:pPr>
-      <w:r>
-        <w:rPr>
-          <w:b/>
-          <w:bCs/>
-          <w:color w:val="000000" w:themeColor="text1"/>
-        </w:rPr>
-        <w:t>Response Measure:</w:t>
-      </w:r>
-      <w:r>
-        <w:rPr>
-          <w:color w:val="000000" w:themeColor="text1"/>
-        </w:rPr>
-        <w:t xml:space="preserve"> No code modifications required. </w:t>
-      </w:r>
-    </w:p>
-    <w:p>
-      <w:pPr>
-        <w:rPr>
-          <w:color w:val="000000" w:themeColor="text1"/>
-        </w:rPr>
-      </w:pPr>
-      <w:r>
-        <w:rPr>
-          <w:color w:val="000000" w:themeColor="text1"/>
-        </w:rPr>
-        <w:pict w14:anchorId="736B88A0">
-          <v:rect id="_x0000_i1211" style="width:0;height:1.5pt" o:hralign="center" o:hrstd="t" o:hr="t" fillcolor="#a0a0a0" stroked="f"/>
-        </w:pict>
-      </w:r>
-    </w:p>
-    <w:p>
-      <w:pPr>
-        <w:rPr>
-          <w:b/>
-          <w:bCs/>
-          <w:color w:val="000000" w:themeColor="text1"/>
-        </w:rPr>
-      </w:pPr>
-      <w:r>
-        <w:rPr>
-          <w:b/>
-          <w:bCs/>
-          <w:color w:val="000000" w:themeColor="text1"/>
-        </w:rPr>
-        <w:t>Scenario 2 – Browser Support</w:t>
-      </w:r>
-    </w:p>
-    <w:p>
-      <w:pPr>
-        <w:numPr>
-          <w:ilvl w:val="0"/>
-          <w:numId w:val="26"/>
-        </w:numPr>
-        <w:rPr>
-          <w:color w:val="000000" w:themeColor="text1"/>
-        </w:rPr>
-      </w:pPr>
-      <w:r>
-        <w:rPr>
-          <w:b/>
-          <w:bCs/>
-          <w:color w:val="000000" w:themeColor="text1"/>
-        </w:rPr>
-        <w:t>Source:</w:t>
-      </w:r>
-      <w:r>
-        <w:rPr>
-          <w:color w:val="000000" w:themeColor="text1"/>
-        </w:rPr>
-        <w:t xml:space="preserve"> User </w:t>
-      </w:r>
-    </w:p>
-    <w:p>
-      <w:pPr>
-        <w:numPr>
-          <w:ilvl w:val="0"/>
-          <w:numId w:val="26"/>
-        </w:numPr>
-        <w:rPr>
-          <w:color w:val="000000" w:themeColor="text1"/>
-        </w:rPr>
-      </w:pPr>
-      <w:r>
-        <w:rPr>
-          <w:b/>
-          <w:bCs/>
-          <w:color w:val="000000" w:themeColor="text1"/>
-        </w:rPr>
-        <w:t>Stimulus:</w:t>
-      </w:r>
-      <w:r>
-        <w:rPr>
-          <w:color w:val="000000" w:themeColor="text1"/>
-        </w:rPr>
-        <w:t xml:space="preserve"> Opens application in another browser </w:t>
-      </w:r>
-    </w:p>
-    <w:p>
-      <w:pPr>
-        <w:numPr>
-          <w:ilvl w:val="0"/>
-          <w:numId w:val="26"/>
-        </w:numPr>
-        <w:rPr>
-          <w:color w:val="000000" w:themeColor="text1"/>
-        </w:rPr>
-      </w:pPr>
-      <w:r>
-        <w:rPr>
-          <w:b/>
-          <w:bCs/>
-          <w:color w:val="000000" w:themeColor="text1"/>
-        </w:rPr>
-        <w:t>Environment:</w:t>
-      </w:r>
-      <w:r>
-        <w:rPr>
-          <w:color w:val="000000" w:themeColor="text1"/>
-        </w:rPr>
-        <w:t xml:space="preserve"> Normal operation </w:t>
-      </w:r>
-    </w:p>
-    <w:p>
-      <w:pPr>
-        <w:numPr>
-          <w:ilvl w:val="0"/>
-          <w:numId w:val="26"/>
-        </w:numPr>
-        <w:rPr>
-          <w:color w:val="000000" w:themeColor="text1"/>
-        </w:rPr>
-      </w:pPr>
-      <w:r>
-        <w:rPr>
-          <w:b/>
-          <w:bCs/>
-          <w:color w:val="000000" w:themeColor="text1"/>
-        </w:rPr>
-        <w:t>Artifact:</w:t>
-      </w:r>
-      <w:r>
-        <w:rPr>
-          <w:color w:val="000000" w:themeColor="text1"/>
-        </w:rPr>
-        <w:t xml:space="preserve"> Frontend </w:t>
-      </w:r>
-    </w:p>
-    <w:p>
-      <w:pPr>
-        <w:numPr>
-          <w:ilvl w:val="0"/>
-          <w:numId w:val="26"/>
-        </w:numPr>
-        <w:rPr>
-          <w:color w:val="000000" w:themeColor="text1"/>
-        </w:rPr>
-      </w:pPr>
-      <w:r>
-        <w:rPr>
-          <w:b/>
-          <w:bCs/>
-          <w:color w:val="000000" w:themeColor="text1"/>
-        </w:rPr>
-        <w:t>Response:</w:t>
-      </w:r>
-      <w:r>
-        <w:rPr>
-          <w:color w:val="000000" w:themeColor="text1"/>
-        </w:rPr>
-        <w:t xml:space="preserve"> Functions correctly </w:t>
-      </w:r>
-    </w:p>
-    <w:p>
-      <w:pPr>
-        <w:numPr>
-          <w:ilvl w:val="0"/>
-          <w:numId w:val="26"/>
-        </w:numPr>
-        <w:rPr>
-          <w:color w:val="000000" w:themeColor="text1"/>
-        </w:rPr>
-      </w:pPr>
-      <w:r>
-        <w:rPr>
-          <w:b/>
-          <w:bCs/>
-          <w:color w:val="000000" w:themeColor="text1"/>
-        </w:rPr>
-        <w:t>Response Measure:</w:t>
-      </w:r>
-      <w:r>
-        <w:rPr>
-          <w:color w:val="000000" w:themeColor="text1"/>
-        </w:rPr>
-        <w:t xml:space="preserve"> Works on Chrome, Firefox, Edge, and Safari. </w:t>
-      </w:r>
-    </w:p>
-    <w:p>
-      <w:pPr>
-        <w:rPr>
-          <w:color w:val="000000" w:themeColor="text1"/>
-        </w:rPr>
-      </w:pPr>
-      <w:r>
-        <w:rPr>
-          <w:color w:val="000000" w:themeColor="text1"/>
-        </w:rPr>
-        <w:pict w14:anchorId="7F656758">
-          <v:rect id="_x0000_i1212" style="width:0;height:1.5pt" o:hralign="center" o:hrstd="t" o:hr="t" fillcolor="#a0a0a0" stroked="f"/>
-        </w:pict>
-      </w:r>
-    </w:p>
-    <w:p>
-      <w:pPr>
-        <w:rPr>
-          <w:b/>
-          <w:bCs/>
-          <w:color w:val="000000" w:themeColor="text1"/>
-        </w:rPr>
-      </w:pPr>
-      <w:r>
-        <w:rPr>
-          <w:b/>
-          <w:bCs/>
-          <w:color w:val="000000" w:themeColor="text1"/>
-        </w:rPr>
-        <w:t>Scenario 3 – Operating System</w:t>
-      </w:r>
-    </w:p>
-    <w:p>
-      <w:pPr>
-        <w:numPr>
-          <w:ilvl w:val="0"/>
-          <w:numId w:val="27"/>
-        </w:numPr>
-        <w:rPr>
-          <w:color w:val="000000" w:themeColor="text1"/>
-        </w:rPr>
-      </w:pPr>
-      <w:r>
-        <w:rPr>
-          <w:b/>
-          <w:bCs/>
-          <w:color w:val="000000" w:themeColor="text1"/>
-        </w:rPr>
-        <w:t>Source:</w:t>
-      </w:r>
-      <w:r>
-        <w:rPr>
-          <w:color w:val="000000" w:themeColor="text1"/>
-        </w:rPr>
-        <w:t xml:space="preserve"> Administrator </w:t>
-      </w:r>
-    </w:p>
-    <w:p>
-      <w:pPr>
-        <w:numPr>
-          <w:ilvl w:val="0"/>
-          <w:numId w:val="27"/>
-        </w:numPr>
-        <w:rPr>
-          <w:color w:val="000000" w:themeColor="text1"/>
-        </w:rPr>
-      </w:pPr>
-      <w:r>
-        <w:rPr>
-          <w:b/>
-          <w:bCs/>
-          <w:color w:val="000000" w:themeColor="text1"/>
-        </w:rPr>
-        <w:t>Stimulus:</w:t>
-      </w:r>
-      <w:r>
-        <w:rPr>
-          <w:color w:val="000000" w:themeColor="text1"/>
-        </w:rPr>
-        <w:t xml:space="preserve"> Deploys on Linux </w:t>
-      </w:r>
-    </w:p>
-    <w:p>
-      <w:pPr>
-        <w:numPr>
-          <w:ilvl w:val="0"/>
-          <w:numId w:val="27"/>
-        </w:numPr>
-        <w:rPr>
-          <w:color w:val="000000" w:themeColor="text1"/>
-        </w:rPr>
-      </w:pPr>
-      <w:r>
-        <w:rPr>
-          <w:b/>
-          <w:bCs/>
-          <w:color w:val="000000" w:themeColor="text1"/>
-        </w:rPr>
-        <w:t>Environment:</w:t>
-      </w:r>
-      <w:r>
-        <w:rPr>
-          <w:color w:val="000000" w:themeColor="text1"/>
-        </w:rPr>
-        <w:t xml:space="preserve"> Production </w:t>
-      </w:r>
-    </w:p>
-    <w:p>
-      <w:pPr>
-        <w:numPr>
-          <w:ilvl w:val="0"/>
-          <w:numId w:val="27"/>
-        </w:numPr>
-        <w:rPr>
-          <w:color w:val="000000" w:themeColor="text1"/>
-        </w:rPr>
-      </w:pPr>
-      <w:r>
-        <w:rPr>
-          <w:b/>
-          <w:bCs/>
-          <w:color w:val="000000" w:themeColor="text1"/>
-        </w:rPr>
-        <w:t>Artifact:</w:t>
-      </w:r>
-      <w:r>
-        <w:rPr>
-          <w:color w:val="000000" w:themeColor="text1"/>
-        </w:rPr>
-        <w:t xml:space="preserve"> Backend </w:t>
-      </w:r>
-    </w:p>
-    <w:p>
-      <w:pPr>
-        <w:numPr>
-          <w:ilvl w:val="0"/>
-          <w:numId w:val="27"/>
-        </w:numPr>
-        <w:rPr>
-          <w:color w:val="000000" w:themeColor="text1"/>
-        </w:rPr>
-      </w:pPr>
-      <w:r>
-        <w:rPr>
-          <w:b/>
-          <w:bCs/>
-          <w:color w:val="000000" w:themeColor="text1"/>
-        </w:rPr>
-        <w:t>Response:</w:t>
-      </w:r>
-      <w:r>
-        <w:rPr>
-          <w:color w:val="000000" w:themeColor="text1"/>
-        </w:rPr>
-        <w:t xml:space="preserve"> Operates normally </w:t>
-      </w:r>
-    </w:p>
-    <w:p>
-      <w:pPr>
-        <w:numPr>
-          <w:ilvl w:val="0"/>
-          <w:numId w:val="27"/>
-        </w:numPr>
-        <w:rPr>
-          <w:color w:val="000000" w:themeColor="text1"/>
-        </w:rPr>
-      </w:pPr>
-      <w:r>
-        <w:rPr>
-          <w:b/>
-          <w:bCs/>
-          <w:color w:val="000000" w:themeColor="text1"/>
-        </w:rPr>
-        <w:t>Response Measure:</w:t>
-      </w:r>
-      <w:r>
-        <w:rPr>
-          <w:color w:val="000000" w:themeColor="text1"/>
-        </w:rPr>
-        <w:t xml:space="preserve"> Deployment completed successfully. </w:t>
-      </w:r>
-    </w:p>
-    <w:p>
-      <w:pPr>
-        <w:rPr>
-          <w:color w:val="000000" w:themeColor="text1"/>
-        </w:rPr>
-      </w:pPr>
-      <w:r>
-        <w:rPr>
-          <w:color w:val="000000" w:themeColor="text1"/>
-        </w:rPr>
-        <w:pict w14:anchorId="703A99AB">
-          <v:rect id="_x0000_i1213" style="width:0;height:1.5pt" o:hralign="center" o:hrstd="t" o:hr="t" fillcolor="#a0a0a0" stroked="f"/>
-        </w:pict>
-      </w:r>
-    </w:p>
-    <w:p>
-      <w:pPr>
-        <w:rPr>
-          <w:b/>
-          <w:bCs/>
-          <w:color w:val="000000" w:themeColor="text1"/>
-        </w:rPr>
-      </w:pPr>
-      <w:r>
-        <w:rPr>
-          <w:b/>
-          <w:bCs/>
-          <w:color w:val="000000" w:themeColor="text1"/>
-        </w:rPr>
-        <w:lastRenderedPageBreak/>
-        <w:t>Scenario 4 – Containerization</w:t>
-      </w:r>
-    </w:p>
-    <w:p>
-      <w:pPr>
-        <w:numPr>
-          <w:ilvl w:val="0"/>
-          <w:numId w:val="28"/>
-        </w:numPr>
-        <w:rPr>
-          <w:color w:val="000000" w:themeColor="text1"/>
-        </w:rPr>
-      </w:pPr>
-      <w:r>
-        <w:rPr>
-          <w:b/>
-          <w:bCs/>
-          <w:color w:val="000000" w:themeColor="text1"/>
-        </w:rPr>
-        <w:t>Source:</w:t>
-      </w:r>
-      <w:r>
-        <w:rPr>
-          <w:color w:val="000000" w:themeColor="text1"/>
-        </w:rPr>
-        <w:t xml:space="preserve"> DevOps engineer </w:t>
-      </w:r>
-    </w:p>
-    <w:p>
-      <w:pPr>
-        <w:numPr>
-          <w:ilvl w:val="0"/>
-          <w:numId w:val="28"/>
-        </w:numPr>
-        <w:rPr>
-          <w:color w:val="000000" w:themeColor="text1"/>
-        </w:rPr>
-      </w:pPr>
-      <w:r>
-        <w:rPr>
-          <w:b/>
-          <w:bCs/>
-          <w:color w:val="000000" w:themeColor="text1"/>
-        </w:rPr>
-        <w:t>Stimulus:</w:t>
-      </w:r>
-      <w:r>
-        <w:rPr>
-          <w:color w:val="000000" w:themeColor="text1"/>
-        </w:rPr>
-        <w:t xml:space="preserve"> Deploys with Docker </w:t>
-      </w:r>
-    </w:p>
-    <w:p>
-      <w:pPr>
-        <w:numPr>
-          <w:ilvl w:val="0"/>
-          <w:numId w:val="28"/>
-        </w:numPr>
-        <w:rPr>
-          <w:color w:val="000000" w:themeColor="text1"/>
-        </w:rPr>
-      </w:pPr>
-      <w:r>
-        <w:rPr>
-          <w:b/>
-          <w:bCs/>
-          <w:color w:val="000000" w:themeColor="text1"/>
-        </w:rPr>
-        <w:t>Environment:</w:t>
-      </w:r>
-      <w:r>
-        <w:rPr>
-          <w:color w:val="000000" w:themeColor="text1"/>
-        </w:rPr>
-        <w:t xml:space="preserve"> CI/CD pipeline </w:t>
-      </w:r>
-    </w:p>
-    <w:p>
-      <w:pPr>
-        <w:numPr>
-          <w:ilvl w:val="0"/>
-          <w:numId w:val="28"/>
-        </w:numPr>
-        <w:rPr>
-          <w:color w:val="000000" w:themeColor="text1"/>
-        </w:rPr>
-      </w:pPr>
-      <w:r>
-        <w:rPr>
-          <w:b/>
-          <w:bCs/>
-          <w:color w:val="000000" w:themeColor="text1"/>
-        </w:rPr>
-        <w:t>Artifact:</w:t>
-      </w:r>
-      <w:r>
-        <w:rPr>
-          <w:color w:val="000000" w:themeColor="text1"/>
-        </w:rPr>
-        <w:t xml:space="preserve"> Application </w:t>
-      </w:r>
-    </w:p>
-    <w:p>
-      <w:pPr>
-        <w:numPr>
-          <w:ilvl w:val="0"/>
-          <w:numId w:val="28"/>
-        </w:numPr>
-        <w:rPr>
-          <w:color w:val="000000" w:themeColor="text1"/>
-        </w:rPr>
-      </w:pPr>
-      <w:r>
-        <w:rPr>
-          <w:b/>
-          <w:bCs/>
-          <w:color w:val="000000" w:themeColor="text1"/>
-        </w:rPr>
-        <w:t>Response:</w:t>
-      </w:r>
-      <w:r>
-        <w:rPr>
-          <w:color w:val="000000" w:themeColor="text1"/>
-        </w:rPr>
-        <w:t xml:space="preserve"> Starts successfully </w:t>
-      </w:r>
-    </w:p>
-    <w:p>
-      <w:pPr>
-        <w:numPr>
-          <w:ilvl w:val="0"/>
-          <w:numId w:val="28"/>
-        </w:numPr>
-        <w:rPr>
-          <w:color w:val="000000" w:themeColor="text1"/>
-        </w:rPr>
-      </w:pPr>
-      <w:r>
-        <w:rPr>
-          <w:b/>
-          <w:bCs/>
-          <w:color w:val="000000" w:themeColor="text1"/>
-        </w:rPr>
-        <w:t>Response Measure:</w:t>
-      </w:r>
-      <w:r>
-        <w:rPr>
-          <w:color w:val="000000" w:themeColor="text1"/>
-        </w:rPr>
         <w:t xml:space="preserve"> Deployment finishes within </w:t>
       </w:r>
       <w:r>
@@ -8552,7 +8519,49 @@
         <w:rPr>
           <w:color w:val="000000" w:themeColor="text1"/>
         </w:rPr>
-        <w:t>When writing a scenario we should focus on changeability like upgrading to a new OS, or changing the entire environment. And replaceability. So change the system env or replace the components.</w:t>
+        <w:t xml:space="preserve">When writing a </w:t>
+      </w:r>
+      <w:proofErr w:type="gramStart"/>
+      <w:r>
+        <w:rPr>
+          <w:color w:val="000000" w:themeColor="text1"/>
+        </w:rPr>
+        <w:t>scenario</w:t>
+      </w:r>
+      <w:proofErr w:type="gramEnd"/>
+      <w:r>
+        <w:rPr>
+          <w:color w:val="000000" w:themeColor="text1"/>
+        </w:rPr>
+        <w:t xml:space="preserve"> we should focus on changeability like upgrading to a new </w:t>
+      </w:r>
+      <w:proofErr w:type="gramStart"/>
+      <w:r>
+        <w:rPr>
+          <w:color w:val="000000" w:themeColor="text1"/>
+        </w:rPr>
+        <w:t>OS, or</w:t>
+      </w:r>
+      <w:proofErr w:type="gramEnd"/>
+      <w:r>
+        <w:rPr>
+          <w:color w:val="000000" w:themeColor="text1"/>
+        </w:rPr>
+        <w:t xml:space="preserve"> changing the entire environment. And replaceability. </w:t>
+      </w:r>
+      <w:proofErr w:type="gramStart"/>
+      <w:r>
+        <w:rPr>
+          <w:color w:val="000000" w:themeColor="text1"/>
+        </w:rPr>
+        <w:t>So</w:t>
+      </w:r>
+      <w:proofErr w:type="gramEnd"/>
+      <w:r>
+        <w:rPr>
+          <w:color w:val="000000" w:themeColor="text1"/>
+        </w:rPr>
+        <w:t xml:space="preserve"> change the system env or replace the components.</w:t>
       </w:r>
     </w:p>
     <w:p>
@@ -8582,7 +8591,21 @@
         <w:rPr>
           <w:color w:val="000000" w:themeColor="text1"/>
         </w:rPr>
-        <w:t xml:space="preserve">We focus about changing the code, and testing it. </w:t>
+        <w:t xml:space="preserve">We focus about changing the </w:t>
+      </w:r>
+      <w:proofErr w:type="gramStart"/>
+      <w:r>
+        <w:rPr>
+          <w:color w:val="000000" w:themeColor="text1"/>
+        </w:rPr>
+        <w:t>code, and</w:t>
+      </w:r>
+      <w:proofErr w:type="gramEnd"/>
+      <w:r>
+        <w:rPr>
+          <w:color w:val="000000" w:themeColor="text1"/>
+        </w:rPr>
+        <w:t xml:space="preserve"> testing it. </w:t>
       </w:r>
     </w:p>
     <w:sectPr>
@@ -13458,6 +13481,7 @@
   <w:style w:type="character" w:default="1" w:styleId="DefaultParagraphFont">
     <w:name w:val="Default Paragraph Font"/>
     <w:uiPriority w:val="1"/>
+    <w:semiHidden/>
     <w:unhideWhenUsed/>
   </w:style>
   <w:style w:type="table" w:default="1" w:styleId="TableNormal">
